--- a/pr-preview/pr-341/bootstrap-handout-tracked-changes.docx
+++ b/pr-preview/pr-341/bootstrap-handout-tracked-changes.docx
@@ -16,7 +16,7 @@
       </w:pPr>
       <w:del w:id="1" w:author="PR Preview" w:date="2026-01-01T00:00:00Z">
         <w:r>
-          <w:delText xml:space="preserve">Last modified: 2026-10-18 13:22:01 (PDT)</w:delText>
+          <w:delText xml:space="preserve">Last modified: 2026-10-18 14:21:43 (PDT)</w:delText>
         </w:r>
       </w:del>
     </w:p>
@@ -26,7 +26,7 @@
       </w:pPr>
       <w:ins w:id="2" w:author="PR Preview" w:date="2026-01-01T00:00:00Z">
         <w:r>
-          <w:t xml:space="preserve">Last modified: 2026-10-18 13:29:01 (PDT)</w:t>
+          <w:t xml:space="preserve">Last modified: 2026-10-18 14:27:47 (PDT)</w:t>
         </w:r>
       </w:ins>
     </w:p>

--- a/pr-preview/pr-341/bootstrap-handout-tracked-changes.docx
+++ b/pr-preview/pr-341/bootstrap-handout-tracked-changes.docx
@@ -26,7 +26,7 @@
       </w:pPr>
       <w:ins w:id="2" w:author="PR Preview" w:date="2026-01-01T00:00:00Z">
         <w:r>
-          <w:t xml:space="preserve">Last modified: 2026-10-18 14:27:47 (PDT)</w:t>
+          <w:t xml:space="preserve">Last modified: 2026-10-18 17:07:37 (PDT)</w:t>
         </w:r>
       </w:ins>
     </w:p>

--- a/pr-preview/pr-341/bootstrap-handout-tracked-changes.docx
+++ b/pr-preview/pr-341/bootstrap-handout-tracked-changes.docx
@@ -16,7 +16,7 @@
       </w:pPr>
       <w:del w:id="1" w:author="PR Preview" w:date="2026-01-01T00:00:00Z">
         <w:r>
-          <w:delText xml:space="preserve">Last modified: 2026-10-18 14:21:43 (PDT)</w:delText>
+          <w:delText xml:space="preserve">Last modified: 2026-10-18 17:33:29 (PDT)</w:delText>
         </w:r>
       </w:del>
     </w:p>
@@ -26,7 +26,7 @@
       </w:pPr>
       <w:ins w:id="2" w:author="PR Preview" w:date="2026-01-01T00:00:00Z">
         <w:r>
-          <w:t xml:space="preserve">Last modified: 2026-10-18 17:07:37 (PDT)</w:t>
+          <w:t xml:space="preserve">Last modified: 2026-10-18 22:00:53 (PDT)</w:t>
         </w:r>
       </w:ins>
     </w:p>

--- a/pr-preview/pr-341/bootstrap-handout-tracked-changes.docx
+++ b/pr-preview/pr-341/bootstrap-handout-tracked-changes.docx
@@ -26,7 +26,7 @@
       </w:pPr>
       <w:ins w:id="2" w:author="PR Preview" w:date="2026-01-01T00:00:00Z">
         <w:r>
-          <w:t xml:space="preserve">Last modified: 2026-10-18 22:00:53 (PDT)</w:t>
+          <w:t xml:space="preserve">Last modified: 2026-10-18 23:39:02 (PDT)</w:t>
         </w:r>
       </w:ins>
     </w:p>

--- a/pr-preview/pr-341/bootstrap-handout-tracked-changes.docx
+++ b/pr-preview/pr-341/bootstrap-handout-tracked-changes.docx
@@ -16,7 +16,7 @@
       </w:pPr>
       <w:del w:id="1" w:author="PR Preview" w:date="2026-01-01T00:00:00Z">
         <w:r>
-          <w:delText xml:space="preserve">Last modified: 2026-10-18 17:33:29 (PDT)</w:delText>
+          <w:delText xml:space="preserve">Last modified: 2026-10-19 00:31:45 (PDT)</w:delText>
         </w:r>
       </w:del>
     </w:p>
@@ -26,7 +26,7 @@
       </w:pPr>
       <w:ins w:id="2" w:author="PR Preview" w:date="2026-01-01T00:00:00Z">
         <w:r>
-          <w:t xml:space="preserve">Last modified: 2026-10-18 23:39:02 (PDT)</w:t>
+          <w:t xml:space="preserve">Last modified: 2026-10-19 00:34:20 (PDT)</w:t>
         </w:r>
       </w:ins>
     </w:p>

--- a/pr-preview/pr-341/bootstrap-handout-tracked-changes.docx
+++ b/pr-preview/pr-341/bootstrap-handout-tracked-changes.docx
@@ -16,7 +16,7 @@
       </w:pPr>
       <w:del w:id="1" w:author="PR Preview" w:date="2026-01-01T00:00:00Z">
         <w:r>
-          <w:delText xml:space="preserve">Last modified: 2026-10-19 00:31:45 (PDT)</w:delText>
+          <w:delText xml:space="preserve">Last modified: 2026-10-19 00:48:10 (PDT)</w:delText>
         </w:r>
       </w:del>
     </w:p>
@@ -26,7 +26,7 @@
       </w:pPr>
       <w:ins w:id="2" w:author="PR Preview" w:date="2026-01-01T00:00:00Z">
         <w:r>
-          <w:t xml:space="preserve">Last modified: 2026-10-19 00:34:20 (PDT)</w:t>
+          <w:t xml:space="preserve">Last modified: 2026-10-19 00:53:49 (PDT)</w:t>
         </w:r>
       </w:ins>
     </w:p>
@@ -412,7 +412,7 @@
       </w:r>
     </w:p>
     <w:bookmarkEnd w:id="12"/>
-    <w:bookmarkStart w:id="49" w:name="sec-bootstrap-ci"/>
+    <w:bookmarkStart w:id="51" w:name="sec-bootstrap-ci"/>
     <w:p>
       <w:pPr>
         <w:pStyle w:val="Heading2"/>
@@ -543,7 +543,7 @@
       </w:r>
     </w:p>
     <w:bookmarkEnd w:id="13"/>
-    <w:bookmarkStart w:id="26" w:name="sec-bootstrap-procedure"/>
+    <w:bookmarkStart w:id="28" w:name="sec-bootstrap-procedure"/>
     <w:p>
       <w:pPr>
         <w:pStyle w:val="Heading3"/>
@@ -552,43 +552,59 @@
         <w:t xml:space="preserve">2.2 The bootstrap procedure</w:t>
       </w:r>
     </w:p>
-    <w:bookmarkStart w:id="14" w:name="def-bootstrap-sample"/>
+    <w:bookmarkStart w:id="15" w:name="def-bootstrap-sample"/>
     <w:p>
       <w:pPr>
         <w:pStyle w:val="FirstParagraph"/>
       </w:pPr>
-      <w:r>
-        <w:rPr>
-          <w:b/>
-          <w:bCs/>
-        </w:rPr>
-        <w:t xml:space="preserve">Definition 1 (Bootstrap sample)</w:t>
-      </w:r>
-      <w:r>
-        <w:t xml:space="preserve"> </w:t>
-      </w:r>
-      <w:r>
-        <w:t xml:space="preserve">A</w:t>
-      </w:r>
-      <w:r>
-        <w:t xml:space="preserve"> </w:t>
-      </w:r>
-      <w:r>
-        <w:rPr>
-          <w:b/>
-          <w:bCs/>
-        </w:rPr>
-        <w:t xml:space="preserve">bootstrap sample</w:t>
-      </w:r>
-      <w:r>
-        <w:t xml:space="preserve"> </w:t>
-      </w:r>
-      <w:r>
-        <w:t xml:space="preserve">from observed data</w:t>
-      </w:r>
-      <w:r>
-        <w:t xml:space="preserve"> </w:t>
-      </w:r>
+      <w:del w:id="3" w:author="PR Preview" w:date="2026-01-01T00:00:00Z">
+        <w:r>
+          <w:rPr>
+            <w:b/>
+            <w:bCs/>
+          </w:rPr>
+          <w:delText xml:space="preserve">Definition 1 (Bootstrap sample)</w:delText>
+        </w:r>
+      </w:del>
+      <w:del w:id="4" w:author="PR Preview" w:date="2026-01-01T00:00:00Z">
+        <w:r>
+          <w:delText xml:space="preserve"> </w:delText>
+        </w:r>
+      </w:del>
+      <w:del w:id="5" w:author="PR Preview" w:date="2026-01-01T00:00:00Z">
+        <w:r>
+          <w:delText xml:space="preserve">A</w:delText>
+        </w:r>
+      </w:del>
+      <w:del w:id="6" w:author="PR Preview" w:date="2026-01-01T00:00:00Z">
+        <w:r>
+          <w:delText xml:space="preserve"> </w:delText>
+        </w:r>
+      </w:del>
+      <w:del w:id="7" w:author="PR Preview" w:date="2026-01-01T00:00:00Z">
+        <w:r>
+          <w:rPr>
+            <w:b/>
+            <w:bCs/>
+          </w:rPr>
+          <w:delText xml:space="preserve">bootstrap sample</w:delText>
+        </w:r>
+      </w:del>
+      <w:del w:id="8" w:author="PR Preview" w:date="2026-01-01T00:00:00Z">
+        <w:r>
+          <w:delText xml:space="preserve"> </w:delText>
+        </w:r>
+      </w:del>
+      <w:del w:id="9" w:author="PR Preview" w:date="2026-01-01T00:00:00Z">
+        <w:r>
+          <w:delText xml:space="preserve">from observed data</w:delText>
+        </w:r>
+      </w:del>
+      <w:del w:id="10" w:author="PR Preview" w:date="2026-01-01T00:00:00Z">
+        <w:r>
+          <w:delText xml:space="preserve"> </w:delText>
+        </w:r>
+      </w:del>
       <m:oMath>
         <m:sSub>
           <m:e>
@@ -633,35 +649,51 @@
           </m:sub>
         </m:sSub>
       </m:oMath>
-      <w:r>
-        <w:t xml:space="preserve"> </w:t>
-      </w:r>
-      <w:r>
-        <w:t xml:space="preserve">is a sample of size</w:t>
-      </w:r>
-      <w:r>
-        <w:t xml:space="preserve"> </w:t>
-      </w:r>
+      <w:del w:id="11" w:author="PR Preview" w:date="2026-01-01T00:00:00Z">
+        <w:r>
+          <w:delText xml:space="preserve"> </w:delText>
+        </w:r>
+      </w:del>
+      <w:del w:id="12" w:author="PR Preview" w:date="2026-01-01T00:00:00Z">
+        <w:r>
+          <w:delText xml:space="preserve">is a sample of size</w:delText>
+        </w:r>
+      </w:del>
+      <w:del w:id="13" w:author="PR Preview" w:date="2026-01-01T00:00:00Z">
+        <w:r>
+          <w:delText xml:space="preserve"> </w:delText>
+        </w:r>
+      </w:del>
       <m:oMath>
         <m:r>
           <m:t>n</m:t>
         </m:r>
       </m:oMath>
-      <w:r>
-        <w:t xml:space="preserve"> </w:t>
-      </w:r>
-      <w:r>
-        <w:t xml:space="preserve">drawn with replacement</w:t>
-      </w:r>
-      <w:r>
-        <w:t xml:space="preserve"> </w:t>
-      </w:r>
-      <w:r>
-        <w:t xml:space="preserve">from</w:t>
-      </w:r>
-      <w:r>
-        <w:t xml:space="preserve"> </w:t>
-      </w:r>
+      <w:del w:id="14" w:author="PR Preview" w:date="2026-01-01T00:00:00Z">
+        <w:r>
+          <w:delText xml:space="preserve"> </w:delText>
+        </w:r>
+      </w:del>
+      <w:del w:id="15" w:author="PR Preview" w:date="2026-01-01T00:00:00Z">
+        <w:r>
+          <w:delText xml:space="preserve">drawn with replacement</w:delText>
+        </w:r>
+      </w:del>
+      <w:del w:id="16" w:author="PR Preview" w:date="2026-01-01T00:00:00Z">
+        <w:r>
+          <w:delText xml:space="preserve"> </w:delText>
+        </w:r>
+      </w:del>
+      <w:del w:id="17" w:author="PR Preview" w:date="2026-01-01T00:00:00Z">
+        <w:r>
+          <w:delText xml:space="preserve">from</w:delText>
+        </w:r>
+      </w:del>
+      <w:del w:id="18" w:author="PR Preview" w:date="2026-01-01T00:00:00Z">
+        <w:r>
+          <w:delText xml:space="preserve"> </w:delText>
+        </w:r>
+      </w:del>
       <m:oMath>
         <m:r>
           <m:t>​</m:t>
@@ -722,38 +754,56 @@
           <m:t>​</m:t>
         </m:r>
       </m:oMath>
-      <w:r>
-        <w:t xml:space="preserve">,</w:t>
-      </w:r>
-      <w:r>
-        <w:t xml:space="preserve"> </w:t>
-      </w:r>
-      <w:r>
-        <w:t xml:space="preserve">each draw choosing each of the</w:t>
-      </w:r>
-      <w:r>
-        <w:t xml:space="preserve"> </w:t>
-      </w:r>
+      <w:del w:id="19" w:author="PR Preview" w:date="2026-01-01T00:00:00Z">
+        <w:r>
+          <w:delText xml:space="preserve">,</w:delText>
+        </w:r>
+      </w:del>
+      <w:del w:id="20" w:author="PR Preview" w:date="2026-01-01T00:00:00Z">
+        <w:r>
+          <w:delText xml:space="preserve"> </w:delText>
+        </w:r>
+      </w:del>
+      <w:del w:id="21" w:author="PR Preview" w:date="2026-01-01T00:00:00Z">
+        <w:r>
+          <w:delText xml:space="preserve">each draw choosing each of the</w:delText>
+        </w:r>
+      </w:del>
+      <w:del w:id="22" w:author="PR Preview" w:date="2026-01-01T00:00:00Z">
+        <w:r>
+          <w:delText xml:space="preserve"> </w:delText>
+        </w:r>
+      </w:del>
       <m:oMath>
         <m:r>
           <m:t>n</m:t>
         </m:r>
       </m:oMath>
-      <w:r>
-        <w:t xml:space="preserve"> </w:t>
-      </w:r>
-      <w:r>
-        <w:t xml:space="preserve">observations</w:t>
-      </w:r>
-      <w:r>
-        <w:t xml:space="preserve"> </w:t>
-      </w:r>
-      <w:r>
-        <w:t xml:space="preserve">with probability</w:t>
-      </w:r>
-      <w:r>
-        <w:t xml:space="preserve"> </w:t>
-      </w:r>
+      <w:del w:id="23" w:author="PR Preview" w:date="2026-01-01T00:00:00Z">
+        <w:r>
+          <w:delText xml:space="preserve"> </w:delText>
+        </w:r>
+      </w:del>
+      <w:del w:id="24" w:author="PR Preview" w:date="2026-01-01T00:00:00Z">
+        <w:r>
+          <w:delText xml:space="preserve">observations</w:delText>
+        </w:r>
+      </w:del>
+      <w:del w:id="25" w:author="PR Preview" w:date="2026-01-01T00:00:00Z">
+        <w:r>
+          <w:delText xml:space="preserve"> </w:delText>
+        </w:r>
+      </w:del>
+      <w:del w:id="26" w:author="PR Preview" w:date="2026-01-01T00:00:00Z">
+        <w:r>
+          <w:delText xml:space="preserve">with probability</w:delText>
+        </w:r>
+      </w:del>
+      <w:del w:id="27" w:author="PR Preview" w:date="2026-01-01T00:00:00Z">
+        <w:r>
+          <w:delText xml:space="preserve"> </w:delText>
+        </w:r>
+      </w:del>
       <m:oMath>
         <m:r>
           <m:t>1</m:t>
@@ -768,15 +818,307 @@
           <m:t>n</m:t>
         </m:r>
       </m:oMath>
-      <w:r>
-        <w:t xml:space="preserve"> </w:t>
-      </w:r>
-      <w:r>
-        <w:t xml:space="preserve">[4]</w:t>
-      </w:r>
-      <w:r>
-        <w:t xml:space="preserve">.</w:t>
-      </w:r>
+      <w:del w:id="28" w:author="PR Preview" w:date="2026-01-01T00:00:00Z">
+        <w:r>
+          <w:delText xml:space="preserve"> </w:delText>
+        </w:r>
+      </w:del>
+      <w:del w:id="29" w:author="PR Preview" w:date="2026-01-01T00:00:00Z">
+        <w:r>
+          <w:delText xml:space="preserve">[4]</w:delText>
+        </w:r>
+      </w:del>
+      <w:del w:id="30" w:author="PR Preview" w:date="2026-01-01T00:00:00Z">
+        <w:r>
+          <w:delText xml:space="preserve">.</w:delText>
+        </w:r>
+      </w:del>
+    </w:p>
+    <w:p>
+      <w:pPr>
+        <w:pStyle w:val="FirstParagraph"/>
+      </w:pPr>
+      <w:ins w:id="31" w:author="PR Preview" w:date="2026-01-01T00:00:00Z">
+        <w:r>
+          <w:rPr>
+            <w:b/>
+            <w:bCs/>
+          </w:rPr>
+          <w:t xml:space="preserve">Definition 1 (Bootstrap sample)</w:t>
+        </w:r>
+      </w:ins>
+      <w:ins w:id="32" w:author="PR Preview" w:date="2026-01-01T00:00:00Z">
+        <w:r>
+          <w:t xml:space="preserve"> </w:t>
+        </w:r>
+      </w:ins>
+      <w:ins w:id="33" w:author="PR Preview" w:date="2026-01-01T00:00:00Z">
+        <w:r>
+          <w:t xml:space="preserve">A</w:t>
+        </w:r>
+      </w:ins>
+      <w:ins w:id="34" w:author="PR Preview" w:date="2026-01-01T00:00:00Z">
+        <w:r>
+          <w:t xml:space="preserve"> </w:t>
+        </w:r>
+      </w:ins>
+      <w:ins w:id="35" w:author="PR Preview" w:date="2026-01-01T00:00:00Z">
+        <w:r>
+          <w:rPr>
+            <w:b/>
+            <w:bCs/>
+          </w:rPr>
+          <w:t xml:space="preserve">bootstrap sample</w:t>
+        </w:r>
+      </w:ins>
+      <w:ins w:id="36" w:author="PR Preview" w:date="2026-01-01T00:00:00Z">
+        <w:r>
+          <w:t xml:space="preserve"> </w:t>
+        </w:r>
+      </w:ins>
+      <w:ins w:id="37" w:author="PR Preview" w:date="2026-01-01T00:00:00Z">
+        <w:r>
+          <w:t xml:space="preserve">from observed data</w:t>
+        </w:r>
+      </w:ins>
+      <w:ins w:id="38" w:author="PR Preview" w:date="2026-01-01T00:00:00Z">
+        <w:r>
+          <w:t xml:space="preserve"> </w:t>
+        </w:r>
+      </w:ins>
+      <m:oMath>
+        <m:sSub>
+          <m:e>
+            <m:r>
+              <m:t>x</m:t>
+            </m:r>
+          </m:e>
+          <m:sub>
+            <m:r>
+              <m:t>1</m:t>
+            </m:r>
+          </m:sub>
+        </m:sSub>
+        <m:r>
+          <m:rPr>
+            <m:sty m:val="p"/>
+          </m:rPr>
+          <m:t>,</m:t>
+        </m:r>
+        <m:r>
+          <m:rPr>
+            <m:sty m:val="p"/>
+          </m:rPr>
+          <m:t>…</m:t>
+        </m:r>
+        <m:r>
+          <m:rPr>
+            <m:sty m:val="p"/>
+          </m:rPr>
+          <m:t>,</m:t>
+        </m:r>
+        <m:sSub>
+          <m:e>
+            <m:r>
+              <m:t>x</m:t>
+            </m:r>
+          </m:e>
+          <m:sub>
+            <m:r>
+              <m:t>n</m:t>
+            </m:r>
+          </m:sub>
+        </m:sSub>
+      </m:oMath>
+      <w:ins w:id="39" w:author="PR Preview" w:date="2026-01-01T00:00:00Z">
+        <w:r>
+          <w:t xml:space="preserve"> </w:t>
+        </w:r>
+      </w:ins>
+      <w:ins w:id="40" w:author="PR Preview" w:date="2026-01-01T00:00:00Z">
+        <w:r>
+          <w:t xml:space="preserve">is a sample of size</w:t>
+        </w:r>
+      </w:ins>
+      <w:ins w:id="41" w:author="PR Preview" w:date="2026-01-01T00:00:00Z">
+        <w:r>
+          <w:t xml:space="preserve"> </w:t>
+        </w:r>
+      </w:ins>
+      <m:oMath>
+        <m:r>
+          <m:t>n</m:t>
+        </m:r>
+      </m:oMath>
+      <w:ins w:id="42" w:author="PR Preview" w:date="2026-01-01T00:00:00Z">
+        <w:r>
+          <w:t xml:space="preserve"> </w:t>
+        </w:r>
+      </w:ins>
+      <w:ins w:id="43" w:author="PR Preview" w:date="2026-01-01T00:00:00Z">
+        <w:r>
+          <w:t xml:space="preserve">drawn with replacement</w:t>
+        </w:r>
+      </w:ins>
+      <w:ins w:id="44" w:author="PR Preview" w:date="2026-01-01T00:00:00Z">
+        <w:r>
+          <w:t xml:space="preserve"> </w:t>
+        </w:r>
+      </w:ins>
+      <w:ins w:id="45" w:author="PR Preview" w:date="2026-01-01T00:00:00Z">
+        <w:r>
+          <w:t xml:space="preserve">from</w:t>
+        </w:r>
+      </w:ins>
+      <w:ins w:id="46" w:author="PR Preview" w:date="2026-01-01T00:00:00Z">
+        <w:r>
+          <w:t xml:space="preserve"> </w:t>
+        </w:r>
+      </w:ins>
+      <m:oMath>
+        <m:r>
+          <m:t>​</m:t>
+        </m:r>
+        <m:d>
+          <m:dPr>
+            <m:begChr m:val="{"/>
+            <m:sepChr m:val=""/>
+            <m:endChr m:val="}"/>
+            <m:grow/>
+          </m:dPr>
+          <m:e>
+            <m:sSub>
+              <m:e>
+                <m:r>
+                  <m:t>x</m:t>
+                </m:r>
+              </m:e>
+              <m:sub>
+                <m:r>
+                  <m:t>1</m:t>
+                </m:r>
+              </m:sub>
+            </m:sSub>
+            <m:r>
+              <m:rPr>
+                <m:sty m:val="p"/>
+              </m:rPr>
+              <m:t>,</m:t>
+            </m:r>
+            <m:r>
+              <m:rPr>
+                <m:sty m:val="p"/>
+              </m:rPr>
+              <m:t>…</m:t>
+            </m:r>
+            <m:r>
+              <m:rPr>
+                <m:sty m:val="p"/>
+              </m:rPr>
+              <m:t>,</m:t>
+            </m:r>
+            <m:sSub>
+              <m:e>
+                <m:r>
+                  <m:t>x</m:t>
+                </m:r>
+              </m:e>
+              <m:sub>
+                <m:r>
+                  <m:t>n</m:t>
+                </m:r>
+              </m:sub>
+            </m:sSub>
+          </m:e>
+        </m:d>
+        <m:r>
+          <m:t>​</m:t>
+        </m:r>
+      </m:oMath>
+      <w:ins w:id="47" w:author="PR Preview" w:date="2026-01-01T00:00:00Z">
+        <w:r>
+          <w:t xml:space="preserve">,</w:t>
+        </w:r>
+      </w:ins>
+      <w:ins w:id="48" w:author="PR Preview" w:date="2026-01-01T00:00:00Z">
+        <w:r>
+          <w:t xml:space="preserve"> </w:t>
+        </w:r>
+      </w:ins>
+      <w:ins w:id="49" w:author="PR Preview" w:date="2026-01-01T00:00:00Z">
+        <w:r>
+          <w:t xml:space="preserve">each draw choosing each of the</w:t>
+        </w:r>
+      </w:ins>
+      <w:ins w:id="50" w:author="PR Preview" w:date="2026-01-01T00:00:00Z">
+        <w:r>
+          <w:t xml:space="preserve"> </w:t>
+        </w:r>
+      </w:ins>
+      <m:oMath>
+        <m:r>
+          <m:t>n</m:t>
+        </m:r>
+      </m:oMath>
+      <w:ins w:id="51" w:author="PR Preview" w:date="2026-01-01T00:00:00Z">
+        <w:r>
+          <w:t xml:space="preserve"> </w:t>
+        </w:r>
+      </w:ins>
+      <w:ins w:id="52" w:author="PR Preview" w:date="2026-01-01T00:00:00Z">
+        <w:r>
+          <w:t xml:space="preserve">observations</w:t>
+        </w:r>
+      </w:ins>
+      <w:ins w:id="53" w:author="PR Preview" w:date="2026-01-01T00:00:00Z">
+        <w:r>
+          <w:t xml:space="preserve"> </w:t>
+        </w:r>
+      </w:ins>
+      <w:ins w:id="54" w:author="PR Preview" w:date="2026-01-01T00:00:00Z">
+        <w:r>
+          <w:t xml:space="preserve">with</w:t>
+        </w:r>
+      </w:ins>
+      <w:ins w:id="55" w:author="PR Preview" w:date="2026-01-01T00:00:00Z">
+        <w:r>
+          <w:t xml:space="preserve"> </w:t>
+        </w:r>
+      </w:ins>
+      <w:hyperlink r:id="rId14">
+        <w:ins w:id="56" w:author="PR Preview" w:date="2026-01-01T00:00:00Z">
+          <w:r>
+            <w:rPr>
+              <w:rStyle w:val="Hyperlink"/>
+            </w:rPr>
+            <w:t xml:space="preserve">probability</w:t>
+          </w:r>
+        </w:ins>
+      </w:hyperlink>
+      <w:ins w:id="57" w:author="PR Preview" w:date="2026-01-01T00:00:00Z">
+        <w:r>
+          <w:t xml:space="preserve"> </w:t>
+        </w:r>
+      </w:ins>
+      <m:oMath>
+        <m:r>
+          <m:t>1</m:t>
+        </m:r>
+        <m:r>
+          <m:rPr>
+            <m:sty m:val="p"/>
+          </m:rPr>
+          <m:t>/</m:t>
+        </m:r>
+        <m:r>
+          <m:t>n</m:t>
+        </m:r>
+      </m:oMath>
+      <w:ins w:id="58" w:author="PR Preview" w:date="2026-01-01T00:00:00Z">
+        <w:r>
+          <w:t xml:space="preserve">.</w:t>
+        </w:r>
+      </w:ins>
     </w:p>
     <w:p>
       <w:pPr>
@@ -795,8 +1137,8 @@
         <w:t xml:space="preserve">.</w:t>
       </w:r>
     </w:p>
-    <w:bookmarkEnd w:id="14"/>
-    <w:bookmarkStart w:id="15" w:name="rem-bootstrap-sample-repeats"/>
+    <w:bookmarkEnd w:id="15"/>
+    <w:bookmarkStart w:id="16" w:name="rem-bootstrap-sample-repeats"/>
     <w:p>
       <w:pPr>
         <w:pStyle w:val="BodyText"/>
@@ -894,8 +1236,8 @@
         <w:t xml:space="preserve">.</w:t>
       </w:r>
     </w:p>
-    <w:bookmarkEnd w:id="15"/>
-    <w:bookmarkStart w:id="16" w:name="exm-bootstrap-sample-toy"/>
+    <w:bookmarkEnd w:id="16"/>
+    <w:bookmarkStart w:id="17" w:name="exm-bootstrap-sample-toy"/>
     <w:p>
       <w:pPr>
         <w:pStyle w:val="BodyText"/>
@@ -1233,28 +1575,36 @@
         <w:t xml:space="preserve">and others do not appear at all.</w:t>
       </w:r>
     </w:p>
-    <w:bookmarkEnd w:id="16"/>
-    <w:bookmarkStart w:id="17" w:name="def-bootstrap-distribution"/>
+    <w:bookmarkEnd w:id="17"/>
+    <w:bookmarkStart w:id="19" w:name="def-bootstrap-distribution"/>
     <w:p>
       <w:pPr>
         <w:pStyle w:val="BodyText"/>
       </w:pPr>
-      <w:r>
-        <w:rPr>
-          <w:b/>
-          <w:bCs/>
-        </w:rPr>
-        <w:t xml:space="preserve">Definition 2 (Bootstrap distribution)</w:t>
-      </w:r>
-      <w:r>
-        <w:t xml:space="preserve"> </w:t>
-      </w:r>
-      <w:r>
-        <w:t xml:space="preserve">Let</w:t>
-      </w:r>
-      <w:r>
-        <w:t xml:space="preserve"> </w:t>
-      </w:r>
+      <w:del w:id="59" w:author="PR Preview" w:date="2026-01-01T00:00:00Z">
+        <w:r>
+          <w:rPr>
+            <w:b/>
+            <w:bCs/>
+          </w:rPr>
+          <w:delText xml:space="preserve">Definition 2 (Bootstrap distribution)</w:delText>
+        </w:r>
+      </w:del>
+      <w:del w:id="60" w:author="PR Preview" w:date="2026-01-01T00:00:00Z">
+        <w:r>
+          <w:delText xml:space="preserve"> </w:delText>
+        </w:r>
+      </w:del>
+      <w:del w:id="61" w:author="PR Preview" w:date="2026-01-01T00:00:00Z">
+        <w:r>
+          <w:delText xml:space="preserve">Let</w:delText>
+        </w:r>
+      </w:del>
+      <w:del w:id="62" w:author="PR Preview" w:date="2026-01-01T00:00:00Z">
+        <w:r>
+          <w:delText xml:space="preserve"> </w:delText>
+        </w:r>
+      </w:del>
       <m:oMath>
         <m:acc>
           <m:accPr>
@@ -1267,61 +1617,91 @@
           </m:e>
         </m:acc>
       </m:oMath>
-      <w:r>
-        <w:t xml:space="preserve"> </w:t>
-      </w:r>
-      <w:r>
-        <w:t xml:space="preserve">be a statistic computed from the observed data.</w:t>
-      </w:r>
-      <w:r>
-        <w:t xml:space="preserve"> </w:t>
-      </w:r>
-      <w:r>
-        <w:t xml:space="preserve">Draw</w:t>
-      </w:r>
-      <w:r>
-        <w:t xml:space="preserve"> </w:t>
-      </w:r>
+      <w:del w:id="63" w:author="PR Preview" w:date="2026-01-01T00:00:00Z">
+        <w:r>
+          <w:delText xml:space="preserve"> </w:delText>
+        </w:r>
+      </w:del>
+      <w:del w:id="64" w:author="PR Preview" w:date="2026-01-01T00:00:00Z">
+        <w:r>
+          <w:delText xml:space="preserve">be a statistic computed from the observed data.</w:delText>
+        </w:r>
+      </w:del>
+      <w:del w:id="65" w:author="PR Preview" w:date="2026-01-01T00:00:00Z">
+        <w:r>
+          <w:delText xml:space="preserve"> </w:delText>
+        </w:r>
+      </w:del>
+      <w:del w:id="66" w:author="PR Preview" w:date="2026-01-01T00:00:00Z">
+        <w:r>
+          <w:delText xml:space="preserve">Draw</w:delText>
+        </w:r>
+      </w:del>
+      <w:del w:id="67" w:author="PR Preview" w:date="2026-01-01T00:00:00Z">
+        <w:r>
+          <w:delText xml:space="preserve"> </w:delText>
+        </w:r>
+      </w:del>
       <m:oMath>
         <m:r>
           <m:t>B</m:t>
         </m:r>
       </m:oMath>
-      <w:r>
-        <w:t xml:space="preserve"> </w:t>
-      </w:r>
-      <w:r>
-        <w:t xml:space="preserve">independent</w:t>
-      </w:r>
-      <w:r>
-        <w:t xml:space="preserve"> </w:t>
-      </w:r>
+      <w:del w:id="68" w:author="PR Preview" w:date="2026-01-01T00:00:00Z">
+        <w:r>
+          <w:delText xml:space="preserve"> </w:delText>
+        </w:r>
+      </w:del>
+      <w:del w:id="69" w:author="PR Preview" w:date="2026-01-01T00:00:00Z">
+        <w:r>
+          <w:delText xml:space="preserve">independent</w:delText>
+        </w:r>
+      </w:del>
+      <w:del w:id="70" w:author="PR Preview" w:date="2026-01-01T00:00:00Z">
+        <w:r>
+          <w:delText xml:space="preserve"> </w:delText>
+        </w:r>
+      </w:del>
       <w:hyperlink w:anchor="def-bootstrap-sample">
-        <w:r>
-          <w:rPr>
-            <w:rStyle w:val="Hyperlink"/>
-          </w:rPr>
-          <w:t xml:space="preserve">bootstrap samples</w:t>
-        </w:r>
+        <w:del w:id="71" w:author="PR Preview" w:date="2026-01-01T00:00:00Z">
+          <w:r>
+            <w:rPr>
+              <w:rStyle w:val="Hyperlink"/>
+            </w:rPr>
+            <w:delText xml:space="preserve">bootstrap samples</w:delText>
+          </w:r>
+        </w:del>
       </w:hyperlink>
-      <w:r>
-        <w:t xml:space="preserve">,</w:t>
-      </w:r>
-      <w:r>
-        <w:t xml:space="preserve"> </w:t>
-      </w:r>
-      <w:r>
-        <w:t xml:space="preserve">and compute the statistic on each one,</w:t>
-      </w:r>
-      <w:r>
-        <w:t xml:space="preserve"> </w:t>
-      </w:r>
-      <w:r>
-        <w:t xml:space="preserve">giving</w:t>
-      </w:r>
-      <w:r>
-        <w:t xml:space="preserve"> </w:t>
-      </w:r>
+      <w:del w:id="72" w:author="PR Preview" w:date="2026-01-01T00:00:00Z">
+        <w:r>
+          <w:delText xml:space="preserve">,</w:delText>
+        </w:r>
+      </w:del>
+      <w:del w:id="73" w:author="PR Preview" w:date="2026-01-01T00:00:00Z">
+        <w:r>
+          <w:delText xml:space="preserve"> </w:delText>
+        </w:r>
+      </w:del>
+      <w:del w:id="74" w:author="PR Preview" w:date="2026-01-01T00:00:00Z">
+        <w:r>
+          <w:delText xml:space="preserve">and compute the statistic on each one,</w:delText>
+        </w:r>
+      </w:del>
+      <w:del w:id="75" w:author="PR Preview" w:date="2026-01-01T00:00:00Z">
+        <w:r>
+          <w:delText xml:space="preserve"> </w:delText>
+        </w:r>
+      </w:del>
+      <w:del w:id="76" w:author="PR Preview" w:date="2026-01-01T00:00:00Z">
+        <w:r>
+          <w:delText xml:space="preserve">giving</w:delText>
+        </w:r>
+      </w:del>
+      <w:del w:id="77" w:author="PR Preview" w:date="2026-01-01T00:00:00Z">
+        <w:r>
+          <w:delText xml:space="preserve"> </w:delText>
+        </w:r>
+      </w:del>
       <m:oMath>
         <m:sSubSup>
           <m:e>
@@ -1396,34 +1776,50 @@
           </m:sup>
         </m:sSubSup>
       </m:oMath>
-      <w:r>
-        <w:t xml:space="preserve">.</w:t>
-      </w:r>
-      <w:r>
-        <w:t xml:space="preserve"> </w:t>
-      </w:r>
-      <w:r>
-        <w:t xml:space="preserve">The</w:t>
-      </w:r>
-      <w:r>
-        <w:t xml:space="preserve"> </w:t>
-      </w:r>
-      <w:r>
-        <w:rPr>
-          <w:b/>
-          <w:bCs/>
-        </w:rPr>
-        <w:t xml:space="preserve">bootstrap distribution</w:t>
-      </w:r>
-      <w:r>
-        <w:t xml:space="preserve"> </w:t>
-      </w:r>
-      <w:r>
-        <w:t xml:space="preserve">of</w:t>
-      </w:r>
-      <w:r>
-        <w:t xml:space="preserve"> </w:t>
-      </w:r>
+      <w:del w:id="78" w:author="PR Preview" w:date="2026-01-01T00:00:00Z">
+        <w:r>
+          <w:delText xml:space="preserve">.</w:delText>
+        </w:r>
+      </w:del>
+      <w:del w:id="79" w:author="PR Preview" w:date="2026-01-01T00:00:00Z">
+        <w:r>
+          <w:delText xml:space="preserve"> </w:delText>
+        </w:r>
+      </w:del>
+      <w:del w:id="80" w:author="PR Preview" w:date="2026-01-01T00:00:00Z">
+        <w:r>
+          <w:delText xml:space="preserve">The</w:delText>
+        </w:r>
+      </w:del>
+      <w:del w:id="81" w:author="PR Preview" w:date="2026-01-01T00:00:00Z">
+        <w:r>
+          <w:delText xml:space="preserve"> </w:delText>
+        </w:r>
+      </w:del>
+      <w:del w:id="82" w:author="PR Preview" w:date="2026-01-01T00:00:00Z">
+        <w:r>
+          <w:rPr>
+            <w:b/>
+            <w:bCs/>
+          </w:rPr>
+          <w:delText xml:space="preserve">bootstrap distribution</w:delText>
+        </w:r>
+      </w:del>
+      <w:del w:id="83" w:author="PR Preview" w:date="2026-01-01T00:00:00Z">
+        <w:r>
+          <w:delText xml:space="preserve"> </w:delText>
+        </w:r>
+      </w:del>
+      <w:del w:id="84" w:author="PR Preview" w:date="2026-01-01T00:00:00Z">
+        <w:r>
+          <w:delText xml:space="preserve">of</w:delText>
+        </w:r>
+      </w:del>
+      <w:del w:id="85" w:author="PR Preview" w:date="2026-01-01T00:00:00Z">
+        <w:r>
+          <w:delText xml:space="preserve"> </w:delText>
+        </w:r>
+      </w:del>
       <m:oMath>
         <m:acc>
           <m:accPr>
@@ -1436,15 +1832,21 @@
           </m:e>
         </m:acc>
       </m:oMath>
-      <w:r>
-        <w:t xml:space="preserve"> </w:t>
-      </w:r>
-      <w:r>
-        <w:t xml:space="preserve">is the empirical distribution of</w:t>
-      </w:r>
-      <w:r>
-        <w:t xml:space="preserve"> </w:t>
-      </w:r>
+      <w:del w:id="86" w:author="PR Preview" w:date="2026-01-01T00:00:00Z">
+        <w:r>
+          <w:delText xml:space="preserve"> </w:delText>
+        </w:r>
+      </w:del>
+      <w:del w:id="87" w:author="PR Preview" w:date="2026-01-01T00:00:00Z">
+        <w:r>
+          <w:delText xml:space="preserve">is the empirical distribution of</w:delText>
+        </w:r>
+      </w:del>
+      <w:del w:id="88" w:author="PR Preview" w:date="2026-01-01T00:00:00Z">
+        <w:r>
+          <w:delText xml:space="preserve"> </w:delText>
+        </w:r>
+      </w:del>
       <m:oMath>
         <m:sSubSup>
           <m:e>
@@ -1519,72 +1921,50 @@
           </m:sup>
         </m:sSubSup>
       </m:oMath>
-      <w:r>
-        <w:t xml:space="preserve"> </w:t>
-      </w:r>
-      <w:r>
-        <w:t xml:space="preserve">[5]</w:t>
-      </w:r>
-      <w:r>
-        <w:t xml:space="preserve">.</w:t>
-      </w:r>
+      <w:del w:id="89" w:author="PR Preview" w:date="2026-01-01T00:00:00Z">
+        <w:r>
+          <w:delText xml:space="preserve"> </w:delText>
+        </w:r>
+      </w:del>
+      <w:del w:id="90" w:author="PR Preview" w:date="2026-01-01T00:00:00Z">
+        <w:r>
+          <w:delText xml:space="preserve">[5]</w:delText>
+        </w:r>
+      </w:del>
+      <w:del w:id="91" w:author="PR Preview" w:date="2026-01-01T00:00:00Z">
+        <w:r>
+          <w:delText xml:space="preserve">.</w:delText>
+        </w:r>
+      </w:del>
     </w:p>
     <w:p>
       <w:pPr>
         <w:pStyle w:val="BodyText"/>
       </w:pPr>
-      <w:r>
-        <w:t xml:space="preserve">Source:</w:t>
-      </w:r>
-      <w:r>
-        <w:t xml:space="preserve"> </w:t>
-      </w:r>
-      <w:r>
-        <w:t xml:space="preserve">Wikipedia contributors [5]</w:t>
-      </w:r>
-      <w:r>
-        <w:t xml:space="preserve">.</w:t>
-      </w:r>
-    </w:p>
-    <w:bookmarkEnd w:id="17"/>
-    <w:bookmarkStart w:id="18" w:name="rem-bootstrap-distribution-role"/>
-    <w:p>
-      <w:pPr>
-        <w:pStyle w:val="BodyText"/>
-      </w:pPr>
-      <w:r>
-        <w:rPr>
-          <w:i/>
-          <w:iCs/>
-        </w:rPr>
-        <w:t xml:space="preserve">Remark 2</w:t>
-      </w:r>
-      <w:r>
-        <w:t xml:space="preserve"> (What the bootstrap distribution estimates). </w:t>
-      </w:r>
-      <w:r>
-        <w:t xml:space="preserve">The bootstrap distribution estimates the</w:t>
-      </w:r>
-      <w:r>
-        <w:t xml:space="preserve"> </w:t>
-      </w:r>
-      <w:hyperlink r:id="rId9">
+      <w:ins w:id="92" w:author="PR Preview" w:date="2026-01-01T00:00:00Z">
         <w:r>
           <w:rPr>
-            <w:rStyle w:val="Hyperlink"/>
+            <w:b/>
+            <w:bCs/>
           </w:rPr>
-          <w:t xml:space="preserve">sampling distribution</w:t>
-        </w:r>
-      </w:hyperlink>
-      <w:r>
-        <w:t xml:space="preserve"> </w:t>
-      </w:r>
-      <w:r>
-        <w:t xml:space="preserve">of</w:t>
-      </w:r>
-      <w:r>
-        <w:t xml:space="preserve"> </w:t>
-      </w:r>
+          <w:t xml:space="preserve">Definition 2 (Bootstrap distribution)</w:t>
+        </w:r>
+      </w:ins>
+      <w:ins w:id="93" w:author="PR Preview" w:date="2026-01-01T00:00:00Z">
+        <w:r>
+          <w:t xml:space="preserve"> </w:t>
+        </w:r>
+      </w:ins>
+      <w:ins w:id="94" w:author="PR Preview" w:date="2026-01-01T00:00:00Z">
+        <w:r>
+          <w:t xml:space="preserve">Let</w:t>
+        </w:r>
+      </w:ins>
+      <w:ins w:id="95" w:author="PR Preview" w:date="2026-01-01T00:00:00Z">
+        <w:r>
+          <w:t xml:space="preserve"> </w:t>
+        </w:r>
+      </w:ins>
       <m:oMath>
         <m:acc>
           <m:accPr>
@@ -1597,66 +1977,209 @@
           </m:e>
         </m:acc>
       </m:oMath>
-      <w:r>
-        <w:t xml:space="preserve">.</w:t>
-      </w:r>
-      <w:r>
-        <w:t xml:space="preserve"> </w:t>
-      </w:r>
-      <w:r>
-        <w:t xml:space="preserve">The observed sample stands in for the population,</w:t>
-      </w:r>
-      <w:r>
-        <w:t xml:space="preserve"> </w:t>
-      </w:r>
-      <w:r>
-        <w:t xml:space="preserve">and resampling from it stands in for drawing new samples</w:t>
-      </w:r>
-      <w:r>
-        <w:t xml:space="preserve"> </w:t>
-      </w:r>
-      <w:r>
-        <w:t xml:space="preserve">from the population.</w:t>
-      </w:r>
-    </w:p>
-    <w:bookmarkEnd w:id="18"/>
-    <w:bookmarkStart w:id="20" w:name="def-bootstrap-se"/>
-    <w:p>
-      <w:pPr>
-        <w:pStyle w:val="BodyText"/>
-      </w:pPr>
-      <w:r>
-        <w:rPr>
-          <w:b/>
-          <w:bCs/>
-        </w:rPr>
-        <w:t xml:space="preserve">Definition 3 (Bootstrap standard error)</w:t>
-      </w:r>
-      <w:r>
-        <w:t xml:space="preserve"> </w:t>
-      </w:r>
-      <w:r>
-        <w:t xml:space="preserve">The</w:t>
-      </w:r>
-      <w:r>
-        <w:t xml:space="preserve"> </w:t>
-      </w:r>
-      <w:r>
-        <w:rPr>
-          <w:b/>
-          <w:bCs/>
-        </w:rPr>
-        <w:t xml:space="preserve">bootstrap standard error</w:t>
-      </w:r>
-      <w:r>
-        <w:t xml:space="preserve"> </w:t>
-      </w:r>
-      <w:r>
-        <w:t xml:space="preserve">of a statistic</w:t>
-      </w:r>
-      <w:r>
-        <w:t xml:space="preserve"> </w:t>
-      </w:r>
+      <w:ins w:id="96" w:author="PR Preview" w:date="2026-01-01T00:00:00Z">
+        <w:r>
+          <w:t xml:space="preserve"> </w:t>
+        </w:r>
+      </w:ins>
+      <w:ins w:id="97" w:author="PR Preview" w:date="2026-01-01T00:00:00Z">
+        <w:r>
+          <w:t xml:space="preserve">be a statistic computed from the observed data.</w:t>
+        </w:r>
+      </w:ins>
+      <w:ins w:id="98" w:author="PR Preview" w:date="2026-01-01T00:00:00Z">
+        <w:r>
+          <w:t xml:space="preserve"> </w:t>
+        </w:r>
+      </w:ins>
+      <w:ins w:id="99" w:author="PR Preview" w:date="2026-01-01T00:00:00Z">
+        <w:r>
+          <w:t xml:space="preserve">Draw</w:t>
+        </w:r>
+      </w:ins>
+      <w:ins w:id="100" w:author="PR Preview" w:date="2026-01-01T00:00:00Z">
+        <w:r>
+          <w:t xml:space="preserve"> </w:t>
+        </w:r>
+      </w:ins>
+      <m:oMath>
+        <m:r>
+          <m:t>B</m:t>
+        </m:r>
+      </m:oMath>
+      <w:ins w:id="101" w:author="PR Preview" w:date="2026-01-01T00:00:00Z">
+        <w:r>
+          <w:t xml:space="preserve"> </w:t>
+        </w:r>
+      </w:ins>
+      <w:ins w:id="102" w:author="PR Preview" w:date="2026-01-01T00:00:00Z">
+        <w:r>
+          <w:t xml:space="preserve">independent</w:t>
+        </w:r>
+      </w:ins>
+      <w:ins w:id="103" w:author="PR Preview" w:date="2026-01-01T00:00:00Z">
+        <w:r>
+          <w:t xml:space="preserve"> </w:t>
+        </w:r>
+      </w:ins>
+      <w:hyperlink w:anchor="def-bootstrap-sample">
+        <w:ins w:id="104" w:author="PR Preview" w:date="2026-01-01T00:00:00Z">
+          <w:r>
+            <w:rPr>
+              <w:rStyle w:val="Hyperlink"/>
+            </w:rPr>
+            <w:t xml:space="preserve">bootstrap samples</w:t>
+          </w:r>
+        </w:ins>
+      </w:hyperlink>
+      <w:ins w:id="105" w:author="PR Preview" w:date="2026-01-01T00:00:00Z">
+        <w:r>
+          <w:t xml:space="preserve">,</w:t>
+        </w:r>
+      </w:ins>
+      <w:ins w:id="106" w:author="PR Preview" w:date="2026-01-01T00:00:00Z">
+        <w:r>
+          <w:t xml:space="preserve"> </w:t>
+        </w:r>
+      </w:ins>
+      <w:ins w:id="107" w:author="PR Preview" w:date="2026-01-01T00:00:00Z">
+        <w:r>
+          <w:t xml:space="preserve">and compute the statistic on each one,</w:t>
+        </w:r>
+      </w:ins>
+      <w:ins w:id="108" w:author="PR Preview" w:date="2026-01-01T00:00:00Z">
+        <w:r>
+          <w:t xml:space="preserve"> </w:t>
+        </w:r>
+      </w:ins>
+      <w:ins w:id="109" w:author="PR Preview" w:date="2026-01-01T00:00:00Z">
+        <w:r>
+          <w:t xml:space="preserve">giving</w:t>
+        </w:r>
+      </w:ins>
+      <w:ins w:id="110" w:author="PR Preview" w:date="2026-01-01T00:00:00Z">
+        <w:r>
+          <w:t xml:space="preserve"> </w:t>
+        </w:r>
+      </w:ins>
+      <m:oMath>
+        <m:sSubSup>
+          <m:e>
+            <m:acc>
+              <m:accPr>
+                <m:chr m:val="̂"/>
+              </m:accPr>
+              <m:e>
+                <m:r>
+                  <m:t>θ</m:t>
+                </m:r>
+              </m:e>
+            </m:acc>
+          </m:e>
+          <m:sub>
+            <m:r>
+              <m:t>1</m:t>
+            </m:r>
+          </m:sub>
+          <m:sup>
+            <m:r>
+              <m:rPr>
+                <m:sty m:val="p"/>
+              </m:rPr>
+              <m:t>*</m:t>
+            </m:r>
+          </m:sup>
+        </m:sSubSup>
+        <m:r>
+          <m:rPr>
+            <m:sty m:val="p"/>
+          </m:rPr>
+          <m:t>,</m:t>
+        </m:r>
+        <m:r>
+          <m:rPr>
+            <m:sty m:val="p"/>
+          </m:rPr>
+          <m:t>…</m:t>
+        </m:r>
+        <m:r>
+          <m:rPr>
+            <m:sty m:val="p"/>
+          </m:rPr>
+          <m:t>,</m:t>
+        </m:r>
+        <m:sSubSup>
+          <m:e>
+            <m:acc>
+              <m:accPr>
+                <m:chr m:val="̂"/>
+              </m:accPr>
+              <m:e>
+                <m:r>
+                  <m:t>θ</m:t>
+                </m:r>
+              </m:e>
+            </m:acc>
+          </m:e>
+          <m:sub>
+            <m:r>
+              <m:t>B</m:t>
+            </m:r>
+          </m:sub>
+          <m:sup>
+            <m:r>
+              <m:rPr>
+                <m:sty m:val="p"/>
+              </m:rPr>
+              <m:t>*</m:t>
+            </m:r>
+          </m:sup>
+        </m:sSubSup>
+      </m:oMath>
+      <w:ins w:id="111" w:author="PR Preview" w:date="2026-01-01T00:00:00Z">
+        <w:r>
+          <w:t xml:space="preserve">.</w:t>
+        </w:r>
+      </w:ins>
+      <w:ins w:id="112" w:author="PR Preview" w:date="2026-01-01T00:00:00Z">
+        <w:r>
+          <w:t xml:space="preserve"> </w:t>
+        </w:r>
+      </w:ins>
+      <w:ins w:id="113" w:author="PR Preview" w:date="2026-01-01T00:00:00Z">
+        <w:r>
+          <w:t xml:space="preserve">The</w:t>
+        </w:r>
+      </w:ins>
+      <w:ins w:id="114" w:author="PR Preview" w:date="2026-01-01T00:00:00Z">
+        <w:r>
+          <w:t xml:space="preserve"> </w:t>
+        </w:r>
+      </w:ins>
+      <w:ins w:id="115" w:author="PR Preview" w:date="2026-01-01T00:00:00Z">
+        <w:r>
+          <w:rPr>
+            <w:b/>
+            <w:bCs/>
+          </w:rPr>
+          <w:t xml:space="preserve">bootstrap distribution</w:t>
+        </w:r>
+      </w:ins>
+      <w:ins w:id="116" w:author="PR Preview" w:date="2026-01-01T00:00:00Z">
+        <w:r>
+          <w:t xml:space="preserve"> </w:t>
+        </w:r>
+      </w:ins>
+      <w:ins w:id="117" w:author="PR Preview" w:date="2026-01-01T00:00:00Z">
+        <w:r>
+          <w:t xml:space="preserve">of</w:t>
+        </w:r>
+      </w:ins>
+      <w:ins w:id="118" w:author="PR Preview" w:date="2026-01-01T00:00:00Z">
+        <w:r>
+          <w:t xml:space="preserve"> </w:t>
+        </w:r>
+      </w:ins>
       <m:oMath>
         <m:acc>
           <m:accPr>
@@ -1669,18 +2192,302 @@
           </m:e>
         </m:acc>
       </m:oMath>
-      <w:r>
-        <w:t xml:space="preserve">,</w:t>
-      </w:r>
-      <w:r>
-        <w:t xml:space="preserve"> </w:t>
-      </w:r>
-      <w:r>
-        <w:t xml:space="preserve">written</w:t>
-      </w:r>
-      <w:r>
-        <w:t xml:space="preserve"> </w:t>
-      </w:r>
+      <w:ins w:id="119" w:author="PR Preview" w:date="2026-01-01T00:00:00Z">
+        <w:r>
+          <w:t xml:space="preserve"> </w:t>
+        </w:r>
+      </w:ins>
+      <w:ins w:id="120" w:author="PR Preview" w:date="2026-01-01T00:00:00Z">
+        <w:r>
+          <w:t xml:space="preserve">is the</w:t>
+        </w:r>
+      </w:ins>
+      <w:ins w:id="121" w:author="PR Preview" w:date="2026-01-01T00:00:00Z">
+        <w:r>
+          <w:t xml:space="preserve"> </w:t>
+        </w:r>
+      </w:ins>
+      <w:hyperlink r:id="rId18">
+        <w:ins w:id="122" w:author="PR Preview" w:date="2026-01-01T00:00:00Z">
+          <w:r>
+            <w:rPr>
+              <w:rStyle w:val="Hyperlink"/>
+            </w:rPr>
+            <w:t xml:space="preserve">empirical distribution</w:t>
+          </w:r>
+        </w:ins>
+      </w:hyperlink>
+      <w:ins w:id="123" w:author="PR Preview" w:date="2026-01-01T00:00:00Z">
+        <w:r>
+          <w:t xml:space="preserve"> </w:t>
+        </w:r>
+      </w:ins>
+      <w:ins w:id="124" w:author="PR Preview" w:date="2026-01-01T00:00:00Z">
+        <w:r>
+          <w:t xml:space="preserve">of</w:t>
+        </w:r>
+      </w:ins>
+      <w:ins w:id="125" w:author="PR Preview" w:date="2026-01-01T00:00:00Z">
+        <w:r>
+          <w:t xml:space="preserve"> </w:t>
+        </w:r>
+      </w:ins>
+      <m:oMath>
+        <m:sSubSup>
+          <m:e>
+            <m:acc>
+              <m:accPr>
+                <m:chr m:val="̂"/>
+              </m:accPr>
+              <m:e>
+                <m:r>
+                  <m:t>θ</m:t>
+                </m:r>
+              </m:e>
+            </m:acc>
+          </m:e>
+          <m:sub>
+            <m:r>
+              <m:t>1</m:t>
+            </m:r>
+          </m:sub>
+          <m:sup>
+            <m:r>
+              <m:rPr>
+                <m:sty m:val="p"/>
+              </m:rPr>
+              <m:t>*</m:t>
+            </m:r>
+          </m:sup>
+        </m:sSubSup>
+        <m:r>
+          <m:rPr>
+            <m:sty m:val="p"/>
+          </m:rPr>
+          <m:t>,</m:t>
+        </m:r>
+        <m:r>
+          <m:rPr>
+            <m:sty m:val="p"/>
+          </m:rPr>
+          <m:t>…</m:t>
+        </m:r>
+        <m:r>
+          <m:rPr>
+            <m:sty m:val="p"/>
+          </m:rPr>
+          <m:t>,</m:t>
+        </m:r>
+        <m:sSubSup>
+          <m:e>
+            <m:acc>
+              <m:accPr>
+                <m:chr m:val="̂"/>
+              </m:accPr>
+              <m:e>
+                <m:r>
+                  <m:t>θ</m:t>
+                </m:r>
+              </m:e>
+            </m:acc>
+          </m:e>
+          <m:sub>
+            <m:r>
+              <m:t>B</m:t>
+            </m:r>
+          </m:sub>
+          <m:sup>
+            <m:r>
+              <m:rPr>
+                <m:sty m:val="p"/>
+              </m:rPr>
+              <m:t>*</m:t>
+            </m:r>
+          </m:sup>
+        </m:sSubSup>
+      </m:oMath>
+      <w:ins w:id="126" w:author="PR Preview" w:date="2026-01-01T00:00:00Z">
+        <w:r>
+          <w:t xml:space="preserve">.</w:t>
+        </w:r>
+      </w:ins>
+    </w:p>
+    <w:p>
+      <w:pPr>
+        <w:pStyle w:val="BodyText"/>
+      </w:pPr>
+      <w:r>
+        <w:t xml:space="preserve">Source:</w:t>
+      </w:r>
+      <w:r>
+        <w:t xml:space="preserve"> </w:t>
+      </w:r>
+      <w:r>
+        <w:t xml:space="preserve">Wikipedia contributors [5]</w:t>
+      </w:r>
+      <w:r>
+        <w:t xml:space="preserve">.</w:t>
+      </w:r>
+    </w:p>
+    <w:bookmarkEnd w:id="19"/>
+    <w:bookmarkStart w:id="20" w:name="rem-bootstrap-distribution-role"/>
+    <w:p>
+      <w:pPr>
+        <w:pStyle w:val="BodyText"/>
+      </w:pPr>
+      <w:r>
+        <w:rPr>
+          <w:i/>
+          <w:iCs/>
+        </w:rPr>
+        <w:t xml:space="preserve">Remark 2</w:t>
+      </w:r>
+      <w:r>
+        <w:t xml:space="preserve"> (What the bootstrap distribution estimates). </w:t>
+      </w:r>
+      <w:r>
+        <w:t xml:space="preserve">The bootstrap distribution estimates the</w:t>
+      </w:r>
+      <w:r>
+        <w:t xml:space="preserve"> </w:t>
+      </w:r>
+      <w:hyperlink r:id="rId9">
+        <w:r>
+          <w:rPr>
+            <w:rStyle w:val="Hyperlink"/>
+          </w:rPr>
+          <w:t xml:space="preserve">sampling distribution</w:t>
+        </w:r>
+      </w:hyperlink>
+      <w:r>
+        <w:t xml:space="preserve"> </w:t>
+      </w:r>
+      <w:r>
+        <w:t xml:space="preserve">of</w:t>
+      </w:r>
+      <w:r>
+        <w:t xml:space="preserve"> </w:t>
+      </w:r>
+      <m:oMath>
+        <m:acc>
+          <m:accPr>
+            <m:chr m:val="̂"/>
+          </m:accPr>
+          <m:e>
+            <m:r>
+              <m:t>θ</m:t>
+            </m:r>
+          </m:e>
+        </m:acc>
+      </m:oMath>
+      <w:r>
+        <w:t xml:space="preserve">.</w:t>
+      </w:r>
+      <w:r>
+        <w:t xml:space="preserve"> </w:t>
+      </w:r>
+      <w:r>
+        <w:t xml:space="preserve">The observed sample stands in for the population,</w:t>
+      </w:r>
+      <w:r>
+        <w:t xml:space="preserve"> </w:t>
+      </w:r>
+      <w:r>
+        <w:t xml:space="preserve">and resampling from it stands in for drawing new samples</w:t>
+      </w:r>
+      <w:r>
+        <w:t xml:space="preserve"> </w:t>
+      </w:r>
+      <w:r>
+        <w:t xml:space="preserve">from the population.</w:t>
+      </w:r>
+    </w:p>
+    <w:bookmarkEnd w:id="20"/>
+    <w:bookmarkStart w:id="22" w:name="def-bootstrap-se"/>
+    <w:p>
+      <w:pPr>
+        <w:pStyle w:val="BodyText"/>
+      </w:pPr>
+      <w:del w:id="127" w:author="PR Preview" w:date="2026-01-01T00:00:00Z">
+        <w:r>
+          <w:rPr>
+            <w:b/>
+            <w:bCs/>
+          </w:rPr>
+          <w:delText xml:space="preserve">Definition 3 (Bootstrap standard error)</w:delText>
+        </w:r>
+      </w:del>
+      <w:del w:id="128" w:author="PR Preview" w:date="2026-01-01T00:00:00Z">
+        <w:r>
+          <w:delText xml:space="preserve"> </w:delText>
+        </w:r>
+      </w:del>
+      <w:del w:id="129" w:author="PR Preview" w:date="2026-01-01T00:00:00Z">
+        <w:r>
+          <w:delText xml:space="preserve">The</w:delText>
+        </w:r>
+      </w:del>
+      <w:del w:id="130" w:author="PR Preview" w:date="2026-01-01T00:00:00Z">
+        <w:r>
+          <w:delText xml:space="preserve"> </w:delText>
+        </w:r>
+      </w:del>
+      <w:del w:id="131" w:author="PR Preview" w:date="2026-01-01T00:00:00Z">
+        <w:r>
+          <w:rPr>
+            <w:b/>
+            <w:bCs/>
+          </w:rPr>
+          <w:delText xml:space="preserve">bootstrap standard error</w:delText>
+        </w:r>
+      </w:del>
+      <w:del w:id="132" w:author="PR Preview" w:date="2026-01-01T00:00:00Z">
+        <w:r>
+          <w:delText xml:space="preserve"> </w:delText>
+        </w:r>
+      </w:del>
+      <w:del w:id="133" w:author="PR Preview" w:date="2026-01-01T00:00:00Z">
+        <w:r>
+          <w:delText xml:space="preserve">of a statistic</w:delText>
+        </w:r>
+      </w:del>
+      <w:del w:id="134" w:author="PR Preview" w:date="2026-01-01T00:00:00Z">
+        <w:r>
+          <w:delText xml:space="preserve"> </w:delText>
+        </w:r>
+      </w:del>
+      <m:oMath>
+        <m:acc>
+          <m:accPr>
+            <m:chr m:val="̂"/>
+          </m:accPr>
+          <m:e>
+            <m:r>
+              <m:t>θ</m:t>
+            </m:r>
+          </m:e>
+        </m:acc>
+      </m:oMath>
+      <w:del w:id="135" w:author="PR Preview" w:date="2026-01-01T00:00:00Z">
+        <w:r>
+          <w:delText xml:space="preserve">,</w:delText>
+        </w:r>
+      </w:del>
+      <w:del w:id="136" w:author="PR Preview" w:date="2026-01-01T00:00:00Z">
+        <w:r>
+          <w:delText xml:space="preserve"> </w:delText>
+        </w:r>
+      </w:del>
+      <w:del w:id="137" w:author="PR Preview" w:date="2026-01-01T00:00:00Z">
+        <w:r>
+          <w:delText xml:space="preserve">written</w:delText>
+        </w:r>
+      </w:del>
+      <w:del w:id="138" w:author="PR Preview" w:date="2026-01-01T00:00:00Z">
+        <w:r>
+          <w:delText xml:space="preserve"> </w:delText>
+        </w:r>
+      </w:del>
       <m:oMath>
         <m:sSub>
           <m:e>
@@ -1710,18 +2517,26 @@
           </m:sub>
         </m:sSub>
       </m:oMath>
-      <w:r>
-        <w:t xml:space="preserve">,</w:t>
-      </w:r>
-      <w:r>
-        <w:t xml:space="preserve"> </w:t>
-      </w:r>
-      <w:r>
-        <w:t xml:space="preserve">is the sample standard deviation of the bootstrap replicates</w:t>
-      </w:r>
-      <w:r>
-        <w:t xml:space="preserve"> </w:t>
-      </w:r>
+      <w:del w:id="139" w:author="PR Preview" w:date="2026-01-01T00:00:00Z">
+        <w:r>
+          <w:delText xml:space="preserve">,</w:delText>
+        </w:r>
+      </w:del>
+      <w:del w:id="140" w:author="PR Preview" w:date="2026-01-01T00:00:00Z">
+        <w:r>
+          <w:delText xml:space="preserve"> </w:delText>
+        </w:r>
+      </w:del>
+      <w:del w:id="141" w:author="PR Preview" w:date="2026-01-01T00:00:00Z">
+        <w:r>
+          <w:delText xml:space="preserve">is the sample standard deviation of the bootstrap replicates</w:delText>
+        </w:r>
+      </w:del>
+      <w:del w:id="142" w:author="PR Preview" w:date="2026-01-01T00:00:00Z">
+        <w:r>
+          <w:delText xml:space="preserve"> </w:delText>
+        </w:r>
+      </w:del>
       <m:oMath>
         <m:sSubSup>
           <m:e>
@@ -1796,58 +2611,86 @@
           </m:sup>
         </m:sSubSup>
       </m:oMath>
-      <w:r>
-        <w:t xml:space="preserve"> </w:t>
-      </w:r>
-      <w:r>
-        <w:t xml:space="preserve">(</w:t>
-      </w:r>
+      <w:del w:id="143" w:author="PR Preview" w:date="2026-01-01T00:00:00Z">
+        <w:r>
+          <w:delText xml:space="preserve"> </w:delText>
+        </w:r>
+      </w:del>
+      <w:del w:id="144" w:author="PR Preview" w:date="2026-01-01T00:00:00Z">
+        <w:r>
+          <w:delText xml:space="preserve">(</w:delText>
+        </w:r>
+      </w:del>
       <w:hyperlink w:anchor="def-bootstrap-distribution">
-        <w:r>
-          <w:rPr>
-            <w:rStyle w:val="Hyperlink"/>
-          </w:rPr>
-          <w:t xml:space="preserve">Definition 2</w:t>
-        </w:r>
+        <w:del w:id="145" w:author="PR Preview" w:date="2026-01-01T00:00:00Z">
+          <w:r>
+            <w:rPr>
+              <w:rStyle w:val="Hyperlink"/>
+            </w:rPr>
+            <w:delText xml:space="preserve">Definition 2</w:delText>
+          </w:r>
+        </w:del>
       </w:hyperlink>
-      <w:r>
-        <w:t xml:space="preserve">)</w:t>
-      </w:r>
-      <w:r>
-        <w:t xml:space="preserve"> </w:t>
-      </w:r>
-      <w:r>
-        <w:t xml:space="preserve">[6]</w:t>
-      </w:r>
-      <w:r>
-        <w:t xml:space="preserve">.</w:t>
-      </w:r>
-      <w:r>
-        <w:t xml:space="preserve"> </w:t>
-      </w:r>
-      <w:r>
-        <w:t xml:space="preserve">It estimates the</w:t>
-      </w:r>
-      <w:r>
-        <w:t xml:space="preserve"> </w:t>
-      </w:r>
-      <w:hyperlink r:id="rId19">
-        <w:r>
-          <w:rPr>
-            <w:rStyle w:val="Hyperlink"/>
-          </w:rPr>
-          <w:t xml:space="preserve">standard error</w:t>
-        </w:r>
+      <w:del w:id="146" w:author="PR Preview" w:date="2026-01-01T00:00:00Z">
+        <w:r>
+          <w:delText xml:space="preserve">)</w:delText>
+        </w:r>
+      </w:del>
+      <w:del w:id="147" w:author="PR Preview" w:date="2026-01-01T00:00:00Z">
+        <w:r>
+          <w:delText xml:space="preserve"> </w:delText>
+        </w:r>
+      </w:del>
+      <w:del w:id="148" w:author="PR Preview" w:date="2026-01-01T00:00:00Z">
+        <w:r>
+          <w:delText xml:space="preserve">[6]</w:delText>
+        </w:r>
+      </w:del>
+      <w:del w:id="149" w:author="PR Preview" w:date="2026-01-01T00:00:00Z">
+        <w:r>
+          <w:delText xml:space="preserve">.</w:delText>
+        </w:r>
+      </w:del>
+      <w:del w:id="150" w:author="PR Preview" w:date="2026-01-01T00:00:00Z">
+        <w:r>
+          <w:delText xml:space="preserve"> </w:delText>
+        </w:r>
+      </w:del>
+      <w:del w:id="151" w:author="PR Preview" w:date="2026-01-01T00:00:00Z">
+        <w:r>
+          <w:delText xml:space="preserve">It estimates the</w:delText>
+        </w:r>
+      </w:del>
+      <w:del w:id="152" w:author="PR Preview" w:date="2026-01-01T00:00:00Z">
+        <w:r>
+          <w:delText xml:space="preserve"> </w:delText>
+        </w:r>
+      </w:del>
+      <w:hyperlink r:id="rId21">
+        <w:del w:id="153" w:author="PR Preview" w:date="2026-01-01T00:00:00Z">
+          <w:r>
+            <w:rPr>
+              <w:rStyle w:val="Hyperlink"/>
+            </w:rPr>
+            <w:delText xml:space="preserve">standard error</w:delText>
+          </w:r>
+        </w:del>
       </w:hyperlink>
-      <w:r>
-        <w:t xml:space="preserve"> </w:t>
-      </w:r>
-      <w:r>
-        <w:t xml:space="preserve">of</w:t>
-      </w:r>
-      <w:r>
-        <w:t xml:space="preserve"> </w:t>
-      </w:r>
+      <w:del w:id="154" w:author="PR Preview" w:date="2026-01-01T00:00:00Z">
+        <w:r>
+          <w:delText xml:space="preserve"> </w:delText>
+        </w:r>
+      </w:del>
+      <w:del w:id="155" w:author="PR Preview" w:date="2026-01-01T00:00:00Z">
+        <w:r>
+          <w:delText xml:space="preserve">of</w:delText>
+        </w:r>
+      </w:del>
+      <w:del w:id="156" w:author="PR Preview" w:date="2026-01-01T00:00:00Z">
+        <w:r>
+          <w:delText xml:space="preserve"> </w:delText>
+        </w:r>
+      </w:del>
       <m:oMath>
         <m:acc>
           <m:accPr>
@@ -1860,14 +2703,306 @@
           </m:e>
         </m:acc>
       </m:oMath>
-      <w:r>
-        <w:t xml:space="preserve">.</w:t>
-      </w:r>
+      <w:del w:id="157" w:author="PR Preview" w:date="2026-01-01T00:00:00Z">
+        <w:r>
+          <w:delText xml:space="preserve">.</w:delText>
+        </w:r>
+      </w:del>
     </w:p>
     <w:p>
       <w:pPr>
         <w:pStyle w:val="BodyText"/>
       </w:pPr>
+      <w:ins w:id="158" w:author="PR Preview" w:date="2026-01-01T00:00:00Z">
+        <w:r>
+          <w:rPr>
+            <w:b/>
+            <w:bCs/>
+          </w:rPr>
+          <w:t xml:space="preserve">Definition 3 (Bootstrap standard error)</w:t>
+        </w:r>
+      </w:ins>
+      <w:ins w:id="159" w:author="PR Preview" w:date="2026-01-01T00:00:00Z">
+        <w:r>
+          <w:t xml:space="preserve"> </w:t>
+        </w:r>
+      </w:ins>
+      <w:ins w:id="160" w:author="PR Preview" w:date="2026-01-01T00:00:00Z">
+        <w:r>
+          <w:t xml:space="preserve">The</w:t>
+        </w:r>
+      </w:ins>
+      <w:ins w:id="161" w:author="PR Preview" w:date="2026-01-01T00:00:00Z">
+        <w:r>
+          <w:t xml:space="preserve"> </w:t>
+        </w:r>
+      </w:ins>
+      <w:ins w:id="162" w:author="PR Preview" w:date="2026-01-01T00:00:00Z">
+        <w:r>
+          <w:rPr>
+            <w:b/>
+            <w:bCs/>
+          </w:rPr>
+          <w:t xml:space="preserve">bootstrap standard error</w:t>
+        </w:r>
+      </w:ins>
+      <w:ins w:id="163" w:author="PR Preview" w:date="2026-01-01T00:00:00Z">
+        <w:r>
+          <w:t xml:space="preserve"> </w:t>
+        </w:r>
+      </w:ins>
+      <w:ins w:id="164" w:author="PR Preview" w:date="2026-01-01T00:00:00Z">
+        <w:r>
+          <w:t xml:space="preserve">of a statistic</w:t>
+        </w:r>
+      </w:ins>
+      <w:ins w:id="165" w:author="PR Preview" w:date="2026-01-01T00:00:00Z">
+        <w:r>
+          <w:t xml:space="preserve"> </w:t>
+        </w:r>
+      </w:ins>
+      <m:oMath>
+        <m:acc>
+          <m:accPr>
+            <m:chr m:val="̂"/>
+          </m:accPr>
+          <m:e>
+            <m:r>
+              <m:t>θ</m:t>
+            </m:r>
+          </m:e>
+        </m:acc>
+      </m:oMath>
+      <w:ins w:id="166" w:author="PR Preview" w:date="2026-01-01T00:00:00Z">
+        <w:r>
+          <w:t xml:space="preserve">,</w:t>
+        </w:r>
+      </w:ins>
+      <w:ins w:id="167" w:author="PR Preview" w:date="2026-01-01T00:00:00Z">
+        <w:r>
+          <w:t xml:space="preserve"> </w:t>
+        </w:r>
+      </w:ins>
+      <w:ins w:id="168" w:author="PR Preview" w:date="2026-01-01T00:00:00Z">
+        <w:r>
+          <w:t xml:space="preserve">written</w:t>
+        </w:r>
+      </w:ins>
+      <w:ins w:id="169" w:author="PR Preview" w:date="2026-01-01T00:00:00Z">
+        <w:r>
+          <w:t xml:space="preserve"> </w:t>
+        </w:r>
+      </w:ins>
+      <m:oMath>
+        <m:sSub>
+          <m:e>
+            <m:acc>
+              <m:accPr>
+                <m:chr m:val="̂"/>
+              </m:accPr>
+              <m:e>
+                <m:r>
+                  <m:rPr>
+                    <m:nor/>
+                    <m:sty m:val="p"/>
+                  </m:rPr>
+                  <m:t>SE</m:t>
+                </m:r>
+              </m:e>
+            </m:acc>
+          </m:e>
+          <m:sub>
+            <m:r>
+              <m:rPr>
+                <m:nor/>
+                <m:sty m:val="p"/>
+              </m:rPr>
+              <m:t>boot</m:t>
+            </m:r>
+          </m:sub>
+        </m:sSub>
+      </m:oMath>
+      <w:ins w:id="170" w:author="PR Preview" w:date="2026-01-01T00:00:00Z">
+        <w:r>
+          <w:t xml:space="preserve">,</w:t>
+        </w:r>
+      </w:ins>
+      <w:ins w:id="171" w:author="PR Preview" w:date="2026-01-01T00:00:00Z">
+        <w:r>
+          <w:t xml:space="preserve"> </w:t>
+        </w:r>
+      </w:ins>
+      <w:ins w:id="172" w:author="PR Preview" w:date="2026-01-01T00:00:00Z">
+        <w:r>
+          <w:t xml:space="preserve">is the sample standard deviation of the bootstrap replicates</w:t>
+        </w:r>
+      </w:ins>
+      <w:ins w:id="173" w:author="PR Preview" w:date="2026-01-01T00:00:00Z">
+        <w:r>
+          <w:t xml:space="preserve"> </w:t>
+        </w:r>
+      </w:ins>
+      <m:oMath>
+        <m:sSubSup>
+          <m:e>
+            <m:acc>
+              <m:accPr>
+                <m:chr m:val="̂"/>
+              </m:accPr>
+              <m:e>
+                <m:r>
+                  <m:t>θ</m:t>
+                </m:r>
+              </m:e>
+            </m:acc>
+          </m:e>
+          <m:sub>
+            <m:r>
+              <m:t>1</m:t>
+            </m:r>
+          </m:sub>
+          <m:sup>
+            <m:r>
+              <m:rPr>
+                <m:sty m:val="p"/>
+              </m:rPr>
+              <m:t>*</m:t>
+            </m:r>
+          </m:sup>
+        </m:sSubSup>
+        <m:r>
+          <m:rPr>
+            <m:sty m:val="p"/>
+          </m:rPr>
+          <m:t>,</m:t>
+        </m:r>
+        <m:r>
+          <m:rPr>
+            <m:sty m:val="p"/>
+          </m:rPr>
+          <m:t>…</m:t>
+        </m:r>
+        <m:r>
+          <m:rPr>
+            <m:sty m:val="p"/>
+          </m:rPr>
+          <m:t>,</m:t>
+        </m:r>
+        <m:sSubSup>
+          <m:e>
+            <m:acc>
+              <m:accPr>
+                <m:chr m:val="̂"/>
+              </m:accPr>
+              <m:e>
+                <m:r>
+                  <m:t>θ</m:t>
+                </m:r>
+              </m:e>
+            </m:acc>
+          </m:e>
+          <m:sub>
+            <m:r>
+              <m:t>B</m:t>
+            </m:r>
+          </m:sub>
+          <m:sup>
+            <m:r>
+              <m:rPr>
+                <m:sty m:val="p"/>
+              </m:rPr>
+              <m:t>*</m:t>
+            </m:r>
+          </m:sup>
+        </m:sSubSup>
+      </m:oMath>
+      <w:ins w:id="174" w:author="PR Preview" w:date="2026-01-01T00:00:00Z">
+        <w:r>
+          <w:t xml:space="preserve"> </w:t>
+        </w:r>
+      </w:ins>
+      <w:ins w:id="175" w:author="PR Preview" w:date="2026-01-01T00:00:00Z">
+        <w:r>
+          <w:t xml:space="preserve">(</w:t>
+        </w:r>
+      </w:ins>
+      <w:hyperlink w:anchor="def-bootstrap-distribution">
+        <w:ins w:id="176" w:author="PR Preview" w:date="2026-01-01T00:00:00Z">
+          <w:r>
+            <w:rPr>
+              <w:rStyle w:val="Hyperlink"/>
+            </w:rPr>
+            <w:t xml:space="preserve">Definition 2</w:t>
+          </w:r>
+        </w:ins>
+      </w:hyperlink>
+      <w:ins w:id="177" w:author="PR Preview" w:date="2026-01-01T00:00:00Z">
+        <w:r>
+          <w:t xml:space="preserve">).</w:t>
+        </w:r>
+      </w:ins>
+      <w:ins w:id="178" w:author="PR Preview" w:date="2026-01-01T00:00:00Z">
+        <w:r>
+          <w:t xml:space="preserve"> </w:t>
+        </w:r>
+      </w:ins>
+      <w:ins w:id="179" w:author="PR Preview" w:date="2026-01-01T00:00:00Z">
+        <w:r>
+          <w:t xml:space="preserve">It estimates the</w:t>
+        </w:r>
+      </w:ins>
+      <w:ins w:id="180" w:author="PR Preview" w:date="2026-01-01T00:00:00Z">
+        <w:r>
+          <w:t xml:space="preserve"> </w:t>
+        </w:r>
+      </w:ins>
+      <w:hyperlink r:id="rId21">
+        <w:ins w:id="181" w:author="PR Preview" w:date="2026-01-01T00:00:00Z">
+          <w:r>
+            <w:rPr>
+              <w:rStyle w:val="Hyperlink"/>
+            </w:rPr>
+            <w:t xml:space="preserve">standard error</w:t>
+          </w:r>
+        </w:ins>
+      </w:hyperlink>
+      <w:ins w:id="182" w:author="PR Preview" w:date="2026-01-01T00:00:00Z">
+        <w:r>
+          <w:t xml:space="preserve"> </w:t>
+        </w:r>
+      </w:ins>
+      <w:ins w:id="183" w:author="PR Preview" w:date="2026-01-01T00:00:00Z">
+        <w:r>
+          <w:t xml:space="preserve">of</w:t>
+        </w:r>
+      </w:ins>
+      <w:ins w:id="184" w:author="PR Preview" w:date="2026-01-01T00:00:00Z">
+        <w:r>
+          <w:t xml:space="preserve"> </w:t>
+        </w:r>
+      </w:ins>
+      <m:oMath>
+        <m:acc>
+          <m:accPr>
+            <m:chr m:val="̂"/>
+          </m:accPr>
+          <m:e>
+            <m:r>
+              <m:t>θ</m:t>
+            </m:r>
+          </m:e>
+        </m:acc>
+      </m:oMath>
+      <w:ins w:id="185" w:author="PR Preview" w:date="2026-01-01T00:00:00Z">
+        <w:r>
+          <w:t xml:space="preserve">.</w:t>
+        </w:r>
+      </w:ins>
+    </w:p>
+    <w:p>
+      <w:pPr>
+        <w:pStyle w:val="BodyText"/>
+      </w:pPr>
       <w:r>
         <w:t xml:space="preserve">Source:</w:t>
       </w:r>
@@ -1881,8 +3016,8 @@
         <w:t xml:space="preserve">.</w:t>
       </w:r>
     </w:p>
-    <w:bookmarkEnd w:id="20"/>
-    <w:bookmarkStart w:id="25" w:name="exm-bootstrap-distribution-toy"/>
+    <w:bookmarkEnd w:id="22"/>
+    <w:bookmarkStart w:id="27" w:name="exm-bootstrap-distribution-toy"/>
     <w:p>
       <w:pPr>
         <w:pStyle w:val="BodyText"/>
@@ -2834,7 +3969,7 @@
       <w:tr>
         <w:tc>
           <w:tcPr/>
-          <w:bookmarkStart w:id="24" w:name="fig-boot-dist-toy"/>
+          <w:bookmarkStart w:id="26" w:name="fig-boot-dist-toy"/>
           <w:p>
             <w:pPr>
               <w:pStyle w:val="SourceCode"/>
@@ -3207,18 +4342,18 @@
                 <wp:inline>
                   <wp:extent cx="4620126" cy="3696101"/>
                   <wp:effectExtent b="0" l="0" r="0" t="0"/>
-                  <wp:docPr descr="" title="" id="22" name="Picture"/>
+                  <wp:docPr descr="" title="" id="24" name="Picture"/>
                   <a:graphic>
                     <a:graphicData uri="http://schemas.openxmlformats.org/drawingml/2006/picture">
                       <pic:pic>
                         <pic:nvPicPr>
-                          <pic:cNvPr descr="bootstrap_files/figure-docx/unnamed-chunk-3-1.png" id="23" name="Picture"/>
+                          <pic:cNvPr descr="bootstrap_files/figure-docx/unnamed-chunk-3-1.png" id="25" name="Picture"/>
                           <pic:cNvPicPr>
                             <a:picLocks noChangeArrowheads="1" noChangeAspect="1"/>
                           </pic:cNvPicPr>
                         </pic:nvPicPr>
                         <pic:blipFill>
-                          <a:blip r:embed="rId21"/>
+                          <a:blip r:embed="rId23"/>
                           <a:stretch>
                             <a:fillRect/>
                           </a:stretch>
@@ -3296,11 +4431,11 @@
               <w:t xml:space="preserve">The red line marks the observed sample mean.</w:t>
             </w:r>
           </w:p>
-          <w:bookmarkEnd w:id="24"/>
+          <w:bookmarkEnd w:id="26"/>
         </w:tc>
       </w:tr>
     </w:tbl>
-    <w:bookmarkEnd w:id="25"/>
+    <w:bookmarkEnd w:id="27"/>
     <w:p>
       <w:pPr>
         <w:pStyle w:val="Compact"/>
@@ -3373,8 +4508,8 @@
         <w:t xml:space="preserve">covers conditional inference, unconditional inference and the bootstrap.</w:t>
       </w:r>
     </w:p>
-    <w:bookmarkEnd w:id="26"/>
-    <w:bookmarkStart w:id="44" w:name="sec-bootstrap-methods"/>
+    <w:bookmarkEnd w:id="28"/>
+    <w:bookmarkStart w:id="46" w:name="sec-bootstrap-methods"/>
     <w:p>
       <w:pPr>
         <w:pStyle w:val="Heading3"/>
@@ -3466,7 +4601,7 @@
       <w:r>
         <w:t xml:space="preserve"> </w:t>
       </w:r>
-      <w:hyperlink r:id="rId27">
+      <w:hyperlink r:id="rId29">
         <w:r>
           <w:rPr>
             <w:rStyle w:val="Hyperlink"/>
@@ -3544,7 +4679,7 @@
         <w:t xml:space="preserve">is its CDF.</w:t>
       </w:r>
     </w:p>
-    <w:bookmarkStart w:id="31" w:name="sec-bootstrap-normal"/>
+    <w:bookmarkStart w:id="33" w:name="sec-bootstrap-normal"/>
     <w:p>
       <w:pPr>
         <w:pStyle w:val="Heading4"/>
@@ -3553,7 +4688,7 @@
         <w:t xml:space="preserve">2.3.1 Normal approximation</w:t>
       </w:r>
     </w:p>
-    <w:bookmarkStart w:id="28" w:name="def-bootstrap-ci-normal"/>
+    <w:bookmarkStart w:id="30" w:name="def-bootstrap-ci-normal"/>
     <w:p>
       <w:pPr>
         <w:pStyle w:val="FirstParagraph"/>
@@ -3745,8 +4880,8 @@
         <w:t xml:space="preserve">).</w:t>
       </w:r>
     </w:p>
-    <w:bookmarkEnd w:id="28"/>
-    <w:bookmarkStart w:id="29" w:name="rem-bootstrap-ci-normal-assumptions"/>
+    <w:bookmarkEnd w:id="30"/>
+    <w:bookmarkStart w:id="31" w:name="rem-bootstrap-ci-normal-assumptions"/>
     <w:p>
       <w:pPr>
         <w:pStyle w:val="BodyText"/>
@@ -3847,8 +4982,8 @@
         <w:t xml:space="preserve">.</w:t>
       </w:r>
     </w:p>
-    <w:bookmarkEnd w:id="29"/>
-    <w:bookmarkStart w:id="30" w:name="exm-bootstrap-normal-toy"/>
+    <w:bookmarkEnd w:id="31"/>
+    <w:bookmarkStart w:id="32" w:name="exm-bootstrap-normal-toy"/>
     <w:p>
       <w:pPr>
         <w:pStyle w:val="BodyText"/>
@@ -4080,9 +5215,9 @@
         <w:t xml:space="preserve">#&gt;  96.9795 110.6205</w:t>
       </w:r>
     </w:p>
-    <w:bookmarkEnd w:id="30"/>
-    <w:bookmarkEnd w:id="31"/>
-    <w:bookmarkStart w:id="35" w:name="sec-bootstrap-percentile"/>
+    <w:bookmarkEnd w:id="32"/>
+    <w:bookmarkEnd w:id="33"/>
+    <w:bookmarkStart w:id="37" w:name="sec-bootstrap-percentile"/>
     <w:p>
       <w:pPr>
         <w:pStyle w:val="Heading4"/>
@@ -4091,43 +5226,59 @@
         <w:t xml:space="preserve">2.3.2 Percentile method</w:t>
       </w:r>
     </w:p>
-    <w:bookmarkStart w:id="32" w:name="def-bootstrap-ci-percentile"/>
+    <w:bookmarkStart w:id="34" w:name="def-bootstrap-ci-percentile"/>
     <w:p>
       <w:pPr>
         <w:pStyle w:val="FirstParagraph"/>
       </w:pPr>
-      <w:r>
-        <w:rPr>
-          <w:b/>
-          <w:bCs/>
-        </w:rPr>
-        <w:t xml:space="preserve">Definition 5 (Percentile bootstrap confidence interval)</w:t>
-      </w:r>
-      <w:r>
-        <w:t xml:space="preserve"> </w:t>
-      </w:r>
-      <w:r>
-        <w:t xml:space="preserve">The</w:t>
-      </w:r>
-      <w:r>
-        <w:t xml:space="preserve"> </w:t>
-      </w:r>
-      <w:r>
-        <w:rPr>
-          <w:b/>
-          <w:bCs/>
-        </w:rPr>
-        <w:t xml:space="preserve">percentile bootstrap confidence interval</w:t>
-      </w:r>
-      <w:r>
-        <w:t xml:space="preserve"> </w:t>
-      </w:r>
-      <w:r>
-        <w:t xml:space="preserve">runs from the</w:t>
-      </w:r>
-      <w:r>
-        <w:t xml:space="preserve"> </w:t>
-      </w:r>
+      <w:del w:id="186" w:author="PR Preview" w:date="2026-01-01T00:00:00Z">
+        <w:r>
+          <w:rPr>
+            <w:b/>
+            <w:bCs/>
+          </w:rPr>
+          <w:delText xml:space="preserve">Definition 5 (Percentile bootstrap confidence interval)</w:delText>
+        </w:r>
+      </w:del>
+      <w:del w:id="187" w:author="PR Preview" w:date="2026-01-01T00:00:00Z">
+        <w:r>
+          <w:delText xml:space="preserve"> </w:delText>
+        </w:r>
+      </w:del>
+      <w:del w:id="188" w:author="PR Preview" w:date="2026-01-01T00:00:00Z">
+        <w:r>
+          <w:delText xml:space="preserve">The</w:delText>
+        </w:r>
+      </w:del>
+      <w:del w:id="189" w:author="PR Preview" w:date="2026-01-01T00:00:00Z">
+        <w:r>
+          <w:delText xml:space="preserve"> </w:delText>
+        </w:r>
+      </w:del>
+      <w:del w:id="190" w:author="PR Preview" w:date="2026-01-01T00:00:00Z">
+        <w:r>
+          <w:rPr>
+            <w:b/>
+            <w:bCs/>
+          </w:rPr>
+          <w:delText xml:space="preserve">percentile bootstrap confidence interval</w:delText>
+        </w:r>
+      </w:del>
+      <w:del w:id="191" w:author="PR Preview" w:date="2026-01-01T00:00:00Z">
+        <w:r>
+          <w:delText xml:space="preserve"> </w:delText>
+        </w:r>
+      </w:del>
+      <w:del w:id="192" w:author="PR Preview" w:date="2026-01-01T00:00:00Z">
+        <w:r>
+          <w:delText xml:space="preserve">runs from the</w:delText>
+        </w:r>
+      </w:del>
+      <w:del w:id="193" w:author="PR Preview" w:date="2026-01-01T00:00:00Z">
+        <w:r>
+          <w:delText xml:space="preserve"> </w:delText>
+        </w:r>
+      </w:del>
       <m:oMath>
         <m:r>
           <m:t>α</m:t>
@@ -4142,21 +5293,31 @@
           <m:t>2</m:t>
         </m:r>
       </m:oMath>
-      <w:r>
-        <w:t xml:space="preserve"> </w:t>
-      </w:r>
-      <w:r>
-        <w:t xml:space="preserve">quantile</w:t>
-      </w:r>
-      <w:r>
-        <w:t xml:space="preserve"> </w:t>
-      </w:r>
-      <w:r>
-        <w:t xml:space="preserve">to the</w:t>
-      </w:r>
-      <w:r>
-        <w:t xml:space="preserve"> </w:t>
-      </w:r>
+      <w:del w:id="194" w:author="PR Preview" w:date="2026-01-01T00:00:00Z">
+        <w:r>
+          <w:delText xml:space="preserve"> </w:delText>
+        </w:r>
+      </w:del>
+      <w:del w:id="195" w:author="PR Preview" w:date="2026-01-01T00:00:00Z">
+        <w:r>
+          <w:delText xml:space="preserve">quantile</w:delText>
+        </w:r>
+      </w:del>
+      <w:del w:id="196" w:author="PR Preview" w:date="2026-01-01T00:00:00Z">
+        <w:r>
+          <w:delText xml:space="preserve"> </w:delText>
+        </w:r>
+      </w:del>
+      <w:del w:id="197" w:author="PR Preview" w:date="2026-01-01T00:00:00Z">
+        <w:r>
+          <w:delText xml:space="preserve">to the</w:delText>
+        </w:r>
+      </w:del>
+      <w:del w:id="198" w:author="PR Preview" w:date="2026-01-01T00:00:00Z">
+        <w:r>
+          <w:delText xml:space="preserve"> </w:delText>
+        </w:r>
+      </w:del>
       <m:oMath>
         <m:r>
           <m:t>1</m:t>
@@ -4180,21 +5341,31 @@
           <m:t>2</m:t>
         </m:r>
       </m:oMath>
-      <w:r>
-        <w:t xml:space="preserve"> </w:t>
-      </w:r>
-      <w:r>
-        <w:t xml:space="preserve">quantile</w:t>
-      </w:r>
-      <w:r>
-        <w:t xml:space="preserve"> </w:t>
-      </w:r>
-      <w:r>
-        <w:t xml:space="preserve">of the bootstrap replicates</w:t>
-      </w:r>
-      <w:r>
-        <w:t xml:space="preserve"> </w:t>
-      </w:r>
+      <w:del w:id="199" w:author="PR Preview" w:date="2026-01-01T00:00:00Z">
+        <w:r>
+          <w:delText xml:space="preserve"> </w:delText>
+        </w:r>
+      </w:del>
+      <w:del w:id="200" w:author="PR Preview" w:date="2026-01-01T00:00:00Z">
+        <w:r>
+          <w:delText xml:space="preserve">quantile</w:delText>
+        </w:r>
+      </w:del>
+      <w:del w:id="201" w:author="PR Preview" w:date="2026-01-01T00:00:00Z">
+        <w:r>
+          <w:delText xml:space="preserve"> </w:delText>
+        </w:r>
+      </w:del>
+      <w:del w:id="202" w:author="PR Preview" w:date="2026-01-01T00:00:00Z">
+        <w:r>
+          <w:delText xml:space="preserve">of the bootstrap replicates</w:delText>
+        </w:r>
+      </w:del>
+      <w:del w:id="203" w:author="PR Preview" w:date="2026-01-01T00:00:00Z">
+        <w:r>
+          <w:delText xml:space="preserve"> </w:delText>
+        </w:r>
+      </w:del>
       <m:oMath>
         <m:sSubSup>
           <m:e>
@@ -4269,32 +5440,285 @@
           </m:sup>
         </m:sSubSup>
       </m:oMath>
-      <w:r>
-        <w:t xml:space="preserve"> </w:t>
-      </w:r>
-      <w:r>
-        <w:t xml:space="preserve">(</w:t>
-      </w:r>
+      <w:del w:id="204" w:author="PR Preview" w:date="2026-01-01T00:00:00Z">
+        <w:r>
+          <w:delText xml:space="preserve"> </w:delText>
+        </w:r>
+      </w:del>
+      <w:del w:id="205" w:author="PR Preview" w:date="2026-01-01T00:00:00Z">
+        <w:r>
+          <w:delText xml:space="preserve">(</w:delText>
+        </w:r>
+      </w:del>
       <w:hyperlink w:anchor="def-bootstrap-distribution">
+        <w:del w:id="206" w:author="PR Preview" w:date="2026-01-01T00:00:00Z">
+          <w:r>
+            <w:rPr>
+              <w:rStyle w:val="Hyperlink"/>
+            </w:rPr>
+            <w:delText xml:space="preserve">Definition 2</w:delText>
+          </w:r>
+        </w:del>
+      </w:hyperlink>
+      <w:del w:id="207" w:author="PR Preview" w:date="2026-01-01T00:00:00Z">
+        <w:r>
+          <w:delText xml:space="preserve">)</w:delText>
+        </w:r>
+      </w:del>
+      <w:del w:id="208" w:author="PR Preview" w:date="2026-01-01T00:00:00Z">
+        <w:r>
+          <w:delText xml:space="preserve"> </w:delText>
+        </w:r>
+      </w:del>
+      <w:del w:id="209" w:author="PR Preview" w:date="2026-01-01T00:00:00Z">
+        <w:r>
+          <w:delText xml:space="preserve">[10]</w:delText>
+        </w:r>
+      </w:del>
+      <w:del w:id="210" w:author="PR Preview" w:date="2026-01-01T00:00:00Z">
+        <w:r>
+          <w:delText xml:space="preserve">.</w:delText>
+        </w:r>
+      </w:del>
+    </w:p>
+    <w:p>
+      <w:pPr>
+        <w:pStyle w:val="FirstParagraph"/>
+      </w:pPr>
+      <w:ins w:id="211" w:author="PR Preview" w:date="2026-01-01T00:00:00Z">
         <w:r>
           <w:rPr>
-            <w:rStyle w:val="Hyperlink"/>
+            <w:b/>
+            <w:bCs/>
           </w:rPr>
-          <w:t xml:space="preserve">Definition 2</w:t>
-        </w:r>
+          <w:t xml:space="preserve">Definition 5 (Percentile bootstrap confidence interval)</w:t>
+        </w:r>
+      </w:ins>
+      <w:ins w:id="212" w:author="PR Preview" w:date="2026-01-01T00:00:00Z">
+        <w:r>
+          <w:t xml:space="preserve"> </w:t>
+        </w:r>
+      </w:ins>
+      <w:ins w:id="213" w:author="PR Preview" w:date="2026-01-01T00:00:00Z">
+        <w:r>
+          <w:t xml:space="preserve">The</w:t>
+        </w:r>
+      </w:ins>
+      <w:ins w:id="214" w:author="PR Preview" w:date="2026-01-01T00:00:00Z">
+        <w:r>
+          <w:t xml:space="preserve"> </w:t>
+        </w:r>
+      </w:ins>
+      <w:ins w:id="215" w:author="PR Preview" w:date="2026-01-01T00:00:00Z">
+        <w:r>
+          <w:rPr>
+            <w:b/>
+            <w:bCs/>
+          </w:rPr>
+          <w:t xml:space="preserve">percentile bootstrap confidence interval</w:t>
+        </w:r>
+      </w:ins>
+      <w:ins w:id="216" w:author="PR Preview" w:date="2026-01-01T00:00:00Z">
+        <w:r>
+          <w:t xml:space="preserve"> </w:t>
+        </w:r>
+      </w:ins>
+      <w:ins w:id="217" w:author="PR Preview" w:date="2026-01-01T00:00:00Z">
+        <w:r>
+          <w:t xml:space="preserve">runs from the</w:t>
+        </w:r>
+      </w:ins>
+      <w:ins w:id="218" w:author="PR Preview" w:date="2026-01-01T00:00:00Z">
+        <w:r>
+          <w:t xml:space="preserve"> </w:t>
+        </w:r>
+      </w:ins>
+      <m:oMath>
+        <m:r>
+          <m:t>α</m:t>
+        </m:r>
+        <m:r>
+          <m:rPr>
+            <m:sty m:val="p"/>
+          </m:rPr>
+          <m:t>/</m:t>
+        </m:r>
+        <m:r>
+          <m:t>2</m:t>
+        </m:r>
+      </m:oMath>
+      <w:ins w:id="219" w:author="PR Preview" w:date="2026-01-01T00:00:00Z">
+        <w:r>
+          <w:t xml:space="preserve"> </w:t>
+        </w:r>
+      </w:ins>
+      <w:ins w:id="220" w:author="PR Preview" w:date="2026-01-01T00:00:00Z">
+        <w:r>
+          <w:t xml:space="preserve">quantile</w:t>
+        </w:r>
+      </w:ins>
+      <w:ins w:id="221" w:author="PR Preview" w:date="2026-01-01T00:00:00Z">
+        <w:r>
+          <w:t xml:space="preserve"> </w:t>
+        </w:r>
+      </w:ins>
+      <w:ins w:id="222" w:author="PR Preview" w:date="2026-01-01T00:00:00Z">
+        <w:r>
+          <w:t xml:space="preserve">to the</w:t>
+        </w:r>
+      </w:ins>
+      <w:ins w:id="223" w:author="PR Preview" w:date="2026-01-01T00:00:00Z">
+        <w:r>
+          <w:t xml:space="preserve"> </w:t>
+        </w:r>
+      </w:ins>
+      <m:oMath>
+        <m:r>
+          <m:t>1</m:t>
+        </m:r>
+        <m:r>
+          <m:rPr>
+            <m:sty m:val="p"/>
+          </m:rPr>
+          <m:t>−</m:t>
+        </m:r>
+        <m:r>
+          <m:t>α</m:t>
+        </m:r>
+        <m:r>
+          <m:rPr>
+            <m:sty m:val="p"/>
+          </m:rPr>
+          <m:t>/</m:t>
+        </m:r>
+        <m:r>
+          <m:t>2</m:t>
+        </m:r>
+      </m:oMath>
+      <w:ins w:id="224" w:author="PR Preview" w:date="2026-01-01T00:00:00Z">
+        <w:r>
+          <w:t xml:space="preserve"> </w:t>
+        </w:r>
+      </w:ins>
+      <w:ins w:id="225" w:author="PR Preview" w:date="2026-01-01T00:00:00Z">
+        <w:r>
+          <w:t xml:space="preserve">quantile</w:t>
+        </w:r>
+      </w:ins>
+      <w:ins w:id="226" w:author="PR Preview" w:date="2026-01-01T00:00:00Z">
+        <w:r>
+          <w:t xml:space="preserve"> </w:t>
+        </w:r>
+      </w:ins>
+      <w:ins w:id="227" w:author="PR Preview" w:date="2026-01-01T00:00:00Z">
+        <w:r>
+          <w:t xml:space="preserve">of the bootstrap replicates</w:t>
+        </w:r>
+      </w:ins>
+      <w:ins w:id="228" w:author="PR Preview" w:date="2026-01-01T00:00:00Z">
+        <w:r>
+          <w:t xml:space="preserve"> </w:t>
+        </w:r>
+      </w:ins>
+      <m:oMath>
+        <m:sSubSup>
+          <m:e>
+            <m:acc>
+              <m:accPr>
+                <m:chr m:val="̂"/>
+              </m:accPr>
+              <m:e>
+                <m:r>
+                  <m:t>θ</m:t>
+                </m:r>
+              </m:e>
+            </m:acc>
+          </m:e>
+          <m:sub>
+            <m:r>
+              <m:t>1</m:t>
+            </m:r>
+          </m:sub>
+          <m:sup>
+            <m:r>
+              <m:rPr>
+                <m:sty m:val="p"/>
+              </m:rPr>
+              <m:t>*</m:t>
+            </m:r>
+          </m:sup>
+        </m:sSubSup>
+        <m:r>
+          <m:rPr>
+            <m:sty m:val="p"/>
+          </m:rPr>
+          <m:t>,</m:t>
+        </m:r>
+        <m:r>
+          <m:rPr>
+            <m:sty m:val="p"/>
+          </m:rPr>
+          <m:t>…</m:t>
+        </m:r>
+        <m:r>
+          <m:rPr>
+            <m:sty m:val="p"/>
+          </m:rPr>
+          <m:t>,</m:t>
+        </m:r>
+        <m:sSubSup>
+          <m:e>
+            <m:acc>
+              <m:accPr>
+                <m:chr m:val="̂"/>
+              </m:accPr>
+              <m:e>
+                <m:r>
+                  <m:t>θ</m:t>
+                </m:r>
+              </m:e>
+            </m:acc>
+          </m:e>
+          <m:sub>
+            <m:r>
+              <m:t>B</m:t>
+            </m:r>
+          </m:sub>
+          <m:sup>
+            <m:r>
+              <m:rPr>
+                <m:sty m:val="p"/>
+              </m:rPr>
+              <m:t>*</m:t>
+            </m:r>
+          </m:sup>
+        </m:sSubSup>
+      </m:oMath>
+      <w:ins w:id="229" w:author="PR Preview" w:date="2026-01-01T00:00:00Z">
+        <w:r>
+          <w:t xml:space="preserve"> </w:t>
+        </w:r>
+      </w:ins>
+      <w:ins w:id="230" w:author="PR Preview" w:date="2026-01-01T00:00:00Z">
+        <w:r>
+          <w:t xml:space="preserve">(</w:t>
+        </w:r>
+      </w:ins>
+      <w:hyperlink w:anchor="def-bootstrap-distribution">
+        <w:ins w:id="231" w:author="PR Preview" w:date="2026-01-01T00:00:00Z">
+          <w:r>
+            <w:rPr>
+              <w:rStyle w:val="Hyperlink"/>
+            </w:rPr>
+            <w:t xml:space="preserve">Definition 2</w:t>
+          </w:r>
+        </w:ins>
       </w:hyperlink>
-      <w:r>
-        <w:t xml:space="preserve">)</w:t>
-      </w:r>
-      <w:r>
-        <w:t xml:space="preserve"> </w:t>
-      </w:r>
-      <w:r>
-        <w:t xml:space="preserve">[10]</w:t>
-      </w:r>
-      <w:r>
-        <w:t xml:space="preserve">.</w:t>
-      </w:r>
+      <w:ins w:id="232" w:author="PR Preview" w:date="2026-01-01T00:00:00Z">
+        <w:r>
+          <w:t xml:space="preserve">).</w:t>
+        </w:r>
+      </w:ins>
     </w:p>
     <w:p>
       <w:pPr>
@@ -4313,8 +5737,8 @@
         <w:t xml:space="preserve">.</w:t>
       </w:r>
     </w:p>
-    <w:bookmarkEnd w:id="32"/>
-    <w:bookmarkStart w:id="33" w:name="rem-bootstrap-replicates"/>
+    <w:bookmarkEnd w:id="34"/>
+    <w:bookmarkStart w:id="35" w:name="rem-bootstrap-replicates"/>
     <w:p>
       <w:pPr>
         <w:pStyle w:val="BodyText"/>
@@ -4410,8 +5834,8 @@
         <w:t xml:space="preserve">is a common choice.</w:t>
       </w:r>
     </w:p>
-    <w:bookmarkEnd w:id="33"/>
-    <w:bookmarkStart w:id="34" w:name="exm-bootstrap-percentile-toy"/>
+    <w:bookmarkEnd w:id="35"/>
+    <w:bookmarkStart w:id="36" w:name="exm-bootstrap-percentile-toy"/>
     <w:p>
       <w:pPr>
         <w:pStyle w:val="BodyText"/>
@@ -4538,9 +5962,9 @@
         <w:t xml:space="preserve">#&gt;  96.5 110.4</w:t>
       </w:r>
     </w:p>
-    <w:bookmarkEnd w:id="34"/>
-    <w:bookmarkEnd w:id="35"/>
-    <w:bookmarkStart w:id="43" w:name="sec-bootstrap-bca"/>
+    <w:bookmarkEnd w:id="36"/>
+    <w:bookmarkEnd w:id="37"/>
+    <w:bookmarkStart w:id="45" w:name="sec-bootstrap-bca"/>
     <w:p>
       <w:pPr>
         <w:pStyle w:val="Heading4"/>
@@ -4549,7 +5973,7 @@
         <w:t xml:space="preserve">2.3.3 Bias-corrected and accelerated method</w:t>
       </w:r>
     </w:p>
-    <w:bookmarkStart w:id="36" w:name="def-bca-bias-correction"/>
+    <w:bookmarkStart w:id="38" w:name="def-bca-bias-correction"/>
     <w:p>
       <w:pPr>
         <w:pStyle w:val="FirstParagraph"/>
@@ -4895,8 +6319,8 @@
         <w:t xml:space="preserve">is the standard Gaussian CDF.</w:t>
       </w:r>
     </w:p>
-    <w:bookmarkEnd w:id="36"/>
-    <w:bookmarkStart w:id="37" w:name="exm-bca-bias-correction"/>
+    <w:bookmarkEnd w:id="38"/>
+    <w:bookmarkStart w:id="39" w:name="exm-bca-bias-correction"/>
     <w:p>
       <w:pPr>
         <w:pStyle w:val="BodyText"/>
@@ -5161,8 +6585,8 @@
         </m:oMath>
       </m:oMathPara>
     </w:p>
-    <w:bookmarkEnd w:id="37"/>
-    <w:bookmarkStart w:id="38" w:name="def-bca-acceleration"/>
+    <w:bookmarkEnd w:id="39"/>
+    <w:bookmarkStart w:id="40" w:name="def-bca-acceleration"/>
     <w:p>
       <w:pPr>
         <w:pStyle w:val="FirstParagraph"/>
@@ -5741,8 +7165,8 @@
         </m:oMath>
       </m:oMathPara>
     </w:p>
-    <w:bookmarkEnd w:id="38"/>
-    <w:bookmarkStart w:id="39" w:name="exm-bca-acceleration"/>
+    <w:bookmarkEnd w:id="40"/>
+    <w:bookmarkStart w:id="41" w:name="exm-bca-acceleration"/>
     <w:p>
       <w:pPr>
         <w:pStyle w:val="FirstParagraph"/>
@@ -6043,8 +7467,8 @@
         </m:oMath>
       </m:oMathPara>
     </w:p>
-    <w:bookmarkEnd w:id="39"/>
-    <w:bookmarkStart w:id="40" w:name="def-bootstrap-ci-bca"/>
+    <w:bookmarkEnd w:id="41"/>
+    <w:bookmarkStart w:id="42" w:name="def-bootstrap-ci-bca"/>
     <w:p>
       <w:pPr>
         <w:pStyle w:val="FirstParagraph"/>
@@ -6539,8 +7963,8 @@
         <w:t xml:space="preserve">.</w:t>
       </w:r>
     </w:p>
-    <w:bookmarkEnd w:id="40"/>
-    <w:bookmarkStart w:id="41" w:name="rem-bca-interval-correction"/>
+    <w:bookmarkEnd w:id="42"/>
+    <w:bookmarkStart w:id="43" w:name="rem-bca-interval-correction"/>
     <w:p>
       <w:pPr>
         <w:pStyle w:val="BodyText"/>
@@ -6767,8 +8191,8 @@
         <w:t xml:space="preserve">to correct for both.</w:t>
       </w:r>
     </w:p>
-    <w:bookmarkEnd w:id="41"/>
-    <w:bookmarkStart w:id="42" w:name="exm-bootstrap-bca-toy"/>
+    <w:bookmarkEnd w:id="43"/>
+    <w:bookmarkStart w:id="44" w:name="exm-bootstrap-bca-toy"/>
     <w:p>
       <w:pPr>
         <w:pStyle w:val="BodyText"/>
@@ -7622,10 +9046,10 @@
         <w:t xml:space="preserve">.</w:t>
       </w:r>
     </w:p>
-    <w:bookmarkEnd w:id="42"/>
-    <w:bookmarkEnd w:id="43"/>
     <w:bookmarkEnd w:id="44"/>
-    <w:bookmarkStart w:id="45" w:name="sec-bootstrap-R"/>
+    <w:bookmarkEnd w:id="45"/>
+    <w:bookmarkEnd w:id="46"/>
+    <w:bookmarkStart w:id="47" w:name="sec-bootstrap-R"/>
     <w:p>
       <w:pPr>
         <w:pStyle w:val="Heading3"/>
@@ -7950,8 +9374,8 @@
         <w:t xml:space="preserve">.</w:t>
       </w:r>
     </w:p>
-    <w:bookmarkEnd w:id="45"/>
-    <w:bookmarkStart w:id="48" w:name="sec-bootstrap-hers"/>
+    <w:bookmarkEnd w:id="47"/>
+    <w:bookmarkStart w:id="50" w:name="sec-bootstrap-hers"/>
     <w:p>
       <w:pPr>
         <w:pStyle w:val="Heading3"/>
@@ -7960,7 +9384,7 @@
         <w:t xml:space="preserve">2.5 Example: slope of SBP on age in HERS</w:t>
       </w:r>
     </w:p>
-    <w:bookmarkStart w:id="47" w:name="exm-hers-bootstrap"/>
+    <w:bookmarkStart w:id="49" w:name="exm-hers-bootstrap"/>
     <w:p>
       <w:pPr>
         <w:pStyle w:val="FirstParagraph"/>
@@ -8005,7 +9429,7 @@
       <w:r>
         <w:t xml:space="preserve"> </w:t>
       </w:r>
-      <w:hyperlink r:id="rId46">
+      <w:hyperlink r:id="rId48">
         <w:r>
           <w:rPr>
             <w:rStyle w:val="Hyperlink"/>
@@ -9084,10 +10508,10 @@
         <w:t xml:space="preserve">.</w:t>
       </w:r>
     </w:p>
-    <w:bookmarkEnd w:id="47"/>
-    <w:bookmarkEnd w:id="48"/>
     <w:bookmarkEnd w:id="49"/>
-    <w:bookmarkStart w:id="71" w:name="references"/>
+    <w:bookmarkEnd w:id="50"/>
+    <w:bookmarkEnd w:id="51"/>
+    <w:bookmarkStart w:id="73" w:name="references"/>
     <w:p>
       <w:pPr>
         <w:pStyle w:val="Heading2"/>
@@ -9096,8 +10520,8 @@
         <w:t xml:space="preserve">References</w:t>
       </w:r>
     </w:p>
-    <w:bookmarkStart w:id="70" w:name="refs"/>
-    <w:bookmarkStart w:id="51" w:name="ref-vittinghoff2e"/>
+    <w:bookmarkStart w:id="72" w:name="refs"/>
+    <w:bookmarkStart w:id="53" w:name="ref-vittinghoff2e"/>
     <w:p>
       <w:pPr>
         <w:pStyle w:val="Bibliography"/>
@@ -9130,7 +10554,7 @@
       <w:r>
         <w:t xml:space="preserve"> </w:t>
       </w:r>
-      <w:hyperlink r:id="rId50">
+      <w:hyperlink r:id="rId52">
         <w:r>
           <w:rPr>
             <w:rStyle w:val="Hyperlink"/>
@@ -9142,8 +10566,8 @@
         <w:t xml:space="preserve">.</w:t>
       </w:r>
     </w:p>
-    <w:bookmarkEnd w:id="51"/>
-    <w:bookmarkStart w:id="53" w:name="ref-efron1979bootstrap"/>
+    <w:bookmarkEnd w:id="53"/>
+    <w:bookmarkStart w:id="55" w:name="ref-efron1979bootstrap"/>
     <w:p>
       <w:pPr>
         <w:pStyle w:val="Bibliography"/>
@@ -9182,7 +10606,7 @@
       <w:r>
         <w:t xml:space="preserve"> </w:t>
       </w:r>
-      <w:hyperlink r:id="rId52">
+      <w:hyperlink r:id="rId54">
         <w:r>
           <w:rPr>
             <w:rStyle w:val="Hyperlink"/>
@@ -9194,8 +10618,8 @@
         <w:t xml:space="preserve">.</w:t>
       </w:r>
     </w:p>
-    <w:bookmarkEnd w:id="53"/>
-    <w:bookmarkStart w:id="55" w:name="ref-efron1993introduction"/>
+    <w:bookmarkEnd w:id="55"/>
+    <w:bookmarkStart w:id="57" w:name="ref-efron1993introduction"/>
     <w:p>
       <w:pPr>
         <w:pStyle w:val="Bibliography"/>
@@ -9228,7 +10652,7 @@
       <w:r>
         <w:t xml:space="preserve"> </w:t>
       </w:r>
-      <w:hyperlink r:id="rId54">
+      <w:hyperlink r:id="rId56">
         <w:r>
           <w:rPr>
             <w:rStyle w:val="Hyperlink"/>
@@ -9240,8 +10664,8 @@
         <w:t xml:space="preserve">.</w:t>
       </w:r>
     </w:p>
-    <w:bookmarkEnd w:id="55"/>
-    <w:bookmarkStart w:id="57" w:name="ref-wikipedia_resampling_statistics"/>
+    <w:bookmarkEnd w:id="57"/>
+    <w:bookmarkStart w:id="59" w:name="ref-wikipedia_resampling_statistics"/>
     <w:p>
       <w:pPr>
         <w:pStyle w:val="Bibliography"/>
@@ -9288,7 +10712,7 @@
       <w:r>
         <w:t xml:space="preserve"> </w:t>
       </w:r>
-      <w:hyperlink r:id="rId56">
+      <w:hyperlink r:id="rId58">
         <w:r>
           <w:rPr>
             <w:rStyle w:val="Hyperlink"/>
@@ -9297,8 +10721,8 @@
         </w:r>
       </w:hyperlink>
     </w:p>
-    <w:bookmarkEnd w:id="57"/>
-    <w:bookmarkStart w:id="59" w:name="ref-wikipedia_bootstrapping_statistics"/>
+    <w:bookmarkEnd w:id="59"/>
+    <w:bookmarkStart w:id="61" w:name="ref-wikipedia_bootstrapping_statistics"/>
     <w:p>
       <w:pPr>
         <w:pStyle w:val="Bibliography"/>
@@ -9345,7 +10769,7 @@
       <w:r>
         <w:t xml:space="preserve"> </w:t>
       </w:r>
-      <w:hyperlink r:id="rId58">
+      <w:hyperlink r:id="rId60">
         <w:r>
           <w:rPr>
             <w:rStyle w:val="Hyperlink"/>
@@ -9354,8 +10778,8 @@
         </w:r>
       </w:hyperlink>
     </w:p>
-    <w:bookmarkEnd w:id="59"/>
-    <w:bookmarkStart w:id="61" w:name="ref-wikipedia_standard_error"/>
+    <w:bookmarkEnd w:id="61"/>
+    <w:bookmarkStart w:id="63" w:name="ref-wikipedia_standard_error"/>
     <w:p>
       <w:pPr>
         <w:pStyle w:val="Bibliography"/>
@@ -9402,7 +10826,7 @@
       <w:r>
         <w:t xml:space="preserve"> </w:t>
       </w:r>
-      <w:hyperlink r:id="rId60">
+      <w:hyperlink r:id="rId62">
         <w:r>
           <w:rPr>
             <w:rStyle w:val="Hyperlink"/>
@@ -9411,8 +10835,8 @@
         </w:r>
       </w:hyperlink>
     </w:p>
-    <w:bookmarkEnd w:id="61"/>
-    <w:bookmarkStart w:id="62" w:name="ref-hoggtanis2015"/>
+    <w:bookmarkEnd w:id="63"/>
+    <w:bookmarkStart w:id="64" w:name="ref-hoggtanis2015"/>
     <w:p>
       <w:pPr>
         <w:pStyle w:val="Bibliography"/>
@@ -9443,8 +10867,8 @@
         <w:t xml:space="preserve">, Tenth edition. Boston: Pearson, 2019.</w:t>
       </w:r>
     </w:p>
-    <w:bookmarkEnd w:id="62"/>
-    <w:bookmarkStart w:id="64" w:name="ref-CaseBerg01"/>
+    <w:bookmarkEnd w:id="64"/>
+    <w:bookmarkStart w:id="66" w:name="ref-CaseBerg01"/>
     <w:p>
       <w:pPr>
         <w:pStyle w:val="Bibliography"/>
@@ -9477,7 +10901,7 @@
       <w:r>
         <w:t xml:space="preserve"> </w:t>
       </w:r>
-      <w:hyperlink r:id="rId63">
+      <w:hyperlink r:id="rId65">
         <w:r>
           <w:rPr>
             <w:rStyle w:val="Hyperlink"/>
@@ -9486,8 +10910,8 @@
         </w:r>
       </w:hyperlink>
     </w:p>
-    <w:bookmarkEnd w:id="64"/>
-    <w:bookmarkStart w:id="65" w:name="ref-rice2007mathematical"/>
+    <w:bookmarkEnd w:id="66"/>
+    <w:bookmarkStart w:id="67" w:name="ref-rice2007mathematical"/>
     <w:p>
       <w:pPr>
         <w:pStyle w:val="Bibliography"/>
@@ -9518,8 +10942,8 @@
         <w:t xml:space="preserve">, 3rd ed. Belmont, CA: Cengage Learning, 2007.</w:t>
       </w:r>
     </w:p>
-    <w:bookmarkEnd w:id="65"/>
-    <w:bookmarkStart w:id="67" w:name="ref-wikipedia_confidence_interval"/>
+    <w:bookmarkEnd w:id="67"/>
+    <w:bookmarkStart w:id="69" w:name="ref-wikipedia_confidence_interval"/>
     <w:p>
       <w:pPr>
         <w:pStyle w:val="Bibliography"/>
@@ -9566,7 +10990,7 @@
       <w:r>
         <w:t xml:space="preserve"> </w:t>
       </w:r>
-      <w:hyperlink r:id="rId66">
+      <w:hyperlink r:id="rId68">
         <w:r>
           <w:rPr>
             <w:rStyle w:val="Hyperlink"/>
@@ -9575,8 +10999,8 @@
         </w:r>
       </w:hyperlink>
     </w:p>
-    <w:bookmarkEnd w:id="67"/>
-    <w:bookmarkStart w:id="69" w:name="ref-davison1997bootstrap"/>
+    <w:bookmarkEnd w:id="69"/>
+    <w:bookmarkStart w:id="71" w:name="ref-davison1997bootstrap"/>
     <w:p>
       <w:pPr>
         <w:pStyle w:val="Bibliography"/>
@@ -9609,7 +11033,7 @@
       <w:r>
         <w:t xml:space="preserve"> </w:t>
       </w:r>
-      <w:hyperlink r:id="rId68">
+      <w:hyperlink r:id="rId70">
         <w:r>
           <w:rPr>
             <w:rStyle w:val="Hyperlink"/>
@@ -9621,9 +11045,9 @@
         <w:t xml:space="preserve">.</w:t>
       </w:r>
     </w:p>
-    <w:bookmarkEnd w:id="69"/>
-    <w:bookmarkEnd w:id="70"/>
     <w:bookmarkEnd w:id="71"/>
+    <w:bookmarkEnd w:id="72"/>
+    <w:bookmarkEnd w:id="73"/>
     <w:sectPr>
       <w:footnotePr>
         <w:numRestart w:val="eachSect"/>

--- a/pr-preview/pr-341/bootstrap-handout-tracked-changes.docx
+++ b/pr-preview/pr-341/bootstrap-handout-tracked-changes.docx
@@ -16,7 +16,7 @@
       </w:pPr>
       <w:del w:id="1" w:author="PR Preview" w:date="2026-01-01T00:00:00Z">
         <w:r>
-          <w:delText xml:space="preserve">Last modified: 2026-10-19 00:48:10 (PDT)</w:delText>
+          <w:delText xml:space="preserve">Last modified: 2026-10-19 01:42:24 (PDT)</w:delText>
         </w:r>
       </w:del>
     </w:p>
@@ -26,7 +26,7 @@
       </w:pPr>
       <w:ins w:id="2" w:author="PR Preview" w:date="2026-01-01T00:00:00Z">
         <w:r>
-          <w:t xml:space="preserve">Last modified: 2026-10-19 00:53:49 (PDT)</w:t>
+          <w:t xml:space="preserve">Last modified: 2026-10-19 01:55:24 (PDT)</w:t>
         </w:r>
       </w:ins>
     </w:p>
@@ -557,54 +557,38 @@
       <w:pPr>
         <w:pStyle w:val="FirstParagraph"/>
       </w:pPr>
-      <w:del w:id="3" w:author="PR Preview" w:date="2026-01-01T00:00:00Z">
-        <w:r>
-          <w:rPr>
-            <w:b/>
-            <w:bCs/>
-          </w:rPr>
-          <w:delText xml:space="preserve">Definition 1 (Bootstrap sample)</w:delText>
-        </w:r>
-      </w:del>
-      <w:del w:id="4" w:author="PR Preview" w:date="2026-01-01T00:00:00Z">
-        <w:r>
-          <w:delText xml:space="preserve"> </w:delText>
-        </w:r>
-      </w:del>
-      <w:del w:id="5" w:author="PR Preview" w:date="2026-01-01T00:00:00Z">
-        <w:r>
-          <w:delText xml:space="preserve">A</w:delText>
-        </w:r>
-      </w:del>
-      <w:del w:id="6" w:author="PR Preview" w:date="2026-01-01T00:00:00Z">
-        <w:r>
-          <w:delText xml:space="preserve"> </w:delText>
-        </w:r>
-      </w:del>
-      <w:del w:id="7" w:author="PR Preview" w:date="2026-01-01T00:00:00Z">
-        <w:r>
-          <w:rPr>
-            <w:b/>
-            <w:bCs/>
-          </w:rPr>
-          <w:delText xml:space="preserve">bootstrap sample</w:delText>
-        </w:r>
-      </w:del>
-      <w:del w:id="8" w:author="PR Preview" w:date="2026-01-01T00:00:00Z">
-        <w:r>
-          <w:delText xml:space="preserve"> </w:delText>
-        </w:r>
-      </w:del>
-      <w:del w:id="9" w:author="PR Preview" w:date="2026-01-01T00:00:00Z">
-        <w:r>
-          <w:delText xml:space="preserve">from observed data</w:delText>
-        </w:r>
-      </w:del>
-      <w:del w:id="10" w:author="PR Preview" w:date="2026-01-01T00:00:00Z">
-        <w:r>
-          <w:delText xml:space="preserve"> </w:delText>
-        </w:r>
-      </w:del>
+      <w:r>
+        <w:rPr>
+          <w:b/>
+          <w:bCs/>
+        </w:rPr>
+        <w:t xml:space="preserve">Definition 1 (Bootstrap sample)</w:t>
+      </w:r>
+      <w:r>
+        <w:t xml:space="preserve"> </w:t>
+      </w:r>
+      <w:r>
+        <w:t xml:space="preserve">A</w:t>
+      </w:r>
+      <w:r>
+        <w:t xml:space="preserve"> </w:t>
+      </w:r>
+      <w:r>
+        <w:rPr>
+          <w:b/>
+          <w:bCs/>
+        </w:rPr>
+        <w:t xml:space="preserve">bootstrap sample</w:t>
+      </w:r>
+      <w:r>
+        <w:t xml:space="preserve"> </w:t>
+      </w:r>
+      <w:r>
+        <w:t xml:space="preserve">from observed data</w:t>
+      </w:r>
+      <w:r>
+        <w:t xml:space="preserve"> </w:t>
+      </w:r>
       <m:oMath>
         <m:sSub>
           <m:e>
@@ -649,51 +633,35 @@
           </m:sub>
         </m:sSub>
       </m:oMath>
-      <w:del w:id="11" w:author="PR Preview" w:date="2026-01-01T00:00:00Z">
-        <w:r>
-          <w:delText xml:space="preserve"> </w:delText>
-        </w:r>
-      </w:del>
-      <w:del w:id="12" w:author="PR Preview" w:date="2026-01-01T00:00:00Z">
-        <w:r>
-          <w:delText xml:space="preserve">is a sample of size</w:delText>
-        </w:r>
-      </w:del>
-      <w:del w:id="13" w:author="PR Preview" w:date="2026-01-01T00:00:00Z">
-        <w:r>
-          <w:delText xml:space="preserve"> </w:delText>
-        </w:r>
-      </w:del>
+      <w:r>
+        <w:t xml:space="preserve"> </w:t>
+      </w:r>
+      <w:r>
+        <w:t xml:space="preserve">is a sample of size</w:t>
+      </w:r>
+      <w:r>
+        <w:t xml:space="preserve"> </w:t>
+      </w:r>
       <m:oMath>
         <m:r>
           <m:t>n</m:t>
         </m:r>
       </m:oMath>
-      <w:del w:id="14" w:author="PR Preview" w:date="2026-01-01T00:00:00Z">
-        <w:r>
-          <w:delText xml:space="preserve"> </w:delText>
-        </w:r>
-      </w:del>
-      <w:del w:id="15" w:author="PR Preview" w:date="2026-01-01T00:00:00Z">
-        <w:r>
-          <w:delText xml:space="preserve">drawn with replacement</w:delText>
-        </w:r>
-      </w:del>
-      <w:del w:id="16" w:author="PR Preview" w:date="2026-01-01T00:00:00Z">
-        <w:r>
-          <w:delText xml:space="preserve"> </w:delText>
-        </w:r>
-      </w:del>
-      <w:del w:id="17" w:author="PR Preview" w:date="2026-01-01T00:00:00Z">
-        <w:r>
-          <w:delText xml:space="preserve">from</w:delText>
-        </w:r>
-      </w:del>
-      <w:del w:id="18" w:author="PR Preview" w:date="2026-01-01T00:00:00Z">
-        <w:r>
-          <w:delText xml:space="preserve"> </w:delText>
-        </w:r>
-      </w:del>
+      <w:r>
+        <w:t xml:space="preserve"> </w:t>
+      </w:r>
+      <w:r>
+        <w:t xml:space="preserve">drawn with replacement</w:t>
+      </w:r>
+      <w:r>
+        <w:t xml:space="preserve"> </w:t>
+      </w:r>
+      <w:r>
+        <w:t xml:space="preserve">from</w:t>
+      </w:r>
+      <w:r>
+        <w:t xml:space="preserve"> </w:t>
+      </w:r>
       <m:oMath>
         <m:r>
           <m:t>​</m:t>
@@ -754,56 +722,49 @@
           <m:t>​</m:t>
         </m:r>
       </m:oMath>
-      <w:del w:id="19" w:author="PR Preview" w:date="2026-01-01T00:00:00Z">
+      <w:r>
+        <w:t xml:space="preserve">,</w:t>
+      </w:r>
+      <w:r>
+        <w:t xml:space="preserve"> </w:t>
+      </w:r>
+      <w:r>
+        <w:t xml:space="preserve">each draw choosing each of the</w:t>
+      </w:r>
+      <w:r>
+        <w:t xml:space="preserve"> </w:t>
+      </w:r>
+      <m:oMath>
+        <m:r>
+          <m:t>n</m:t>
+        </m:r>
+      </m:oMath>
+      <w:r>
+        <w:t xml:space="preserve"> </w:t>
+      </w:r>
+      <w:r>
+        <w:t xml:space="preserve">observations</w:t>
+      </w:r>
+      <w:r>
+        <w:t xml:space="preserve"> </w:t>
+      </w:r>
+      <w:r>
+        <w:t xml:space="preserve">with</w:t>
+      </w:r>
+      <w:r>
+        <w:t xml:space="preserve"> </w:t>
+      </w:r>
+      <w:hyperlink r:id="rId14">
         <w:r>
-          <w:delText xml:space="preserve">,</w:delText>
+          <w:rPr>
+            <w:rStyle w:val="Hyperlink"/>
+          </w:rPr>
+          <w:t xml:space="preserve">probability</w:t>
         </w:r>
-      </w:del>
-      <w:del w:id="20" w:author="PR Preview" w:date="2026-01-01T00:00:00Z">
-        <w:r>
-          <w:delText xml:space="preserve"> </w:delText>
-        </w:r>
-      </w:del>
-      <w:del w:id="21" w:author="PR Preview" w:date="2026-01-01T00:00:00Z">
-        <w:r>
-          <w:delText xml:space="preserve">each draw choosing each of the</w:delText>
-        </w:r>
-      </w:del>
-      <w:del w:id="22" w:author="PR Preview" w:date="2026-01-01T00:00:00Z">
-        <w:r>
-          <w:delText xml:space="preserve"> </w:delText>
-        </w:r>
-      </w:del>
-      <m:oMath>
-        <m:r>
-          <m:t>n</m:t>
-        </m:r>
-      </m:oMath>
-      <w:del w:id="23" w:author="PR Preview" w:date="2026-01-01T00:00:00Z">
-        <w:r>
-          <w:delText xml:space="preserve"> </w:delText>
-        </w:r>
-      </w:del>
-      <w:del w:id="24" w:author="PR Preview" w:date="2026-01-01T00:00:00Z">
-        <w:r>
-          <w:delText xml:space="preserve">observations</w:delText>
-        </w:r>
-      </w:del>
-      <w:del w:id="25" w:author="PR Preview" w:date="2026-01-01T00:00:00Z">
-        <w:r>
-          <w:delText xml:space="preserve"> </w:delText>
-        </w:r>
-      </w:del>
-      <w:del w:id="26" w:author="PR Preview" w:date="2026-01-01T00:00:00Z">
-        <w:r>
-          <w:delText xml:space="preserve">with probability</w:delText>
-        </w:r>
-      </w:del>
-      <w:del w:id="27" w:author="PR Preview" w:date="2026-01-01T00:00:00Z">
-        <w:r>
-          <w:delText xml:space="preserve"> </w:delText>
-        </w:r>
-      </w:del>
+      </w:hyperlink>
+      <w:r>
+        <w:t xml:space="preserve"> </w:t>
+      </w:r>
       <m:oMath>
         <m:r>
           <m:t>1</m:t>
@@ -818,307 +779,9 @@
           <m:t>n</m:t>
         </m:r>
       </m:oMath>
-      <w:del w:id="28" w:author="PR Preview" w:date="2026-01-01T00:00:00Z">
-        <w:r>
-          <w:delText xml:space="preserve"> </w:delText>
-        </w:r>
-      </w:del>
-      <w:del w:id="29" w:author="PR Preview" w:date="2026-01-01T00:00:00Z">
-        <w:r>
-          <w:delText xml:space="preserve">[4]</w:delText>
-        </w:r>
-      </w:del>
-      <w:del w:id="30" w:author="PR Preview" w:date="2026-01-01T00:00:00Z">
-        <w:r>
-          <w:delText xml:space="preserve">.</w:delText>
-        </w:r>
-      </w:del>
-    </w:p>
-    <w:p>
-      <w:pPr>
-        <w:pStyle w:val="FirstParagraph"/>
-      </w:pPr>
-      <w:ins w:id="31" w:author="PR Preview" w:date="2026-01-01T00:00:00Z">
-        <w:r>
-          <w:rPr>
-            <w:b/>
-            <w:bCs/>
-          </w:rPr>
-          <w:t xml:space="preserve">Definition 1 (Bootstrap sample)</w:t>
-        </w:r>
-      </w:ins>
-      <w:ins w:id="32" w:author="PR Preview" w:date="2026-01-01T00:00:00Z">
-        <w:r>
-          <w:t xml:space="preserve"> </w:t>
-        </w:r>
-      </w:ins>
-      <w:ins w:id="33" w:author="PR Preview" w:date="2026-01-01T00:00:00Z">
-        <w:r>
-          <w:t xml:space="preserve">A</w:t>
-        </w:r>
-      </w:ins>
-      <w:ins w:id="34" w:author="PR Preview" w:date="2026-01-01T00:00:00Z">
-        <w:r>
-          <w:t xml:space="preserve"> </w:t>
-        </w:r>
-      </w:ins>
-      <w:ins w:id="35" w:author="PR Preview" w:date="2026-01-01T00:00:00Z">
-        <w:r>
-          <w:rPr>
-            <w:b/>
-            <w:bCs/>
-          </w:rPr>
-          <w:t xml:space="preserve">bootstrap sample</w:t>
-        </w:r>
-      </w:ins>
-      <w:ins w:id="36" w:author="PR Preview" w:date="2026-01-01T00:00:00Z">
-        <w:r>
-          <w:t xml:space="preserve"> </w:t>
-        </w:r>
-      </w:ins>
-      <w:ins w:id="37" w:author="PR Preview" w:date="2026-01-01T00:00:00Z">
-        <w:r>
-          <w:t xml:space="preserve">from observed data</w:t>
-        </w:r>
-      </w:ins>
-      <w:ins w:id="38" w:author="PR Preview" w:date="2026-01-01T00:00:00Z">
-        <w:r>
-          <w:t xml:space="preserve"> </w:t>
-        </w:r>
-      </w:ins>
-      <m:oMath>
-        <m:sSub>
-          <m:e>
-            <m:r>
-              <m:t>x</m:t>
-            </m:r>
-          </m:e>
-          <m:sub>
-            <m:r>
-              <m:t>1</m:t>
-            </m:r>
-          </m:sub>
-        </m:sSub>
-        <m:r>
-          <m:rPr>
-            <m:sty m:val="p"/>
-          </m:rPr>
-          <m:t>,</m:t>
-        </m:r>
-        <m:r>
-          <m:rPr>
-            <m:sty m:val="p"/>
-          </m:rPr>
-          <m:t>…</m:t>
-        </m:r>
-        <m:r>
-          <m:rPr>
-            <m:sty m:val="p"/>
-          </m:rPr>
-          <m:t>,</m:t>
-        </m:r>
-        <m:sSub>
-          <m:e>
-            <m:r>
-              <m:t>x</m:t>
-            </m:r>
-          </m:e>
-          <m:sub>
-            <m:r>
-              <m:t>n</m:t>
-            </m:r>
-          </m:sub>
-        </m:sSub>
-      </m:oMath>
-      <w:ins w:id="39" w:author="PR Preview" w:date="2026-01-01T00:00:00Z">
-        <w:r>
-          <w:t xml:space="preserve"> </w:t>
-        </w:r>
-      </w:ins>
-      <w:ins w:id="40" w:author="PR Preview" w:date="2026-01-01T00:00:00Z">
-        <w:r>
-          <w:t xml:space="preserve">is a sample of size</w:t>
-        </w:r>
-      </w:ins>
-      <w:ins w:id="41" w:author="PR Preview" w:date="2026-01-01T00:00:00Z">
-        <w:r>
-          <w:t xml:space="preserve"> </w:t>
-        </w:r>
-      </w:ins>
-      <m:oMath>
-        <m:r>
-          <m:t>n</m:t>
-        </m:r>
-      </m:oMath>
-      <w:ins w:id="42" w:author="PR Preview" w:date="2026-01-01T00:00:00Z">
-        <w:r>
-          <w:t xml:space="preserve"> </w:t>
-        </w:r>
-      </w:ins>
-      <w:ins w:id="43" w:author="PR Preview" w:date="2026-01-01T00:00:00Z">
-        <w:r>
-          <w:t xml:space="preserve">drawn with replacement</w:t>
-        </w:r>
-      </w:ins>
-      <w:ins w:id="44" w:author="PR Preview" w:date="2026-01-01T00:00:00Z">
-        <w:r>
-          <w:t xml:space="preserve"> </w:t>
-        </w:r>
-      </w:ins>
-      <w:ins w:id="45" w:author="PR Preview" w:date="2026-01-01T00:00:00Z">
-        <w:r>
-          <w:t xml:space="preserve">from</w:t>
-        </w:r>
-      </w:ins>
-      <w:ins w:id="46" w:author="PR Preview" w:date="2026-01-01T00:00:00Z">
-        <w:r>
-          <w:t xml:space="preserve"> </w:t>
-        </w:r>
-      </w:ins>
-      <m:oMath>
-        <m:r>
-          <m:t>​</m:t>
-        </m:r>
-        <m:d>
-          <m:dPr>
-            <m:begChr m:val="{"/>
-            <m:sepChr m:val=""/>
-            <m:endChr m:val="}"/>
-            <m:grow/>
-          </m:dPr>
-          <m:e>
-            <m:sSub>
-              <m:e>
-                <m:r>
-                  <m:t>x</m:t>
-                </m:r>
-              </m:e>
-              <m:sub>
-                <m:r>
-                  <m:t>1</m:t>
-                </m:r>
-              </m:sub>
-            </m:sSub>
-            <m:r>
-              <m:rPr>
-                <m:sty m:val="p"/>
-              </m:rPr>
-              <m:t>,</m:t>
-            </m:r>
-            <m:r>
-              <m:rPr>
-                <m:sty m:val="p"/>
-              </m:rPr>
-              <m:t>…</m:t>
-            </m:r>
-            <m:r>
-              <m:rPr>
-                <m:sty m:val="p"/>
-              </m:rPr>
-              <m:t>,</m:t>
-            </m:r>
-            <m:sSub>
-              <m:e>
-                <m:r>
-                  <m:t>x</m:t>
-                </m:r>
-              </m:e>
-              <m:sub>
-                <m:r>
-                  <m:t>n</m:t>
-                </m:r>
-              </m:sub>
-            </m:sSub>
-          </m:e>
-        </m:d>
-        <m:r>
-          <m:t>​</m:t>
-        </m:r>
-      </m:oMath>
-      <w:ins w:id="47" w:author="PR Preview" w:date="2026-01-01T00:00:00Z">
-        <w:r>
-          <w:t xml:space="preserve">,</w:t>
-        </w:r>
-      </w:ins>
-      <w:ins w:id="48" w:author="PR Preview" w:date="2026-01-01T00:00:00Z">
-        <w:r>
-          <w:t xml:space="preserve"> </w:t>
-        </w:r>
-      </w:ins>
-      <w:ins w:id="49" w:author="PR Preview" w:date="2026-01-01T00:00:00Z">
-        <w:r>
-          <w:t xml:space="preserve">each draw choosing each of the</w:t>
-        </w:r>
-      </w:ins>
-      <w:ins w:id="50" w:author="PR Preview" w:date="2026-01-01T00:00:00Z">
-        <w:r>
-          <w:t xml:space="preserve"> </w:t>
-        </w:r>
-      </w:ins>
-      <m:oMath>
-        <m:r>
-          <m:t>n</m:t>
-        </m:r>
-      </m:oMath>
-      <w:ins w:id="51" w:author="PR Preview" w:date="2026-01-01T00:00:00Z">
-        <w:r>
-          <w:t xml:space="preserve"> </w:t>
-        </w:r>
-      </w:ins>
-      <w:ins w:id="52" w:author="PR Preview" w:date="2026-01-01T00:00:00Z">
-        <w:r>
-          <w:t xml:space="preserve">observations</w:t>
-        </w:r>
-      </w:ins>
-      <w:ins w:id="53" w:author="PR Preview" w:date="2026-01-01T00:00:00Z">
-        <w:r>
-          <w:t xml:space="preserve"> </w:t>
-        </w:r>
-      </w:ins>
-      <w:ins w:id="54" w:author="PR Preview" w:date="2026-01-01T00:00:00Z">
-        <w:r>
-          <w:t xml:space="preserve">with</w:t>
-        </w:r>
-      </w:ins>
-      <w:ins w:id="55" w:author="PR Preview" w:date="2026-01-01T00:00:00Z">
-        <w:r>
-          <w:t xml:space="preserve"> </w:t>
-        </w:r>
-      </w:ins>
-      <w:hyperlink r:id="rId14">
-        <w:ins w:id="56" w:author="PR Preview" w:date="2026-01-01T00:00:00Z">
-          <w:r>
-            <w:rPr>
-              <w:rStyle w:val="Hyperlink"/>
-            </w:rPr>
-            <w:t xml:space="preserve">probability</w:t>
-          </w:r>
-        </w:ins>
-      </w:hyperlink>
-      <w:ins w:id="57" w:author="PR Preview" w:date="2026-01-01T00:00:00Z">
-        <w:r>
-          <w:t xml:space="preserve"> </w:t>
-        </w:r>
-      </w:ins>
-      <m:oMath>
-        <m:r>
-          <m:t>1</m:t>
-        </m:r>
-        <m:r>
-          <m:rPr>
-            <m:sty m:val="p"/>
-          </m:rPr>
-          <m:t>/</m:t>
-        </m:r>
-        <m:r>
-          <m:t>n</m:t>
-        </m:r>
-      </m:oMath>
-      <w:ins w:id="58" w:author="PR Preview" w:date="2026-01-01T00:00:00Z">
-        <w:r>
-          <w:t xml:space="preserve">.</w:t>
-        </w:r>
-      </w:ins>
+      <w:r>
+        <w:t xml:space="preserve">.</w:t>
+      </w:r>
     </w:p>
     <w:p>
       <w:pPr>
@@ -1581,30 +1244,22 @@
       <w:pPr>
         <w:pStyle w:val="BodyText"/>
       </w:pPr>
-      <w:del w:id="59" w:author="PR Preview" w:date="2026-01-01T00:00:00Z">
-        <w:r>
-          <w:rPr>
-            <w:b/>
-            <w:bCs/>
-          </w:rPr>
-          <w:delText xml:space="preserve">Definition 2 (Bootstrap distribution)</w:delText>
-        </w:r>
-      </w:del>
-      <w:del w:id="60" w:author="PR Preview" w:date="2026-01-01T00:00:00Z">
-        <w:r>
-          <w:delText xml:space="preserve"> </w:delText>
-        </w:r>
-      </w:del>
-      <w:del w:id="61" w:author="PR Preview" w:date="2026-01-01T00:00:00Z">
-        <w:r>
-          <w:delText xml:space="preserve">Let</w:delText>
-        </w:r>
-      </w:del>
-      <w:del w:id="62" w:author="PR Preview" w:date="2026-01-01T00:00:00Z">
-        <w:r>
-          <w:delText xml:space="preserve"> </w:delText>
-        </w:r>
-      </w:del>
+      <w:r>
+        <w:rPr>
+          <w:b/>
+          <w:bCs/>
+        </w:rPr>
+        <w:t xml:space="preserve">Definition 2 (Bootstrap distribution)</w:t>
+      </w:r>
+      <w:r>
+        <w:t xml:space="preserve"> </w:t>
+      </w:r>
+      <w:r>
+        <w:t xml:space="preserve">Let</w:t>
+      </w:r>
+      <w:r>
+        <w:t xml:space="preserve"> </w:t>
+      </w:r>
       <m:oMath>
         <m:acc>
           <m:accPr>
@@ -1617,91 +1272,61 @@
           </m:e>
         </m:acc>
       </m:oMath>
-      <w:del w:id="63" w:author="PR Preview" w:date="2026-01-01T00:00:00Z">
+      <w:r>
+        <w:t xml:space="preserve"> </w:t>
+      </w:r>
+      <w:r>
+        <w:t xml:space="preserve">be a statistic computed from the observed data.</w:t>
+      </w:r>
+      <w:r>
+        <w:t xml:space="preserve"> </w:t>
+      </w:r>
+      <w:r>
+        <w:t xml:space="preserve">Draw</w:t>
+      </w:r>
+      <w:r>
+        <w:t xml:space="preserve"> </w:t>
+      </w:r>
+      <m:oMath>
+        <m:r>
+          <m:t>B</m:t>
+        </m:r>
+      </m:oMath>
+      <w:r>
+        <w:t xml:space="preserve"> </w:t>
+      </w:r>
+      <w:r>
+        <w:t xml:space="preserve">independent</w:t>
+      </w:r>
+      <w:r>
+        <w:t xml:space="preserve"> </w:t>
+      </w:r>
+      <w:hyperlink w:anchor="def-bootstrap-sample">
         <w:r>
-          <w:delText xml:space="preserve"> </w:delText>
+          <w:rPr>
+            <w:rStyle w:val="Hyperlink"/>
+          </w:rPr>
+          <w:t xml:space="preserve">bootstrap samples</w:t>
         </w:r>
-      </w:del>
-      <w:del w:id="64" w:author="PR Preview" w:date="2026-01-01T00:00:00Z">
-        <w:r>
-          <w:delText xml:space="preserve">be a statistic computed from the observed data.</w:delText>
-        </w:r>
-      </w:del>
-      <w:del w:id="65" w:author="PR Preview" w:date="2026-01-01T00:00:00Z">
-        <w:r>
-          <w:delText xml:space="preserve"> </w:delText>
-        </w:r>
-      </w:del>
-      <w:del w:id="66" w:author="PR Preview" w:date="2026-01-01T00:00:00Z">
-        <w:r>
-          <w:delText xml:space="preserve">Draw</w:delText>
-        </w:r>
-      </w:del>
-      <w:del w:id="67" w:author="PR Preview" w:date="2026-01-01T00:00:00Z">
-        <w:r>
-          <w:delText xml:space="preserve"> </w:delText>
-        </w:r>
-      </w:del>
-      <m:oMath>
-        <m:r>
-          <m:t>B</m:t>
-        </m:r>
-      </m:oMath>
-      <w:del w:id="68" w:author="PR Preview" w:date="2026-01-01T00:00:00Z">
-        <w:r>
-          <w:delText xml:space="preserve"> </w:delText>
-        </w:r>
-      </w:del>
-      <w:del w:id="69" w:author="PR Preview" w:date="2026-01-01T00:00:00Z">
-        <w:r>
-          <w:delText xml:space="preserve">independent</w:delText>
-        </w:r>
-      </w:del>
-      <w:del w:id="70" w:author="PR Preview" w:date="2026-01-01T00:00:00Z">
-        <w:r>
-          <w:delText xml:space="preserve"> </w:delText>
-        </w:r>
-      </w:del>
-      <w:hyperlink w:anchor="def-bootstrap-sample">
-        <w:del w:id="71" w:author="PR Preview" w:date="2026-01-01T00:00:00Z">
-          <w:r>
-            <w:rPr>
-              <w:rStyle w:val="Hyperlink"/>
-            </w:rPr>
-            <w:delText xml:space="preserve">bootstrap samples</w:delText>
-          </w:r>
-        </w:del>
       </w:hyperlink>
-      <w:del w:id="72" w:author="PR Preview" w:date="2026-01-01T00:00:00Z">
-        <w:r>
-          <w:delText xml:space="preserve">,</w:delText>
-        </w:r>
-      </w:del>
-      <w:del w:id="73" w:author="PR Preview" w:date="2026-01-01T00:00:00Z">
-        <w:r>
-          <w:delText xml:space="preserve"> </w:delText>
-        </w:r>
-      </w:del>
-      <w:del w:id="74" w:author="PR Preview" w:date="2026-01-01T00:00:00Z">
-        <w:r>
-          <w:delText xml:space="preserve">and compute the statistic on each one,</w:delText>
-        </w:r>
-      </w:del>
-      <w:del w:id="75" w:author="PR Preview" w:date="2026-01-01T00:00:00Z">
-        <w:r>
-          <w:delText xml:space="preserve"> </w:delText>
-        </w:r>
-      </w:del>
-      <w:del w:id="76" w:author="PR Preview" w:date="2026-01-01T00:00:00Z">
-        <w:r>
-          <w:delText xml:space="preserve">giving</w:delText>
-        </w:r>
-      </w:del>
-      <w:del w:id="77" w:author="PR Preview" w:date="2026-01-01T00:00:00Z">
-        <w:r>
-          <w:delText xml:space="preserve"> </w:delText>
-        </w:r>
-      </w:del>
+      <w:r>
+        <w:t xml:space="preserve">,</w:t>
+      </w:r>
+      <w:r>
+        <w:t xml:space="preserve"> </w:t>
+      </w:r>
+      <w:r>
+        <w:t xml:space="preserve">and compute the statistic on each one,</w:t>
+      </w:r>
+      <w:r>
+        <w:t xml:space="preserve"> </w:t>
+      </w:r>
+      <w:r>
+        <w:t xml:space="preserve">giving</w:t>
+      </w:r>
+      <w:r>
+        <w:t xml:space="preserve"> </w:t>
+      </w:r>
       <m:oMath>
         <m:sSubSup>
           <m:e>
@@ -1776,50 +1401,34 @@
           </m:sup>
         </m:sSubSup>
       </m:oMath>
-      <w:del w:id="78" w:author="PR Preview" w:date="2026-01-01T00:00:00Z">
-        <w:r>
-          <w:delText xml:space="preserve">.</w:delText>
-        </w:r>
-      </w:del>
-      <w:del w:id="79" w:author="PR Preview" w:date="2026-01-01T00:00:00Z">
-        <w:r>
-          <w:delText xml:space="preserve"> </w:delText>
-        </w:r>
-      </w:del>
-      <w:del w:id="80" w:author="PR Preview" w:date="2026-01-01T00:00:00Z">
-        <w:r>
-          <w:delText xml:space="preserve">The</w:delText>
-        </w:r>
-      </w:del>
-      <w:del w:id="81" w:author="PR Preview" w:date="2026-01-01T00:00:00Z">
-        <w:r>
-          <w:delText xml:space="preserve"> </w:delText>
-        </w:r>
-      </w:del>
-      <w:del w:id="82" w:author="PR Preview" w:date="2026-01-01T00:00:00Z">
-        <w:r>
-          <w:rPr>
-            <w:b/>
-            <w:bCs/>
-          </w:rPr>
-          <w:delText xml:space="preserve">bootstrap distribution</w:delText>
-        </w:r>
-      </w:del>
-      <w:del w:id="83" w:author="PR Preview" w:date="2026-01-01T00:00:00Z">
-        <w:r>
-          <w:delText xml:space="preserve"> </w:delText>
-        </w:r>
-      </w:del>
-      <w:del w:id="84" w:author="PR Preview" w:date="2026-01-01T00:00:00Z">
-        <w:r>
-          <w:delText xml:space="preserve">of</w:delText>
-        </w:r>
-      </w:del>
-      <w:del w:id="85" w:author="PR Preview" w:date="2026-01-01T00:00:00Z">
-        <w:r>
-          <w:delText xml:space="preserve"> </w:delText>
-        </w:r>
-      </w:del>
+      <w:r>
+        <w:t xml:space="preserve">.</w:t>
+      </w:r>
+      <w:r>
+        <w:t xml:space="preserve"> </w:t>
+      </w:r>
+      <w:r>
+        <w:t xml:space="preserve">The</w:t>
+      </w:r>
+      <w:r>
+        <w:t xml:space="preserve"> </w:t>
+      </w:r>
+      <w:r>
+        <w:rPr>
+          <w:b/>
+          <w:bCs/>
+        </w:rPr>
+        <w:t xml:space="preserve">bootstrap distribution</w:t>
+      </w:r>
+      <w:r>
+        <w:t xml:space="preserve"> </w:t>
+      </w:r>
+      <w:r>
+        <w:t xml:space="preserve">of</w:t>
+      </w:r>
+      <w:r>
+        <w:t xml:space="preserve"> </w:t>
+      </w:r>
       <m:oMath>
         <m:acc>
           <m:accPr>
@@ -1832,21 +1441,32 @@
           </m:e>
         </m:acc>
       </m:oMath>
-      <w:del w:id="86" w:author="PR Preview" w:date="2026-01-01T00:00:00Z">
+      <w:r>
+        <w:t xml:space="preserve"> </w:t>
+      </w:r>
+      <w:r>
+        <w:t xml:space="preserve">is the</w:t>
+      </w:r>
+      <w:r>
+        <w:t xml:space="preserve"> </w:t>
+      </w:r>
+      <w:hyperlink r:id="rId18">
         <w:r>
-          <w:delText xml:space="preserve"> </w:delText>
+          <w:rPr>
+            <w:rStyle w:val="Hyperlink"/>
+          </w:rPr>
+          <w:t xml:space="preserve">empirical distribution</w:t>
         </w:r>
-      </w:del>
-      <w:del w:id="87" w:author="PR Preview" w:date="2026-01-01T00:00:00Z">
-        <w:r>
-          <w:delText xml:space="preserve">is the empirical distribution of</w:delText>
-        </w:r>
-      </w:del>
-      <w:del w:id="88" w:author="PR Preview" w:date="2026-01-01T00:00:00Z">
-        <w:r>
-          <w:delText xml:space="preserve"> </w:delText>
-        </w:r>
-      </w:del>
+      </w:hyperlink>
+      <w:r>
+        <w:t xml:space="preserve"> </w:t>
+      </w:r>
+      <w:r>
+        <w:t xml:space="preserve">of</w:t>
+      </w:r>
+      <w:r>
+        <w:t xml:space="preserve"> </w:t>
+      </w:r>
       <m:oMath>
         <m:sSubSup>
           <m:e>
@@ -1921,396 +1541,9 @@
           </m:sup>
         </m:sSubSup>
       </m:oMath>
-      <w:del w:id="89" w:author="PR Preview" w:date="2026-01-01T00:00:00Z">
-        <w:r>
-          <w:delText xml:space="preserve"> </w:delText>
-        </w:r>
-      </w:del>
-      <w:del w:id="90" w:author="PR Preview" w:date="2026-01-01T00:00:00Z">
-        <w:r>
-          <w:delText xml:space="preserve">[5]</w:delText>
-        </w:r>
-      </w:del>
-      <w:del w:id="91" w:author="PR Preview" w:date="2026-01-01T00:00:00Z">
-        <w:r>
-          <w:delText xml:space="preserve">.</w:delText>
-        </w:r>
-      </w:del>
-    </w:p>
-    <w:p>
-      <w:pPr>
-        <w:pStyle w:val="BodyText"/>
-      </w:pPr>
-      <w:ins w:id="92" w:author="PR Preview" w:date="2026-01-01T00:00:00Z">
-        <w:r>
-          <w:rPr>
-            <w:b/>
-            <w:bCs/>
-          </w:rPr>
-          <w:t xml:space="preserve">Definition 2 (Bootstrap distribution)</w:t>
-        </w:r>
-      </w:ins>
-      <w:ins w:id="93" w:author="PR Preview" w:date="2026-01-01T00:00:00Z">
-        <w:r>
-          <w:t xml:space="preserve"> </w:t>
-        </w:r>
-      </w:ins>
-      <w:ins w:id="94" w:author="PR Preview" w:date="2026-01-01T00:00:00Z">
-        <w:r>
-          <w:t xml:space="preserve">Let</w:t>
-        </w:r>
-      </w:ins>
-      <w:ins w:id="95" w:author="PR Preview" w:date="2026-01-01T00:00:00Z">
-        <w:r>
-          <w:t xml:space="preserve"> </w:t>
-        </w:r>
-      </w:ins>
-      <m:oMath>
-        <m:acc>
-          <m:accPr>
-            <m:chr m:val="̂"/>
-          </m:accPr>
-          <m:e>
-            <m:r>
-              <m:t>θ</m:t>
-            </m:r>
-          </m:e>
-        </m:acc>
-      </m:oMath>
-      <w:ins w:id="96" w:author="PR Preview" w:date="2026-01-01T00:00:00Z">
-        <w:r>
-          <w:t xml:space="preserve"> </w:t>
-        </w:r>
-      </w:ins>
-      <w:ins w:id="97" w:author="PR Preview" w:date="2026-01-01T00:00:00Z">
-        <w:r>
-          <w:t xml:space="preserve">be a statistic computed from the observed data.</w:t>
-        </w:r>
-      </w:ins>
-      <w:ins w:id="98" w:author="PR Preview" w:date="2026-01-01T00:00:00Z">
-        <w:r>
-          <w:t xml:space="preserve"> </w:t>
-        </w:r>
-      </w:ins>
-      <w:ins w:id="99" w:author="PR Preview" w:date="2026-01-01T00:00:00Z">
-        <w:r>
-          <w:t xml:space="preserve">Draw</w:t>
-        </w:r>
-      </w:ins>
-      <w:ins w:id="100" w:author="PR Preview" w:date="2026-01-01T00:00:00Z">
-        <w:r>
-          <w:t xml:space="preserve"> </w:t>
-        </w:r>
-      </w:ins>
-      <m:oMath>
-        <m:r>
-          <m:t>B</m:t>
-        </m:r>
-      </m:oMath>
-      <w:ins w:id="101" w:author="PR Preview" w:date="2026-01-01T00:00:00Z">
-        <w:r>
-          <w:t xml:space="preserve"> </w:t>
-        </w:r>
-      </w:ins>
-      <w:ins w:id="102" w:author="PR Preview" w:date="2026-01-01T00:00:00Z">
-        <w:r>
-          <w:t xml:space="preserve">independent</w:t>
-        </w:r>
-      </w:ins>
-      <w:ins w:id="103" w:author="PR Preview" w:date="2026-01-01T00:00:00Z">
-        <w:r>
-          <w:t xml:space="preserve"> </w:t>
-        </w:r>
-      </w:ins>
-      <w:hyperlink w:anchor="def-bootstrap-sample">
-        <w:ins w:id="104" w:author="PR Preview" w:date="2026-01-01T00:00:00Z">
-          <w:r>
-            <w:rPr>
-              <w:rStyle w:val="Hyperlink"/>
-            </w:rPr>
-            <w:t xml:space="preserve">bootstrap samples</w:t>
-          </w:r>
-        </w:ins>
-      </w:hyperlink>
-      <w:ins w:id="105" w:author="PR Preview" w:date="2026-01-01T00:00:00Z">
-        <w:r>
-          <w:t xml:space="preserve">,</w:t>
-        </w:r>
-      </w:ins>
-      <w:ins w:id="106" w:author="PR Preview" w:date="2026-01-01T00:00:00Z">
-        <w:r>
-          <w:t xml:space="preserve"> </w:t>
-        </w:r>
-      </w:ins>
-      <w:ins w:id="107" w:author="PR Preview" w:date="2026-01-01T00:00:00Z">
-        <w:r>
-          <w:t xml:space="preserve">and compute the statistic on each one,</w:t>
-        </w:r>
-      </w:ins>
-      <w:ins w:id="108" w:author="PR Preview" w:date="2026-01-01T00:00:00Z">
-        <w:r>
-          <w:t xml:space="preserve"> </w:t>
-        </w:r>
-      </w:ins>
-      <w:ins w:id="109" w:author="PR Preview" w:date="2026-01-01T00:00:00Z">
-        <w:r>
-          <w:t xml:space="preserve">giving</w:t>
-        </w:r>
-      </w:ins>
-      <w:ins w:id="110" w:author="PR Preview" w:date="2026-01-01T00:00:00Z">
-        <w:r>
-          <w:t xml:space="preserve"> </w:t>
-        </w:r>
-      </w:ins>
-      <m:oMath>
-        <m:sSubSup>
-          <m:e>
-            <m:acc>
-              <m:accPr>
-                <m:chr m:val="̂"/>
-              </m:accPr>
-              <m:e>
-                <m:r>
-                  <m:t>θ</m:t>
-                </m:r>
-              </m:e>
-            </m:acc>
-          </m:e>
-          <m:sub>
-            <m:r>
-              <m:t>1</m:t>
-            </m:r>
-          </m:sub>
-          <m:sup>
-            <m:r>
-              <m:rPr>
-                <m:sty m:val="p"/>
-              </m:rPr>
-              <m:t>*</m:t>
-            </m:r>
-          </m:sup>
-        </m:sSubSup>
-        <m:r>
-          <m:rPr>
-            <m:sty m:val="p"/>
-          </m:rPr>
-          <m:t>,</m:t>
-        </m:r>
-        <m:r>
-          <m:rPr>
-            <m:sty m:val="p"/>
-          </m:rPr>
-          <m:t>…</m:t>
-        </m:r>
-        <m:r>
-          <m:rPr>
-            <m:sty m:val="p"/>
-          </m:rPr>
-          <m:t>,</m:t>
-        </m:r>
-        <m:sSubSup>
-          <m:e>
-            <m:acc>
-              <m:accPr>
-                <m:chr m:val="̂"/>
-              </m:accPr>
-              <m:e>
-                <m:r>
-                  <m:t>θ</m:t>
-                </m:r>
-              </m:e>
-            </m:acc>
-          </m:e>
-          <m:sub>
-            <m:r>
-              <m:t>B</m:t>
-            </m:r>
-          </m:sub>
-          <m:sup>
-            <m:r>
-              <m:rPr>
-                <m:sty m:val="p"/>
-              </m:rPr>
-              <m:t>*</m:t>
-            </m:r>
-          </m:sup>
-        </m:sSubSup>
-      </m:oMath>
-      <w:ins w:id="111" w:author="PR Preview" w:date="2026-01-01T00:00:00Z">
-        <w:r>
-          <w:t xml:space="preserve">.</w:t>
-        </w:r>
-      </w:ins>
-      <w:ins w:id="112" w:author="PR Preview" w:date="2026-01-01T00:00:00Z">
-        <w:r>
-          <w:t xml:space="preserve"> </w:t>
-        </w:r>
-      </w:ins>
-      <w:ins w:id="113" w:author="PR Preview" w:date="2026-01-01T00:00:00Z">
-        <w:r>
-          <w:t xml:space="preserve">The</w:t>
-        </w:r>
-      </w:ins>
-      <w:ins w:id="114" w:author="PR Preview" w:date="2026-01-01T00:00:00Z">
-        <w:r>
-          <w:t xml:space="preserve"> </w:t>
-        </w:r>
-      </w:ins>
-      <w:ins w:id="115" w:author="PR Preview" w:date="2026-01-01T00:00:00Z">
-        <w:r>
-          <w:rPr>
-            <w:b/>
-            <w:bCs/>
-          </w:rPr>
-          <w:t xml:space="preserve">bootstrap distribution</w:t>
-        </w:r>
-      </w:ins>
-      <w:ins w:id="116" w:author="PR Preview" w:date="2026-01-01T00:00:00Z">
-        <w:r>
-          <w:t xml:space="preserve"> </w:t>
-        </w:r>
-      </w:ins>
-      <w:ins w:id="117" w:author="PR Preview" w:date="2026-01-01T00:00:00Z">
-        <w:r>
-          <w:t xml:space="preserve">of</w:t>
-        </w:r>
-      </w:ins>
-      <w:ins w:id="118" w:author="PR Preview" w:date="2026-01-01T00:00:00Z">
-        <w:r>
-          <w:t xml:space="preserve"> </w:t>
-        </w:r>
-      </w:ins>
-      <m:oMath>
-        <m:acc>
-          <m:accPr>
-            <m:chr m:val="̂"/>
-          </m:accPr>
-          <m:e>
-            <m:r>
-              <m:t>θ</m:t>
-            </m:r>
-          </m:e>
-        </m:acc>
-      </m:oMath>
-      <w:ins w:id="119" w:author="PR Preview" w:date="2026-01-01T00:00:00Z">
-        <w:r>
-          <w:t xml:space="preserve"> </w:t>
-        </w:r>
-      </w:ins>
-      <w:ins w:id="120" w:author="PR Preview" w:date="2026-01-01T00:00:00Z">
-        <w:r>
-          <w:t xml:space="preserve">is the</w:t>
-        </w:r>
-      </w:ins>
-      <w:ins w:id="121" w:author="PR Preview" w:date="2026-01-01T00:00:00Z">
-        <w:r>
-          <w:t xml:space="preserve"> </w:t>
-        </w:r>
-      </w:ins>
-      <w:hyperlink r:id="rId18">
-        <w:ins w:id="122" w:author="PR Preview" w:date="2026-01-01T00:00:00Z">
-          <w:r>
-            <w:rPr>
-              <w:rStyle w:val="Hyperlink"/>
-            </w:rPr>
-            <w:t xml:space="preserve">empirical distribution</w:t>
-          </w:r>
-        </w:ins>
-      </w:hyperlink>
-      <w:ins w:id="123" w:author="PR Preview" w:date="2026-01-01T00:00:00Z">
-        <w:r>
-          <w:t xml:space="preserve"> </w:t>
-        </w:r>
-      </w:ins>
-      <w:ins w:id="124" w:author="PR Preview" w:date="2026-01-01T00:00:00Z">
-        <w:r>
-          <w:t xml:space="preserve">of</w:t>
-        </w:r>
-      </w:ins>
-      <w:ins w:id="125" w:author="PR Preview" w:date="2026-01-01T00:00:00Z">
-        <w:r>
-          <w:t xml:space="preserve"> </w:t>
-        </w:r>
-      </w:ins>
-      <m:oMath>
-        <m:sSubSup>
-          <m:e>
-            <m:acc>
-              <m:accPr>
-                <m:chr m:val="̂"/>
-              </m:accPr>
-              <m:e>
-                <m:r>
-                  <m:t>θ</m:t>
-                </m:r>
-              </m:e>
-            </m:acc>
-          </m:e>
-          <m:sub>
-            <m:r>
-              <m:t>1</m:t>
-            </m:r>
-          </m:sub>
-          <m:sup>
-            <m:r>
-              <m:rPr>
-                <m:sty m:val="p"/>
-              </m:rPr>
-              <m:t>*</m:t>
-            </m:r>
-          </m:sup>
-        </m:sSubSup>
-        <m:r>
-          <m:rPr>
-            <m:sty m:val="p"/>
-          </m:rPr>
-          <m:t>,</m:t>
-        </m:r>
-        <m:r>
-          <m:rPr>
-            <m:sty m:val="p"/>
-          </m:rPr>
-          <m:t>…</m:t>
-        </m:r>
-        <m:r>
-          <m:rPr>
-            <m:sty m:val="p"/>
-          </m:rPr>
-          <m:t>,</m:t>
-        </m:r>
-        <m:sSubSup>
-          <m:e>
-            <m:acc>
-              <m:accPr>
-                <m:chr m:val="̂"/>
-              </m:accPr>
-              <m:e>
-                <m:r>
-                  <m:t>θ</m:t>
-                </m:r>
-              </m:e>
-            </m:acc>
-          </m:e>
-          <m:sub>
-            <m:r>
-              <m:t>B</m:t>
-            </m:r>
-          </m:sub>
-          <m:sup>
-            <m:r>
-              <m:rPr>
-                <m:sty m:val="p"/>
-              </m:rPr>
-              <m:t>*</m:t>
-            </m:r>
-          </m:sup>
-        </m:sSubSup>
-      </m:oMath>
-      <w:ins w:id="126" w:author="PR Preview" w:date="2026-01-01T00:00:00Z">
-        <w:r>
-          <w:t xml:space="preserve">.</w:t>
-        </w:r>
-      </w:ins>
+      <w:r>
+        <w:t xml:space="preserve">.</w:t>
+      </w:r>
     </w:p>
     <w:p>
       <w:pPr>
@@ -2408,54 +1641,38 @@
       <w:pPr>
         <w:pStyle w:val="BodyText"/>
       </w:pPr>
-      <w:del w:id="127" w:author="PR Preview" w:date="2026-01-01T00:00:00Z">
-        <w:r>
-          <w:rPr>
-            <w:b/>
-            <w:bCs/>
-          </w:rPr>
-          <w:delText xml:space="preserve">Definition 3 (Bootstrap standard error)</w:delText>
-        </w:r>
-      </w:del>
-      <w:del w:id="128" w:author="PR Preview" w:date="2026-01-01T00:00:00Z">
-        <w:r>
-          <w:delText xml:space="preserve"> </w:delText>
-        </w:r>
-      </w:del>
-      <w:del w:id="129" w:author="PR Preview" w:date="2026-01-01T00:00:00Z">
-        <w:r>
-          <w:delText xml:space="preserve">The</w:delText>
-        </w:r>
-      </w:del>
-      <w:del w:id="130" w:author="PR Preview" w:date="2026-01-01T00:00:00Z">
-        <w:r>
-          <w:delText xml:space="preserve"> </w:delText>
-        </w:r>
-      </w:del>
-      <w:del w:id="131" w:author="PR Preview" w:date="2026-01-01T00:00:00Z">
-        <w:r>
-          <w:rPr>
-            <w:b/>
-            <w:bCs/>
-          </w:rPr>
-          <w:delText xml:space="preserve">bootstrap standard error</w:delText>
-        </w:r>
-      </w:del>
-      <w:del w:id="132" w:author="PR Preview" w:date="2026-01-01T00:00:00Z">
-        <w:r>
-          <w:delText xml:space="preserve"> </w:delText>
-        </w:r>
-      </w:del>
-      <w:del w:id="133" w:author="PR Preview" w:date="2026-01-01T00:00:00Z">
-        <w:r>
-          <w:delText xml:space="preserve">of a statistic</w:delText>
-        </w:r>
-      </w:del>
-      <w:del w:id="134" w:author="PR Preview" w:date="2026-01-01T00:00:00Z">
-        <w:r>
-          <w:delText xml:space="preserve"> </w:delText>
-        </w:r>
-      </w:del>
+      <w:r>
+        <w:rPr>
+          <w:b/>
+          <w:bCs/>
+        </w:rPr>
+        <w:t xml:space="preserve">Definition 3 (Bootstrap standard error)</w:t>
+      </w:r>
+      <w:r>
+        <w:t xml:space="preserve"> </w:t>
+      </w:r>
+      <w:r>
+        <w:t xml:space="preserve">The</w:t>
+      </w:r>
+      <w:r>
+        <w:t xml:space="preserve"> </w:t>
+      </w:r>
+      <w:r>
+        <w:rPr>
+          <w:b/>
+          <w:bCs/>
+        </w:rPr>
+        <w:t xml:space="preserve">bootstrap standard error</w:t>
+      </w:r>
+      <w:r>
+        <w:t xml:space="preserve"> </w:t>
+      </w:r>
+      <w:r>
+        <w:t xml:space="preserve">of a statistic</w:t>
+      </w:r>
+      <w:r>
+        <w:t xml:space="preserve"> </w:t>
+      </w:r>
       <m:oMath>
         <m:acc>
           <m:accPr>
@@ -2468,26 +1685,18 @@
           </m:e>
         </m:acc>
       </m:oMath>
-      <w:del w:id="135" w:author="PR Preview" w:date="2026-01-01T00:00:00Z">
-        <w:r>
-          <w:delText xml:space="preserve">,</w:delText>
-        </w:r>
-      </w:del>
-      <w:del w:id="136" w:author="PR Preview" w:date="2026-01-01T00:00:00Z">
-        <w:r>
-          <w:delText xml:space="preserve"> </w:delText>
-        </w:r>
-      </w:del>
-      <w:del w:id="137" w:author="PR Preview" w:date="2026-01-01T00:00:00Z">
-        <w:r>
-          <w:delText xml:space="preserve">written</w:delText>
-        </w:r>
-      </w:del>
-      <w:del w:id="138" w:author="PR Preview" w:date="2026-01-01T00:00:00Z">
-        <w:r>
-          <w:delText xml:space="preserve"> </w:delText>
-        </w:r>
-      </w:del>
+      <w:r>
+        <w:t xml:space="preserve">,</w:t>
+      </w:r>
+      <w:r>
+        <w:t xml:space="preserve"> </w:t>
+      </w:r>
+      <w:r>
+        <w:t xml:space="preserve">written</w:t>
+      </w:r>
+      <w:r>
+        <w:t xml:space="preserve"> </w:t>
+      </w:r>
       <m:oMath>
         <m:sSub>
           <m:e>
@@ -2517,26 +1726,18 @@
           </m:sub>
         </m:sSub>
       </m:oMath>
-      <w:del w:id="139" w:author="PR Preview" w:date="2026-01-01T00:00:00Z">
-        <w:r>
-          <w:delText xml:space="preserve">,</w:delText>
-        </w:r>
-      </w:del>
-      <w:del w:id="140" w:author="PR Preview" w:date="2026-01-01T00:00:00Z">
-        <w:r>
-          <w:delText xml:space="preserve"> </w:delText>
-        </w:r>
-      </w:del>
-      <w:del w:id="141" w:author="PR Preview" w:date="2026-01-01T00:00:00Z">
-        <w:r>
-          <w:delText xml:space="preserve">is the sample standard deviation of the bootstrap replicates</w:delText>
-        </w:r>
-      </w:del>
-      <w:del w:id="142" w:author="PR Preview" w:date="2026-01-01T00:00:00Z">
-        <w:r>
-          <w:delText xml:space="preserve"> </w:delText>
-        </w:r>
-      </w:del>
+      <w:r>
+        <w:t xml:space="preserve">,</w:t>
+      </w:r>
+      <w:r>
+        <w:t xml:space="preserve"> </w:t>
+      </w:r>
+      <w:r>
+        <w:t xml:space="preserve">is the sample standard deviation of the bootstrap replicates</w:t>
+      </w:r>
+      <w:r>
+        <w:t xml:space="preserve"> </w:t>
+      </w:r>
       <m:oMath>
         <m:sSubSup>
           <m:e>
@@ -2611,86 +1812,49 @@
           </m:sup>
         </m:sSubSup>
       </m:oMath>
-      <w:del w:id="143" w:author="PR Preview" w:date="2026-01-01T00:00:00Z">
+      <w:r>
+        <w:t xml:space="preserve"> </w:t>
+      </w:r>
+      <w:r>
+        <w:t xml:space="preserve">(</w:t>
+      </w:r>
+      <w:hyperlink w:anchor="def-bootstrap-distribution">
         <w:r>
-          <w:delText xml:space="preserve"> </w:delText>
+          <w:rPr>
+            <w:rStyle w:val="Hyperlink"/>
+          </w:rPr>
+          <w:t xml:space="preserve">Definition 2</w:t>
         </w:r>
-      </w:del>
-      <w:del w:id="144" w:author="PR Preview" w:date="2026-01-01T00:00:00Z">
+      </w:hyperlink>
+      <w:r>
+        <w:t xml:space="preserve">).</w:t>
+      </w:r>
+      <w:r>
+        <w:t xml:space="preserve"> </w:t>
+      </w:r>
+      <w:r>
+        <w:t xml:space="preserve">It estimates the</w:t>
+      </w:r>
+      <w:r>
+        <w:t xml:space="preserve"> </w:t>
+      </w:r>
+      <w:hyperlink r:id="rId21">
         <w:r>
-          <w:delText xml:space="preserve">(</w:delText>
+          <w:rPr>
+            <w:rStyle w:val="Hyperlink"/>
+          </w:rPr>
+          <w:t xml:space="preserve">standard error</w:t>
         </w:r>
-      </w:del>
-      <w:hyperlink w:anchor="def-bootstrap-distribution">
-        <w:del w:id="145" w:author="PR Preview" w:date="2026-01-01T00:00:00Z">
-          <w:r>
-            <w:rPr>
-              <w:rStyle w:val="Hyperlink"/>
-            </w:rPr>
-            <w:delText xml:space="preserve">Definition 2</w:delText>
-          </w:r>
-        </w:del>
       </w:hyperlink>
-      <w:del w:id="146" w:author="PR Preview" w:date="2026-01-01T00:00:00Z">
-        <w:r>
-          <w:delText xml:space="preserve">)</w:delText>
-        </w:r>
-      </w:del>
-      <w:del w:id="147" w:author="PR Preview" w:date="2026-01-01T00:00:00Z">
-        <w:r>
-          <w:delText xml:space="preserve"> </w:delText>
-        </w:r>
-      </w:del>
-      <w:del w:id="148" w:author="PR Preview" w:date="2026-01-01T00:00:00Z">
-        <w:r>
-          <w:delText xml:space="preserve">[6]</w:delText>
-        </w:r>
-      </w:del>
-      <w:del w:id="149" w:author="PR Preview" w:date="2026-01-01T00:00:00Z">
-        <w:r>
-          <w:delText xml:space="preserve">.</w:delText>
-        </w:r>
-      </w:del>
-      <w:del w:id="150" w:author="PR Preview" w:date="2026-01-01T00:00:00Z">
-        <w:r>
-          <w:delText xml:space="preserve"> </w:delText>
-        </w:r>
-      </w:del>
-      <w:del w:id="151" w:author="PR Preview" w:date="2026-01-01T00:00:00Z">
-        <w:r>
-          <w:delText xml:space="preserve">It estimates the</w:delText>
-        </w:r>
-      </w:del>
-      <w:del w:id="152" w:author="PR Preview" w:date="2026-01-01T00:00:00Z">
-        <w:r>
-          <w:delText xml:space="preserve"> </w:delText>
-        </w:r>
-      </w:del>
-      <w:hyperlink r:id="rId21">
-        <w:del w:id="153" w:author="PR Preview" w:date="2026-01-01T00:00:00Z">
-          <w:r>
-            <w:rPr>
-              <w:rStyle w:val="Hyperlink"/>
-            </w:rPr>
-            <w:delText xml:space="preserve">standard error</w:delText>
-          </w:r>
-        </w:del>
-      </w:hyperlink>
-      <w:del w:id="154" w:author="PR Preview" w:date="2026-01-01T00:00:00Z">
-        <w:r>
-          <w:delText xml:space="preserve"> </w:delText>
-        </w:r>
-      </w:del>
-      <w:del w:id="155" w:author="PR Preview" w:date="2026-01-01T00:00:00Z">
-        <w:r>
-          <w:delText xml:space="preserve">of</w:delText>
-        </w:r>
-      </w:del>
-      <w:del w:id="156" w:author="PR Preview" w:date="2026-01-01T00:00:00Z">
-        <w:r>
-          <w:delText xml:space="preserve"> </w:delText>
-        </w:r>
-      </w:del>
+      <w:r>
+        <w:t xml:space="preserve"> </w:t>
+      </w:r>
+      <w:r>
+        <w:t xml:space="preserve">of</w:t>
+      </w:r>
+      <w:r>
+        <w:t xml:space="preserve"> </w:t>
+      </w:r>
       <m:oMath>
         <m:acc>
           <m:accPr>
@@ -2703,301 +1867,9 @@
           </m:e>
         </m:acc>
       </m:oMath>
-      <w:del w:id="157" w:author="PR Preview" w:date="2026-01-01T00:00:00Z">
-        <w:r>
-          <w:delText xml:space="preserve">.</w:delText>
-        </w:r>
-      </w:del>
-    </w:p>
-    <w:p>
-      <w:pPr>
-        <w:pStyle w:val="BodyText"/>
-      </w:pPr>
-      <w:ins w:id="158" w:author="PR Preview" w:date="2026-01-01T00:00:00Z">
-        <w:r>
-          <w:rPr>
-            <w:b/>
-            <w:bCs/>
-          </w:rPr>
-          <w:t xml:space="preserve">Definition 3 (Bootstrap standard error)</w:t>
-        </w:r>
-      </w:ins>
-      <w:ins w:id="159" w:author="PR Preview" w:date="2026-01-01T00:00:00Z">
-        <w:r>
-          <w:t xml:space="preserve"> </w:t>
-        </w:r>
-      </w:ins>
-      <w:ins w:id="160" w:author="PR Preview" w:date="2026-01-01T00:00:00Z">
-        <w:r>
-          <w:t xml:space="preserve">The</w:t>
-        </w:r>
-      </w:ins>
-      <w:ins w:id="161" w:author="PR Preview" w:date="2026-01-01T00:00:00Z">
-        <w:r>
-          <w:t xml:space="preserve"> </w:t>
-        </w:r>
-      </w:ins>
-      <w:ins w:id="162" w:author="PR Preview" w:date="2026-01-01T00:00:00Z">
-        <w:r>
-          <w:rPr>
-            <w:b/>
-            <w:bCs/>
-          </w:rPr>
-          <w:t xml:space="preserve">bootstrap standard error</w:t>
-        </w:r>
-      </w:ins>
-      <w:ins w:id="163" w:author="PR Preview" w:date="2026-01-01T00:00:00Z">
-        <w:r>
-          <w:t xml:space="preserve"> </w:t>
-        </w:r>
-      </w:ins>
-      <w:ins w:id="164" w:author="PR Preview" w:date="2026-01-01T00:00:00Z">
-        <w:r>
-          <w:t xml:space="preserve">of a statistic</w:t>
-        </w:r>
-      </w:ins>
-      <w:ins w:id="165" w:author="PR Preview" w:date="2026-01-01T00:00:00Z">
-        <w:r>
-          <w:t xml:space="preserve"> </w:t>
-        </w:r>
-      </w:ins>
-      <m:oMath>
-        <m:acc>
-          <m:accPr>
-            <m:chr m:val="̂"/>
-          </m:accPr>
-          <m:e>
-            <m:r>
-              <m:t>θ</m:t>
-            </m:r>
-          </m:e>
-        </m:acc>
-      </m:oMath>
-      <w:ins w:id="166" w:author="PR Preview" w:date="2026-01-01T00:00:00Z">
-        <w:r>
-          <w:t xml:space="preserve">,</w:t>
-        </w:r>
-      </w:ins>
-      <w:ins w:id="167" w:author="PR Preview" w:date="2026-01-01T00:00:00Z">
-        <w:r>
-          <w:t xml:space="preserve"> </w:t>
-        </w:r>
-      </w:ins>
-      <w:ins w:id="168" w:author="PR Preview" w:date="2026-01-01T00:00:00Z">
-        <w:r>
-          <w:t xml:space="preserve">written</w:t>
-        </w:r>
-      </w:ins>
-      <w:ins w:id="169" w:author="PR Preview" w:date="2026-01-01T00:00:00Z">
-        <w:r>
-          <w:t xml:space="preserve"> </w:t>
-        </w:r>
-      </w:ins>
-      <m:oMath>
-        <m:sSub>
-          <m:e>
-            <m:acc>
-              <m:accPr>
-                <m:chr m:val="̂"/>
-              </m:accPr>
-              <m:e>
-                <m:r>
-                  <m:rPr>
-                    <m:nor/>
-                    <m:sty m:val="p"/>
-                  </m:rPr>
-                  <m:t>SE</m:t>
-                </m:r>
-              </m:e>
-            </m:acc>
-          </m:e>
-          <m:sub>
-            <m:r>
-              <m:rPr>
-                <m:nor/>
-                <m:sty m:val="p"/>
-              </m:rPr>
-              <m:t>boot</m:t>
-            </m:r>
-          </m:sub>
-        </m:sSub>
-      </m:oMath>
-      <w:ins w:id="170" w:author="PR Preview" w:date="2026-01-01T00:00:00Z">
-        <w:r>
-          <w:t xml:space="preserve">,</w:t>
-        </w:r>
-      </w:ins>
-      <w:ins w:id="171" w:author="PR Preview" w:date="2026-01-01T00:00:00Z">
-        <w:r>
-          <w:t xml:space="preserve"> </w:t>
-        </w:r>
-      </w:ins>
-      <w:ins w:id="172" w:author="PR Preview" w:date="2026-01-01T00:00:00Z">
-        <w:r>
-          <w:t xml:space="preserve">is the sample standard deviation of the bootstrap replicates</w:t>
-        </w:r>
-      </w:ins>
-      <w:ins w:id="173" w:author="PR Preview" w:date="2026-01-01T00:00:00Z">
-        <w:r>
-          <w:t xml:space="preserve"> </w:t>
-        </w:r>
-      </w:ins>
-      <m:oMath>
-        <m:sSubSup>
-          <m:e>
-            <m:acc>
-              <m:accPr>
-                <m:chr m:val="̂"/>
-              </m:accPr>
-              <m:e>
-                <m:r>
-                  <m:t>θ</m:t>
-                </m:r>
-              </m:e>
-            </m:acc>
-          </m:e>
-          <m:sub>
-            <m:r>
-              <m:t>1</m:t>
-            </m:r>
-          </m:sub>
-          <m:sup>
-            <m:r>
-              <m:rPr>
-                <m:sty m:val="p"/>
-              </m:rPr>
-              <m:t>*</m:t>
-            </m:r>
-          </m:sup>
-        </m:sSubSup>
-        <m:r>
-          <m:rPr>
-            <m:sty m:val="p"/>
-          </m:rPr>
-          <m:t>,</m:t>
-        </m:r>
-        <m:r>
-          <m:rPr>
-            <m:sty m:val="p"/>
-          </m:rPr>
-          <m:t>…</m:t>
-        </m:r>
-        <m:r>
-          <m:rPr>
-            <m:sty m:val="p"/>
-          </m:rPr>
-          <m:t>,</m:t>
-        </m:r>
-        <m:sSubSup>
-          <m:e>
-            <m:acc>
-              <m:accPr>
-                <m:chr m:val="̂"/>
-              </m:accPr>
-              <m:e>
-                <m:r>
-                  <m:t>θ</m:t>
-                </m:r>
-              </m:e>
-            </m:acc>
-          </m:e>
-          <m:sub>
-            <m:r>
-              <m:t>B</m:t>
-            </m:r>
-          </m:sub>
-          <m:sup>
-            <m:r>
-              <m:rPr>
-                <m:sty m:val="p"/>
-              </m:rPr>
-              <m:t>*</m:t>
-            </m:r>
-          </m:sup>
-        </m:sSubSup>
-      </m:oMath>
-      <w:ins w:id="174" w:author="PR Preview" w:date="2026-01-01T00:00:00Z">
-        <w:r>
-          <w:t xml:space="preserve"> </w:t>
-        </w:r>
-      </w:ins>
-      <w:ins w:id="175" w:author="PR Preview" w:date="2026-01-01T00:00:00Z">
-        <w:r>
-          <w:t xml:space="preserve">(</w:t>
-        </w:r>
-      </w:ins>
-      <w:hyperlink w:anchor="def-bootstrap-distribution">
-        <w:ins w:id="176" w:author="PR Preview" w:date="2026-01-01T00:00:00Z">
-          <w:r>
-            <w:rPr>
-              <w:rStyle w:val="Hyperlink"/>
-            </w:rPr>
-            <w:t xml:space="preserve">Definition 2</w:t>
-          </w:r>
-        </w:ins>
-      </w:hyperlink>
-      <w:ins w:id="177" w:author="PR Preview" w:date="2026-01-01T00:00:00Z">
-        <w:r>
-          <w:t xml:space="preserve">).</w:t>
-        </w:r>
-      </w:ins>
-      <w:ins w:id="178" w:author="PR Preview" w:date="2026-01-01T00:00:00Z">
-        <w:r>
-          <w:t xml:space="preserve"> </w:t>
-        </w:r>
-      </w:ins>
-      <w:ins w:id="179" w:author="PR Preview" w:date="2026-01-01T00:00:00Z">
-        <w:r>
-          <w:t xml:space="preserve">It estimates the</w:t>
-        </w:r>
-      </w:ins>
-      <w:ins w:id="180" w:author="PR Preview" w:date="2026-01-01T00:00:00Z">
-        <w:r>
-          <w:t xml:space="preserve"> </w:t>
-        </w:r>
-      </w:ins>
-      <w:hyperlink r:id="rId21">
-        <w:ins w:id="181" w:author="PR Preview" w:date="2026-01-01T00:00:00Z">
-          <w:r>
-            <w:rPr>
-              <w:rStyle w:val="Hyperlink"/>
-            </w:rPr>
-            <w:t xml:space="preserve">standard error</w:t>
-          </w:r>
-        </w:ins>
-      </w:hyperlink>
-      <w:ins w:id="182" w:author="PR Preview" w:date="2026-01-01T00:00:00Z">
-        <w:r>
-          <w:t xml:space="preserve"> </w:t>
-        </w:r>
-      </w:ins>
-      <w:ins w:id="183" w:author="PR Preview" w:date="2026-01-01T00:00:00Z">
-        <w:r>
-          <w:t xml:space="preserve">of</w:t>
-        </w:r>
-      </w:ins>
-      <w:ins w:id="184" w:author="PR Preview" w:date="2026-01-01T00:00:00Z">
-        <w:r>
-          <w:t xml:space="preserve"> </w:t>
-        </w:r>
-      </w:ins>
-      <m:oMath>
-        <m:acc>
-          <m:accPr>
-            <m:chr m:val="̂"/>
-          </m:accPr>
-          <m:e>
-            <m:r>
-              <m:t>θ</m:t>
-            </m:r>
-          </m:e>
-        </m:acc>
-      </m:oMath>
-      <w:ins w:id="185" w:author="PR Preview" w:date="2026-01-01T00:00:00Z">
-        <w:r>
-          <w:t xml:space="preserve">.</w:t>
-        </w:r>
-      </w:ins>
+      <w:r>
+        <w:t xml:space="preserve">.</w:t>
+      </w:r>
     </w:p>
     <w:p>
       <w:pPr>
@@ -5231,54 +4103,38 @@
       <w:pPr>
         <w:pStyle w:val="FirstParagraph"/>
       </w:pPr>
-      <w:del w:id="186" w:author="PR Preview" w:date="2026-01-01T00:00:00Z">
-        <w:r>
-          <w:rPr>
-            <w:b/>
-            <w:bCs/>
-          </w:rPr>
-          <w:delText xml:space="preserve">Definition 5 (Percentile bootstrap confidence interval)</w:delText>
-        </w:r>
-      </w:del>
-      <w:del w:id="187" w:author="PR Preview" w:date="2026-01-01T00:00:00Z">
-        <w:r>
-          <w:delText xml:space="preserve"> </w:delText>
-        </w:r>
-      </w:del>
-      <w:del w:id="188" w:author="PR Preview" w:date="2026-01-01T00:00:00Z">
-        <w:r>
-          <w:delText xml:space="preserve">The</w:delText>
-        </w:r>
-      </w:del>
-      <w:del w:id="189" w:author="PR Preview" w:date="2026-01-01T00:00:00Z">
-        <w:r>
-          <w:delText xml:space="preserve"> </w:delText>
-        </w:r>
-      </w:del>
-      <w:del w:id="190" w:author="PR Preview" w:date="2026-01-01T00:00:00Z">
-        <w:r>
-          <w:rPr>
-            <w:b/>
-            <w:bCs/>
-          </w:rPr>
-          <w:delText xml:space="preserve">percentile bootstrap confidence interval</w:delText>
-        </w:r>
-      </w:del>
-      <w:del w:id="191" w:author="PR Preview" w:date="2026-01-01T00:00:00Z">
-        <w:r>
-          <w:delText xml:space="preserve"> </w:delText>
-        </w:r>
-      </w:del>
-      <w:del w:id="192" w:author="PR Preview" w:date="2026-01-01T00:00:00Z">
-        <w:r>
-          <w:delText xml:space="preserve">runs from the</w:delText>
-        </w:r>
-      </w:del>
-      <w:del w:id="193" w:author="PR Preview" w:date="2026-01-01T00:00:00Z">
-        <w:r>
-          <w:delText xml:space="preserve"> </w:delText>
-        </w:r>
-      </w:del>
+      <w:r>
+        <w:rPr>
+          <w:b/>
+          <w:bCs/>
+        </w:rPr>
+        <w:t xml:space="preserve">Definition 5 (Percentile bootstrap confidence interval)</w:t>
+      </w:r>
+      <w:r>
+        <w:t xml:space="preserve"> </w:t>
+      </w:r>
+      <w:r>
+        <w:t xml:space="preserve">The</w:t>
+      </w:r>
+      <w:r>
+        <w:t xml:space="preserve"> </w:t>
+      </w:r>
+      <w:r>
+        <w:rPr>
+          <w:b/>
+          <w:bCs/>
+        </w:rPr>
+        <w:t xml:space="preserve">percentile bootstrap confidence interval</w:t>
+      </w:r>
+      <w:r>
+        <w:t xml:space="preserve"> </w:t>
+      </w:r>
+      <w:r>
+        <w:t xml:space="preserve">runs from the</w:t>
+      </w:r>
+      <w:r>
+        <w:t xml:space="preserve"> </w:t>
+      </w:r>
       <m:oMath>
         <m:r>
           <m:t>α</m:t>
@@ -5293,31 +4149,21 @@
           <m:t>2</m:t>
         </m:r>
       </m:oMath>
-      <w:del w:id="194" w:author="PR Preview" w:date="2026-01-01T00:00:00Z">
-        <w:r>
-          <w:delText xml:space="preserve"> </w:delText>
-        </w:r>
-      </w:del>
-      <w:del w:id="195" w:author="PR Preview" w:date="2026-01-01T00:00:00Z">
-        <w:r>
-          <w:delText xml:space="preserve">quantile</w:delText>
-        </w:r>
-      </w:del>
-      <w:del w:id="196" w:author="PR Preview" w:date="2026-01-01T00:00:00Z">
-        <w:r>
-          <w:delText xml:space="preserve"> </w:delText>
-        </w:r>
-      </w:del>
-      <w:del w:id="197" w:author="PR Preview" w:date="2026-01-01T00:00:00Z">
-        <w:r>
-          <w:delText xml:space="preserve">to the</w:delText>
-        </w:r>
-      </w:del>
-      <w:del w:id="198" w:author="PR Preview" w:date="2026-01-01T00:00:00Z">
-        <w:r>
-          <w:delText xml:space="preserve"> </w:delText>
-        </w:r>
-      </w:del>
+      <w:r>
+        <w:t xml:space="preserve"> </w:t>
+      </w:r>
+      <w:r>
+        <w:t xml:space="preserve">quantile</w:t>
+      </w:r>
+      <w:r>
+        <w:t xml:space="preserve"> </w:t>
+      </w:r>
+      <w:r>
+        <w:t xml:space="preserve">to the</w:t>
+      </w:r>
+      <w:r>
+        <w:t xml:space="preserve"> </w:t>
+      </w:r>
       <m:oMath>
         <m:r>
           <m:t>1</m:t>
@@ -5341,31 +4187,21 @@
           <m:t>2</m:t>
         </m:r>
       </m:oMath>
-      <w:del w:id="199" w:author="PR Preview" w:date="2026-01-01T00:00:00Z">
-        <w:r>
-          <w:delText xml:space="preserve"> </w:delText>
-        </w:r>
-      </w:del>
-      <w:del w:id="200" w:author="PR Preview" w:date="2026-01-01T00:00:00Z">
-        <w:r>
-          <w:delText xml:space="preserve">quantile</w:delText>
-        </w:r>
-      </w:del>
-      <w:del w:id="201" w:author="PR Preview" w:date="2026-01-01T00:00:00Z">
-        <w:r>
-          <w:delText xml:space="preserve"> </w:delText>
-        </w:r>
-      </w:del>
-      <w:del w:id="202" w:author="PR Preview" w:date="2026-01-01T00:00:00Z">
-        <w:r>
-          <w:delText xml:space="preserve">of the bootstrap replicates</w:delText>
-        </w:r>
-      </w:del>
-      <w:del w:id="203" w:author="PR Preview" w:date="2026-01-01T00:00:00Z">
-        <w:r>
-          <w:delText xml:space="preserve"> </w:delText>
-        </w:r>
-      </w:del>
+      <w:r>
+        <w:t xml:space="preserve"> </w:t>
+      </w:r>
+      <w:r>
+        <w:t xml:space="preserve">quantile</w:t>
+      </w:r>
+      <w:r>
+        <w:t xml:space="preserve"> </w:t>
+      </w:r>
+      <w:r>
+        <w:t xml:space="preserve">of the bootstrap replicates</w:t>
+      </w:r>
+      <w:r>
+        <w:t xml:space="preserve"> </w:t>
+      </w:r>
       <m:oMath>
         <m:sSubSup>
           <m:e>
@@ -5440,285 +4276,23 @@
           </m:sup>
         </m:sSubSup>
       </m:oMath>
-      <w:del w:id="204" w:author="PR Preview" w:date="2026-01-01T00:00:00Z">
-        <w:r>
-          <w:delText xml:space="preserve"> </w:delText>
-        </w:r>
-      </w:del>
-      <w:del w:id="205" w:author="PR Preview" w:date="2026-01-01T00:00:00Z">
-        <w:r>
-          <w:delText xml:space="preserve">(</w:delText>
-        </w:r>
-      </w:del>
+      <w:r>
+        <w:t xml:space="preserve"> </w:t>
+      </w:r>
+      <w:r>
+        <w:t xml:space="preserve">(</w:t>
+      </w:r>
       <w:hyperlink w:anchor="def-bootstrap-distribution">
-        <w:del w:id="206" w:author="PR Preview" w:date="2026-01-01T00:00:00Z">
-          <w:r>
-            <w:rPr>
-              <w:rStyle w:val="Hyperlink"/>
-            </w:rPr>
-            <w:delText xml:space="preserve">Definition 2</w:delText>
-          </w:r>
-        </w:del>
-      </w:hyperlink>
-      <w:del w:id="207" w:author="PR Preview" w:date="2026-01-01T00:00:00Z">
-        <w:r>
-          <w:delText xml:space="preserve">)</w:delText>
-        </w:r>
-      </w:del>
-      <w:del w:id="208" w:author="PR Preview" w:date="2026-01-01T00:00:00Z">
-        <w:r>
-          <w:delText xml:space="preserve"> </w:delText>
-        </w:r>
-      </w:del>
-      <w:del w:id="209" w:author="PR Preview" w:date="2026-01-01T00:00:00Z">
-        <w:r>
-          <w:delText xml:space="preserve">[10]</w:delText>
-        </w:r>
-      </w:del>
-      <w:del w:id="210" w:author="PR Preview" w:date="2026-01-01T00:00:00Z">
-        <w:r>
-          <w:delText xml:space="preserve">.</w:delText>
-        </w:r>
-      </w:del>
-    </w:p>
-    <w:p>
-      <w:pPr>
-        <w:pStyle w:val="FirstParagraph"/>
-      </w:pPr>
-      <w:ins w:id="211" w:author="PR Preview" w:date="2026-01-01T00:00:00Z">
         <w:r>
           <w:rPr>
-            <w:b/>
-            <w:bCs/>
+            <w:rStyle w:val="Hyperlink"/>
           </w:rPr>
-          <w:t xml:space="preserve">Definition 5 (Percentile bootstrap confidence interval)</w:t>
+          <w:t xml:space="preserve">Definition 2</w:t>
         </w:r>
-      </w:ins>
-      <w:ins w:id="212" w:author="PR Preview" w:date="2026-01-01T00:00:00Z">
-        <w:r>
-          <w:t xml:space="preserve"> </w:t>
-        </w:r>
-      </w:ins>
-      <w:ins w:id="213" w:author="PR Preview" w:date="2026-01-01T00:00:00Z">
-        <w:r>
-          <w:t xml:space="preserve">The</w:t>
-        </w:r>
-      </w:ins>
-      <w:ins w:id="214" w:author="PR Preview" w:date="2026-01-01T00:00:00Z">
-        <w:r>
-          <w:t xml:space="preserve"> </w:t>
-        </w:r>
-      </w:ins>
-      <w:ins w:id="215" w:author="PR Preview" w:date="2026-01-01T00:00:00Z">
-        <w:r>
-          <w:rPr>
-            <w:b/>
-            <w:bCs/>
-          </w:rPr>
-          <w:t xml:space="preserve">percentile bootstrap confidence interval</w:t>
-        </w:r>
-      </w:ins>
-      <w:ins w:id="216" w:author="PR Preview" w:date="2026-01-01T00:00:00Z">
-        <w:r>
-          <w:t xml:space="preserve"> </w:t>
-        </w:r>
-      </w:ins>
-      <w:ins w:id="217" w:author="PR Preview" w:date="2026-01-01T00:00:00Z">
-        <w:r>
-          <w:t xml:space="preserve">runs from the</w:t>
-        </w:r>
-      </w:ins>
-      <w:ins w:id="218" w:author="PR Preview" w:date="2026-01-01T00:00:00Z">
-        <w:r>
-          <w:t xml:space="preserve"> </w:t>
-        </w:r>
-      </w:ins>
-      <m:oMath>
-        <m:r>
-          <m:t>α</m:t>
-        </m:r>
-        <m:r>
-          <m:rPr>
-            <m:sty m:val="p"/>
-          </m:rPr>
-          <m:t>/</m:t>
-        </m:r>
-        <m:r>
-          <m:t>2</m:t>
-        </m:r>
-      </m:oMath>
-      <w:ins w:id="219" w:author="PR Preview" w:date="2026-01-01T00:00:00Z">
-        <w:r>
-          <w:t xml:space="preserve"> </w:t>
-        </w:r>
-      </w:ins>
-      <w:ins w:id="220" w:author="PR Preview" w:date="2026-01-01T00:00:00Z">
-        <w:r>
-          <w:t xml:space="preserve">quantile</w:t>
-        </w:r>
-      </w:ins>
-      <w:ins w:id="221" w:author="PR Preview" w:date="2026-01-01T00:00:00Z">
-        <w:r>
-          <w:t xml:space="preserve"> </w:t>
-        </w:r>
-      </w:ins>
-      <w:ins w:id="222" w:author="PR Preview" w:date="2026-01-01T00:00:00Z">
-        <w:r>
-          <w:t xml:space="preserve">to the</w:t>
-        </w:r>
-      </w:ins>
-      <w:ins w:id="223" w:author="PR Preview" w:date="2026-01-01T00:00:00Z">
-        <w:r>
-          <w:t xml:space="preserve"> </w:t>
-        </w:r>
-      </w:ins>
-      <m:oMath>
-        <m:r>
-          <m:t>1</m:t>
-        </m:r>
-        <m:r>
-          <m:rPr>
-            <m:sty m:val="p"/>
-          </m:rPr>
-          <m:t>−</m:t>
-        </m:r>
-        <m:r>
-          <m:t>α</m:t>
-        </m:r>
-        <m:r>
-          <m:rPr>
-            <m:sty m:val="p"/>
-          </m:rPr>
-          <m:t>/</m:t>
-        </m:r>
-        <m:r>
-          <m:t>2</m:t>
-        </m:r>
-      </m:oMath>
-      <w:ins w:id="224" w:author="PR Preview" w:date="2026-01-01T00:00:00Z">
-        <w:r>
-          <w:t xml:space="preserve"> </w:t>
-        </w:r>
-      </w:ins>
-      <w:ins w:id="225" w:author="PR Preview" w:date="2026-01-01T00:00:00Z">
-        <w:r>
-          <w:t xml:space="preserve">quantile</w:t>
-        </w:r>
-      </w:ins>
-      <w:ins w:id="226" w:author="PR Preview" w:date="2026-01-01T00:00:00Z">
-        <w:r>
-          <w:t xml:space="preserve"> </w:t>
-        </w:r>
-      </w:ins>
-      <w:ins w:id="227" w:author="PR Preview" w:date="2026-01-01T00:00:00Z">
-        <w:r>
-          <w:t xml:space="preserve">of the bootstrap replicates</w:t>
-        </w:r>
-      </w:ins>
-      <w:ins w:id="228" w:author="PR Preview" w:date="2026-01-01T00:00:00Z">
-        <w:r>
-          <w:t xml:space="preserve"> </w:t>
-        </w:r>
-      </w:ins>
-      <m:oMath>
-        <m:sSubSup>
-          <m:e>
-            <m:acc>
-              <m:accPr>
-                <m:chr m:val="̂"/>
-              </m:accPr>
-              <m:e>
-                <m:r>
-                  <m:t>θ</m:t>
-                </m:r>
-              </m:e>
-            </m:acc>
-          </m:e>
-          <m:sub>
-            <m:r>
-              <m:t>1</m:t>
-            </m:r>
-          </m:sub>
-          <m:sup>
-            <m:r>
-              <m:rPr>
-                <m:sty m:val="p"/>
-              </m:rPr>
-              <m:t>*</m:t>
-            </m:r>
-          </m:sup>
-        </m:sSubSup>
-        <m:r>
-          <m:rPr>
-            <m:sty m:val="p"/>
-          </m:rPr>
-          <m:t>,</m:t>
-        </m:r>
-        <m:r>
-          <m:rPr>
-            <m:sty m:val="p"/>
-          </m:rPr>
-          <m:t>…</m:t>
-        </m:r>
-        <m:r>
-          <m:rPr>
-            <m:sty m:val="p"/>
-          </m:rPr>
-          <m:t>,</m:t>
-        </m:r>
-        <m:sSubSup>
-          <m:e>
-            <m:acc>
-              <m:accPr>
-                <m:chr m:val="̂"/>
-              </m:accPr>
-              <m:e>
-                <m:r>
-                  <m:t>θ</m:t>
-                </m:r>
-              </m:e>
-            </m:acc>
-          </m:e>
-          <m:sub>
-            <m:r>
-              <m:t>B</m:t>
-            </m:r>
-          </m:sub>
-          <m:sup>
-            <m:r>
-              <m:rPr>
-                <m:sty m:val="p"/>
-              </m:rPr>
-              <m:t>*</m:t>
-            </m:r>
-          </m:sup>
-        </m:sSubSup>
-      </m:oMath>
-      <w:ins w:id="229" w:author="PR Preview" w:date="2026-01-01T00:00:00Z">
-        <w:r>
-          <w:t xml:space="preserve"> </w:t>
-        </w:r>
-      </w:ins>
-      <w:ins w:id="230" w:author="PR Preview" w:date="2026-01-01T00:00:00Z">
-        <w:r>
-          <w:t xml:space="preserve">(</w:t>
-        </w:r>
-      </w:ins>
-      <w:hyperlink w:anchor="def-bootstrap-distribution">
-        <w:ins w:id="231" w:author="PR Preview" w:date="2026-01-01T00:00:00Z">
-          <w:r>
-            <w:rPr>
-              <w:rStyle w:val="Hyperlink"/>
-            </w:rPr>
-            <w:t xml:space="preserve">Definition 2</w:t>
-          </w:r>
-        </w:ins>
       </w:hyperlink>
-      <w:ins w:id="232" w:author="PR Preview" w:date="2026-01-01T00:00:00Z">
-        <w:r>
-          <w:t xml:space="preserve">).</w:t>
-        </w:r>
-      </w:ins>
+      <w:r>
+        <w:t xml:space="preserve">).</w:t>
+      </w:r>
     </w:p>
     <w:p>
       <w:pPr>

--- a/pr-preview/pr-341/bootstrap-handout-tracked-changes.docx
+++ b/pr-preview/pr-341/bootstrap-handout-tracked-changes.docx
@@ -16,7 +16,7 @@
       </w:pPr>
       <w:del w:id="1" w:author="PR Preview" w:date="2026-01-01T00:00:00Z">
         <w:r>
-          <w:delText xml:space="preserve">Last modified: 2026-10-19 01:42:24 (PDT)</w:delText>
+          <w:delText xml:space="preserve">Last modified: 2026-10-19 03:33:48 (PDT)</w:delText>
         </w:r>
       </w:del>
     </w:p>
@@ -26,7 +26,7 @@
       </w:pPr>
       <w:ins w:id="2" w:author="PR Preview" w:date="2026-01-01T00:00:00Z">
         <w:r>
-          <w:t xml:space="preserve">Last modified: 2026-10-19 01:55:24 (PDT)</w:t>
+          <w:t xml:space="preserve">Last modified: 2026-10-19 03:40:46 (PDT)</w:t>
         </w:r>
       </w:ins>
     </w:p>
